--- a/08-传感器电路/11-声音传感器电路/声音检测电路/声音检测电路.docx
+++ b/08-传感器电路/11-声音传感器电路/声音检测电路/声音检测电路.docx
@@ -3104,6 +3104,20 @@
     </w:p>
     <w:bookmarkEnd w:id="26"/>
     <w:bookmarkEnd w:id="27"/>
+    <w:p>
+      <w:pPr>
+        <w:spacing w:before="360"/>
+        <w:jc w:val="center"/>
+      </w:pPr>
+      <w:r>
+        <w:rPr>
+          <w:rFonts w:ascii="Times New Roman" w:hAnsi="Times New Roman"/>
+          <w:color w:val="555555"/>
+          <w:sz w:val="21"/>
+        </w:rPr>
+        <w:t>材料收集者：杜文杰</w:t>
+      </w:r>
+    </w:p>
     <w:sectPr>
       <w:headerReference r:id="rId9" w:type="default"/>
       <w:footerReference r:id="rId10" w:type="default"/>

--- a/08-传感器电路/11-声音传感器电路/声音检测电路/声音检测电路.docx
+++ b/08-传感器电路/11-声音传感器电路/声音检测电路/声音检测电路.docx
@@ -1,6 +1,6 @@
 
 <file path=word/document.xml><?xml version="1.0" encoding="utf-8"?>
-<w:document xmlns:w="http://schemas.openxmlformats.org/wordprocessingml/2006/main" xmlns:m="http://schemas.openxmlformats.org/officeDocument/2006/math" xmlns:r="http://schemas.openxmlformats.org/officeDocument/2006/relationships" xmlns:o="urn:schemas-microsoft-com:office:office" xmlns:v="urn:schemas-microsoft-com:vml" xmlns:w10="urn:schemas-microsoft-com:office:word" xmlns:a="http://schemas.openxmlformats.org/drawingml/2006/main" xmlns:pic="http://schemas.openxmlformats.org/drawingml/2006/picture" xmlns:wp="http://schemas.openxmlformats.org/drawingml/2006/wordprocessingDrawing">
+<w:document xmlns:m="http://schemas.openxmlformats.org/officeDocument/2006/math" xmlns:r="http://schemas.openxmlformats.org/officeDocument/2006/relationships" xmlns:w="http://schemas.openxmlformats.org/wordprocessingml/2006/main" xmlns:o="urn:schemas-microsoft-com:office:office" xmlns:v="urn:schemas-microsoft-com:vml" xmlns:w10="urn:schemas-microsoft-com:office:word" xmlns:a="http://schemas.openxmlformats.org/drawingml/2006/main" xmlns:pic="http://schemas.openxmlformats.org/drawingml/2006/picture" xmlns:wp="http://schemas.openxmlformats.org/drawingml/2006/wordprocessingDrawing">
   <w:body>
     <w:bookmarkStart w:id="27" w:name="声音检测电路"/>
     <w:p>
@@ -9,7 +9,7 @@
       </w:pPr>
       <w:r>
         <w:rPr>
-          <w:rFonts w:hint="eastAsia"/>
+          <w:rFonts w:hint="eastAsia" w:eastAsia="黑体"/>
         </w:rPr>
         <w:t xml:space="preserve">声音检测电路</w:t>
       </w:r>
@@ -21,7 +21,7 @@
       </w:pPr>
       <w:r>
         <w:rPr>
-          <w:rFonts w:hint="eastAsia"/>
+          <w:rFonts w:hint="eastAsia" w:eastAsia="黑体"/>
         </w:rPr>
         <w:t xml:space="preserve">拓扑描述</w:t>
       </w:r>
@@ -32,16 +32,19 @@
       </w:pPr>
       <w:r>
         <w:rPr>
-          <w:rFonts w:hint="eastAsia"/>
+          <w:rFonts w:hint="eastAsia" w:eastAsia="黑体"/>
         </w:rPr>
         <w:t xml:space="preserve">由</w:t>
       </w:r>
       <w:r>
+        <w:rPr>
+          <w:rFonts w:eastAsia="黑体"/>
+        </w:rPr>
         <w:t xml:space="preserve"> </w:t>
       </w:r>
       <w:r>
         <w:rPr>
-          <w:rFonts w:hint="eastAsia"/>
+          <w:rFonts w:hint="eastAsia" w:eastAsia="黑体"/>
           <w:b/>
           <w:bCs/>
         </w:rPr>
@@ -49,6 +52,7 @@
       </w:r>
       <w:r>
         <w:rPr>
+          <w:rFonts w:eastAsia="黑体"/>
           <w:b/>
           <w:bCs/>
         </w:rPr>
@@ -56,18 +60,21 @@
       </w:r>
       <w:r>
         <w:rPr>
-          <w:rFonts w:hint="eastAsia"/>
+          <w:rFonts w:hint="eastAsia" w:eastAsia="黑体"/>
           <w:b/>
           <w:bCs/>
         </w:rPr>
         <w:t xml:space="preserve">麦克风）</w:t>
       </w:r>
       <w:r>
+        <w:rPr>
+          <w:rFonts w:eastAsia="黑体"/>
+        </w:rPr>
         <w:t xml:space="preserve">、</w:t>
       </w:r>
       <w:r>
         <w:rPr>
-          <w:rFonts w:hint="eastAsia"/>
+          <w:rFonts w:hint="eastAsia" w:eastAsia="黑体"/>
           <w:b/>
           <w:bCs/>
         </w:rPr>
@@ -75,6 +82,7 @@
       </w:r>
       <w:r>
         <w:rPr>
+          <w:rFonts w:eastAsia="黑体"/>
           <w:b/>
           <w:bCs/>
         </w:rPr>
@@ -104,11 +112,14 @@
         </m:sSub>
       </m:oMath>
       <w:r>
+        <w:rPr>
+          <w:rFonts w:eastAsia="黑体"/>
+        </w:rPr>
         <w:t xml:space="preserve">、</w:t>
       </w:r>
       <w:r>
         <w:rPr>
-          <w:rFonts w:hint="eastAsia"/>
+          <w:rFonts w:hint="eastAsia" w:eastAsia="黑体"/>
           <w:b/>
           <w:bCs/>
         </w:rPr>
@@ -116,6 +127,7 @@
       </w:r>
       <w:r>
         <w:rPr>
+          <w:rFonts w:eastAsia="黑体"/>
           <w:b/>
           <w:bCs/>
         </w:rPr>
@@ -139,11 +151,14 @@
         </m:sSub>
       </m:oMath>
       <w:r>
+        <w:rPr>
+          <w:rFonts w:eastAsia="黑体"/>
+        </w:rPr>
         <w:t xml:space="preserve">、</w:t>
       </w:r>
       <w:r>
         <w:rPr>
-          <w:rFonts w:hint="eastAsia"/>
+          <w:rFonts w:hint="eastAsia" w:eastAsia="黑体"/>
           <w:b/>
           <w:bCs/>
         </w:rPr>
@@ -151,6 +166,7 @@
       </w:r>
       <w:r>
         <w:rPr>
+          <w:rFonts w:eastAsia="黑体"/>
           <w:b/>
           <w:bCs/>
         </w:rPr>
@@ -158,7 +174,7 @@
       </w:r>
       <w:r>
         <w:rPr>
-          <w:rFonts w:hint="eastAsia"/>
+          <w:rFonts w:hint="eastAsia" w:eastAsia="黑体"/>
           <w:b/>
           <w:bCs/>
         </w:rPr>
@@ -166,6 +182,7 @@
       </w:r>
       <w:r>
         <w:rPr>
+          <w:rFonts w:eastAsia="黑体"/>
           <w:b/>
           <w:bCs/>
         </w:rPr>
@@ -190,7 +207,7 @@
       </m:oMath>
       <w:r>
         <w:rPr>
-          <w:rFonts w:hint="eastAsia"/>
+          <w:rFonts w:hint="eastAsia" w:eastAsia="黑体"/>
           <w:b/>
           <w:bCs/>
         </w:rPr>
@@ -198,6 +215,7 @@
       </w:r>
       <w:r>
         <w:rPr>
+          <w:rFonts w:eastAsia="黑体"/>
           <w:b/>
           <w:bCs/>
         </w:rPr>
@@ -219,6 +237,7 @@
       </m:oMath>
       <w:r>
         <w:rPr>
+          <w:rFonts w:eastAsia="黑体"/>
           <w:b/>
           <w:bCs/>
         </w:rPr>
@@ -226,18 +245,21 @@
       </w:r>
       <w:r>
         <w:rPr>
-          <w:rFonts w:hint="eastAsia"/>
+          <w:rFonts w:hint="eastAsia" w:eastAsia="黑体"/>
           <w:b/>
           <w:bCs/>
         </w:rPr>
         <w:t xml:space="preserve">构成反相放大）</w:t>
       </w:r>
       <w:r>
+        <w:rPr>
+          <w:rFonts w:eastAsia="黑体"/>
+        </w:rPr>
         <w:t xml:space="preserve">、</w:t>
       </w:r>
       <w:r>
         <w:rPr>
-          <w:rFonts w:hint="eastAsia"/>
+          <w:rFonts w:hint="eastAsia" w:eastAsia="黑体"/>
           <w:b/>
           <w:bCs/>
         </w:rPr>
@@ -245,6 +267,7 @@
       </w:r>
       <w:r>
         <w:rPr>
+          <w:rFonts w:eastAsia="黑体"/>
           <w:b/>
           <w:bCs/>
         </w:rPr>
@@ -252,7 +275,7 @@
       </w:r>
       <w:r>
         <w:rPr>
-          <w:rFonts w:hint="eastAsia"/>
+          <w:rFonts w:hint="eastAsia" w:eastAsia="黑体"/>
           <w:b/>
           <w:bCs/>
         </w:rPr>
@@ -260,6 +283,7 @@
       </w:r>
       <w:r>
         <w:rPr>
+          <w:rFonts w:eastAsia="黑体"/>
           <w:b/>
           <w:bCs/>
         </w:rPr>
@@ -267,27 +291,33 @@
       </w:r>
       <w:r>
         <w:rPr>
-          <w:rFonts w:hint="eastAsia"/>
+          <w:rFonts w:hint="eastAsia" w:eastAsia="黑体"/>
           <w:b/>
           <w:bCs/>
         </w:rPr>
         <w:t xml:space="preserve">ADC）</w:t>
       </w:r>
       <w:r>
+        <w:rPr>
+          <w:rFonts w:eastAsia="黑体"/>
+        </w:rPr>
         <w:t xml:space="preserve"> </w:t>
       </w:r>
       <w:r>
         <w:rPr>
-          <w:rFonts w:hint="eastAsia"/>
+          <w:rFonts w:hint="eastAsia" w:eastAsia="黑体"/>
         </w:rPr>
         <w:t xml:space="preserve">及</w:t>
       </w:r>
       <w:r>
+        <w:rPr>
+          <w:rFonts w:eastAsia="黑体"/>
+        </w:rPr>
         <w:t xml:space="preserve"> </w:t>
       </w:r>
       <w:r>
         <w:rPr>
-          <w:rFonts w:hint="eastAsia"/>
+          <w:rFonts w:hint="eastAsia" w:eastAsia="黑体"/>
           <w:b/>
           <w:bCs/>
         </w:rPr>
@@ -295,6 +325,7 @@
       </w:r>
       <w:r>
         <w:rPr>
+          <w:rFonts w:eastAsia="黑体"/>
           <w:b/>
           <w:bCs/>
         </w:rPr>
@@ -316,6 +347,7 @@
       </m:oMath>
       <w:r>
         <w:rPr>
+          <w:rFonts w:eastAsia="黑体"/>
           <w:b/>
           <w:bCs/>
         </w:rPr>
@@ -336,26 +368,32 @@
         </m:sSub>
       </m:oMath>
       <w:r>
+        <w:rPr>
+          <w:rFonts w:eastAsia="黑体"/>
+        </w:rPr>
         <w:t xml:space="preserve"> </w:t>
       </w:r>
       <w:r>
         <w:rPr>
-          <w:rFonts w:hint="eastAsia"/>
+          <w:rFonts w:hint="eastAsia" w:eastAsia="黑体"/>
         </w:rPr>
         <w:t xml:space="preserve">组成。电路共有</w:t>
       </w:r>
       <w:r>
+        <w:rPr>
+          <w:rFonts w:eastAsia="黑体"/>
+        </w:rPr>
         <w:t xml:space="preserve"> 6 </w:t>
       </w:r>
       <w:r>
         <w:rPr>
-          <w:rFonts w:hint="eastAsia"/>
+          <w:rFonts w:hint="eastAsia" w:eastAsia="黑体"/>
         </w:rPr>
         <w:t xml:space="preserve">个关键节点：</w:t>
       </w:r>
       <w:r>
         <w:rPr>
-          <w:rFonts w:hint="eastAsia"/>
+          <w:rFonts w:hint="eastAsia" w:eastAsia="黑体"/>
           <w:b/>
           <w:bCs/>
         </w:rPr>
@@ -363,6 +401,7 @@
       </w:r>
       <w:r>
         <w:rPr>
+          <w:rFonts w:eastAsia="黑体"/>
           <w:b/>
           <w:bCs/>
         </w:rPr>
@@ -370,7 +409,7 @@
       </w:r>
       <w:r>
         <w:rPr>
-          <w:rFonts w:hint="eastAsia"/>
+          <w:rFonts w:hint="eastAsia" w:eastAsia="黑体"/>
           <w:b/>
           <w:bCs/>
         </w:rPr>
@@ -378,11 +417,14 @@
       </w:r>
       <w:r>
         <w:rPr>
-          <w:rFonts w:hint="eastAsia"/>
+          <w:rFonts w:hint="eastAsia" w:eastAsia="黑体"/>
         </w:rPr>
         <w:t xml:space="preserve">（麦克风信号输出与</w:t>
       </w:r>
       <w:r>
+        <w:rPr>
+          <w:rFonts w:eastAsia="黑体"/>
+        </w:rPr>
         <w:t xml:space="preserve"> </w:t>
       </w:r>
       <m:oMath>
@@ -409,17 +451,20 @@
         </m:sSub>
       </m:oMath>
       <w:r>
+        <w:rPr>
+          <w:rFonts w:eastAsia="黑体"/>
+        </w:rPr>
         <w:t xml:space="preserve"> </w:t>
       </w:r>
       <w:r>
         <w:rPr>
-          <w:rFonts w:hint="eastAsia"/>
+          <w:rFonts w:hint="eastAsia" w:eastAsia="黑体"/>
         </w:rPr>
         <w:t xml:space="preserve">下端相连）；</w:t>
       </w:r>
       <w:r>
         <w:rPr>
-          <w:rFonts w:hint="eastAsia"/>
+          <w:rFonts w:hint="eastAsia" w:eastAsia="黑体"/>
           <w:b/>
           <w:bCs/>
         </w:rPr>
@@ -427,6 +472,7 @@
       </w:r>
       <w:r>
         <w:rPr>
+          <w:rFonts w:eastAsia="黑体"/>
           <w:b/>
           <w:bCs/>
         </w:rPr>
@@ -434,7 +480,7 @@
       </w:r>
       <w:r>
         <w:rPr>
-          <w:rFonts w:hint="eastAsia"/>
+          <w:rFonts w:hint="eastAsia" w:eastAsia="黑体"/>
           <w:b/>
           <w:bCs/>
         </w:rPr>
@@ -442,7 +488,7 @@
       </w:r>
       <w:r>
         <w:rPr>
-          <w:rFonts w:hint="eastAsia"/>
+          <w:rFonts w:hint="eastAsia" w:eastAsia="黑体"/>
         </w:rPr>
         <w:t xml:space="preserve">（</w:t>
       </w:r>
@@ -464,15 +510,21 @@
         </m:sSub>
       </m:oMath>
       <w:r>
+        <w:rPr>
+          <w:rFonts w:eastAsia="黑体"/>
+        </w:rPr>
         <w:t xml:space="preserve"> </w:t>
       </w:r>
       <w:r>
         <w:rPr>
-          <w:rFonts w:hint="eastAsia"/>
+          <w:rFonts w:hint="eastAsia" w:eastAsia="黑体"/>
         </w:rPr>
         <w:t xml:space="preserve">下端与</w:t>
       </w:r>
       <w:r>
+        <w:rPr>
+          <w:rFonts w:eastAsia="黑体"/>
+        </w:rPr>
         <w:t xml:space="preserve"> </w:t>
       </w:r>
       <m:oMath>
@@ -493,17 +545,20 @@
         </m:sSub>
       </m:oMath>
       <w:r>
+        <w:rPr>
+          <w:rFonts w:eastAsia="黑体"/>
+        </w:rPr>
         <w:t xml:space="preserve"> </w:t>
       </w:r>
       <w:r>
         <w:rPr>
-          <w:rFonts w:hint="eastAsia"/>
+          <w:rFonts w:hint="eastAsia" w:eastAsia="黑体"/>
         </w:rPr>
         <w:t xml:space="preserve">上端相连）；</w:t>
       </w:r>
       <w:r>
         <w:rPr>
-          <w:rFonts w:hint="eastAsia"/>
+          <w:rFonts w:hint="eastAsia" w:eastAsia="黑体"/>
           <w:b/>
           <w:bCs/>
         </w:rPr>
@@ -511,6 +566,7 @@
       </w:r>
       <w:r>
         <w:rPr>
+          <w:rFonts w:eastAsia="黑体"/>
           <w:b/>
           <w:bCs/>
         </w:rPr>
@@ -518,7 +574,7 @@
       </w:r>
       <w:r>
         <w:rPr>
-          <w:rFonts w:hint="eastAsia"/>
+          <w:rFonts w:hint="eastAsia" w:eastAsia="黑体"/>
           <w:b/>
           <w:bCs/>
         </w:rPr>
@@ -526,7 +582,7 @@
       </w:r>
       <w:r>
         <w:rPr>
-          <w:rFonts w:hint="eastAsia"/>
+          <w:rFonts w:hint="eastAsia" w:eastAsia="黑体"/>
         </w:rPr>
         <w:t xml:space="preserve">（</w:t>
       </w:r>
@@ -548,11 +604,14 @@
         </m:sSub>
       </m:oMath>
       <w:r>
+        <w:rPr>
+          <w:rFonts w:eastAsia="黑体"/>
+        </w:rPr>
         <w:t xml:space="preserve"> </w:t>
       </w:r>
       <w:r>
         <w:rPr>
-          <w:rFonts w:hint="eastAsia"/>
+          <w:rFonts w:hint="eastAsia" w:eastAsia="黑体"/>
         </w:rPr>
         <w:t xml:space="preserve">下端、</w:t>
       </w:r>
@@ -571,35 +630,44 @@
         </m:sSub>
       </m:oMath>
       <w:r>
+        <w:rPr>
+          <w:rFonts w:eastAsia="黑体"/>
+        </w:rPr>
         <w:t xml:space="preserve"> </w:t>
       </w:r>
       <w:r>
         <w:rPr>
-          <w:rFonts w:hint="eastAsia"/>
+          <w:rFonts w:hint="eastAsia" w:eastAsia="黑体"/>
         </w:rPr>
         <w:t xml:space="preserve">左端与</w:t>
       </w:r>
       <w:r>
+        <w:rPr>
+          <w:rFonts w:eastAsia="黑体"/>
+        </w:rPr>
         <w:t xml:space="preserve"> A1 </w:t>
       </w:r>
       <w:r>
         <w:rPr>
-          <w:rFonts w:hint="eastAsia"/>
+          <w:rFonts w:hint="eastAsia" w:eastAsia="黑体"/>
         </w:rPr>
         <w:t xml:space="preserve">的</w:t>
       </w:r>
       <w:r>
+        <w:rPr>
+          <w:rFonts w:eastAsia="黑体"/>
+        </w:rPr>
         <w:t xml:space="preserve"> IN− </w:t>
       </w:r>
       <w:r>
         <w:rPr>
-          <w:rFonts w:hint="eastAsia"/>
+          <w:rFonts w:hint="eastAsia" w:eastAsia="黑体"/>
         </w:rPr>
         <w:t xml:space="preserve">相连）；</w:t>
       </w:r>
       <w:r>
         <w:rPr>
-          <w:rFonts w:hint="eastAsia"/>
+          <w:rFonts w:hint="eastAsia" w:eastAsia="黑体"/>
           <w:b/>
           <w:bCs/>
         </w:rPr>
@@ -607,6 +675,7 @@
       </w:r>
       <w:r>
         <w:rPr>
+          <w:rFonts w:eastAsia="黑体"/>
           <w:b/>
           <w:bCs/>
         </w:rPr>
@@ -614,7 +683,7 @@
       </w:r>
       <w:r>
         <w:rPr>
-          <w:rFonts w:hint="eastAsia"/>
+          <w:rFonts w:hint="eastAsia" w:eastAsia="黑体"/>
           <w:b/>
           <w:bCs/>
         </w:rPr>
@@ -622,29 +691,38 @@
       </w:r>
       <w:r>
         <w:rPr>
-          <w:rFonts w:hint="eastAsia"/>
+          <w:rFonts w:hint="eastAsia" w:eastAsia="黑体"/>
         </w:rPr>
         <w:t xml:space="preserve">（A1</w:t>
       </w:r>
       <w:r>
+        <w:rPr>
+          <w:rFonts w:eastAsia="黑体"/>
+        </w:rPr>
         <w:t xml:space="preserve"> </w:t>
       </w:r>
       <w:r>
         <w:rPr>
-          <w:rFonts w:hint="eastAsia"/>
+          <w:rFonts w:hint="eastAsia" w:eastAsia="黑体"/>
         </w:rPr>
         <w:t xml:space="preserve">的</w:t>
       </w:r>
       <w:r>
+        <w:rPr>
+          <w:rFonts w:eastAsia="黑体"/>
+        </w:rPr>
         <w:t xml:space="preserve"> OUT </w:t>
       </w:r>
       <w:r>
         <w:rPr>
-          <w:rFonts w:hint="eastAsia"/>
+          <w:rFonts w:hint="eastAsia" w:eastAsia="黑体"/>
         </w:rPr>
         <w:t xml:space="preserve">与</w:t>
       </w:r>
       <w:r>
+        <w:rPr>
+          <w:rFonts w:eastAsia="黑体"/>
+        </w:rPr>
         <w:t xml:space="preserve"> </w:t>
       </w:r>
       <m:oMath>
@@ -662,17 +740,20 @@
         </m:sSub>
       </m:oMath>
       <w:r>
+        <w:rPr>
+          <w:rFonts w:eastAsia="黑体"/>
+        </w:rPr>
         <w:t xml:space="preserve"> </w:t>
       </w:r>
       <w:r>
         <w:rPr>
-          <w:rFonts w:hint="eastAsia"/>
+          <w:rFonts w:hint="eastAsia" w:eastAsia="黑体"/>
         </w:rPr>
         <w:t xml:space="preserve">右端相连）；</w:t>
       </w:r>
       <w:r>
         <w:rPr>
-          <w:rFonts w:hint="eastAsia"/>
+          <w:rFonts w:hint="eastAsia" w:eastAsia="黑体"/>
           <w:b/>
           <w:bCs/>
         </w:rPr>
@@ -680,6 +761,7 @@
       </w:r>
       <w:r>
         <w:rPr>
+          <w:rFonts w:eastAsia="黑体"/>
           <w:b/>
           <w:bCs/>
         </w:rPr>
@@ -687,7 +769,7 @@
       </w:r>
       <w:r>
         <w:rPr>
-          <w:rFonts w:hint="eastAsia"/>
+          <w:rFonts w:hint="eastAsia" w:eastAsia="黑体"/>
           <w:b/>
           <w:bCs/>
         </w:rPr>
@@ -695,31 +777,37 @@
       </w:r>
       <w:r>
         <w:rPr>
-          <w:rFonts w:hint="eastAsia"/>
+          <w:rFonts w:hint="eastAsia" w:eastAsia="黑体"/>
         </w:rPr>
         <w:t xml:space="preserve">（A1</w:t>
       </w:r>
       <w:r>
+        <w:rPr>
+          <w:rFonts w:eastAsia="黑体"/>
+        </w:rPr>
         <w:t xml:space="preserve"> </w:t>
       </w:r>
       <w:r>
         <w:rPr>
-          <w:rFonts w:hint="eastAsia"/>
+          <w:rFonts w:hint="eastAsia" w:eastAsia="黑体"/>
         </w:rPr>
         <w:t xml:space="preserve">的</w:t>
       </w:r>
       <w:r>
+        <w:rPr>
+          <w:rFonts w:eastAsia="黑体"/>
+        </w:rPr>
         <w:t xml:space="preserve"> IN+ </w:t>
       </w:r>
       <w:r>
         <w:rPr>
-          <w:rFonts w:hint="eastAsia"/>
+          <w:rFonts w:hint="eastAsia" w:eastAsia="黑体"/>
         </w:rPr>
         <w:t xml:space="preserve">接偏置参考或地）；</w:t>
       </w:r>
       <w:r>
         <w:rPr>
-          <w:rFonts w:hint="eastAsia"/>
+          <w:rFonts w:hint="eastAsia" w:eastAsia="黑体"/>
           <w:b/>
           <w:bCs/>
         </w:rPr>
@@ -727,6 +815,7 @@
       </w:r>
       <w:r>
         <w:rPr>
+          <w:rFonts w:eastAsia="黑体"/>
           <w:b/>
           <w:bCs/>
         </w:rPr>
@@ -734,7 +823,7 @@
       </w:r>
       <w:r>
         <w:rPr>
-          <w:rFonts w:hint="eastAsia"/>
+          <w:rFonts w:hint="eastAsia" w:eastAsia="黑体"/>
           <w:b/>
           <w:bCs/>
         </w:rPr>
@@ -742,16 +831,19 @@
       </w:r>
       <w:r>
         <w:rPr>
-          <w:rFonts w:hint="eastAsia"/>
+          <w:rFonts w:hint="eastAsia" w:eastAsia="黑体"/>
         </w:rPr>
         <w:t xml:space="preserve">（放大输出与阈值分压分别接比较器</w:t>
       </w:r>
       <w:r>
+        <w:rPr>
+          <w:rFonts w:eastAsia="黑体"/>
+        </w:rPr>
         <w:t xml:space="preserve"> A2 </w:t>
       </w:r>
       <w:r>
         <w:rPr>
-          <w:rFonts w:hint="eastAsia"/>
+          <w:rFonts w:hint="eastAsia" w:eastAsia="黑体"/>
         </w:rPr>
         <w:t xml:space="preserve">的两个输入端）。</w:t>
       </w:r>
@@ -760,28 +852,34 @@
       <w:pPr/>
       <w:r>
         <w:rPr>
-          <w:rFonts w:hint="eastAsia"/>
+          <w:rFonts w:hint="eastAsia" w:eastAsia="黑体"/>
         </w:rPr>
         <w:t xml:space="preserve">各元件管脚连接：</w:t>
       </w:r>
       <w:r>
         <w:rPr>
-          <w:rFonts w:hint="eastAsia"/>
+          <w:rFonts w:hint="eastAsia" w:eastAsia="黑体"/>
           <w:b/>
           <w:bCs/>
         </w:rPr>
         <w:t xml:space="preserve">拾音麦克风</w:t>
       </w:r>
       <w:r>
+        <w:rPr>
+          <w:rFonts w:eastAsia="黑体"/>
+        </w:rPr>
         <w:t xml:space="preserve"> </w:t>
       </w:r>
       <w:r>
         <w:rPr>
-          <w:rFonts w:hint="eastAsia"/>
+          <w:rFonts w:hint="eastAsia" w:eastAsia="黑体"/>
         </w:rPr>
         <w:t xml:space="preserve">电源端子经</w:t>
       </w:r>
       <w:r>
+        <w:rPr>
+          <w:rFonts w:eastAsia="黑体"/>
+        </w:rPr>
         <w:t xml:space="preserve"> </w:t>
       </w:r>
       <m:oMath>
@@ -808,29 +906,38 @@
         </m:sSub>
       </m:oMath>
       <w:r>
+        <w:rPr>
+          <w:rFonts w:eastAsia="黑体"/>
+        </w:rPr>
         <w:t xml:space="preserve"> </w:t>
       </w:r>
       <w:r>
         <w:rPr>
-          <w:rFonts w:hint="eastAsia"/>
+          <w:rFonts w:hint="eastAsia" w:eastAsia="黑体"/>
         </w:rPr>
         <w:t xml:space="preserve">上端接</w:t>
       </w:r>
       <w:r>
+        <w:rPr>
+          <w:rFonts w:eastAsia="黑体"/>
+        </w:rPr>
         <w:t xml:space="preserve"> </w:t>
       </w:r>
       <w:r>
         <w:rPr>
-          <w:rFonts w:hint="eastAsia"/>
+          <w:rFonts w:hint="eastAsia" w:eastAsia="黑体"/>
         </w:rPr>
         <w:t xml:space="preserve">+VCC、信号输出端子接节点①、地端子接地</w:t>
       </w:r>
       <w:r>
+        <w:rPr>
+          <w:rFonts w:eastAsia="黑体"/>
+        </w:rPr>
         <w:t xml:space="preserve"> </w:t>
       </w:r>
       <w:r>
         <w:rPr>
-          <w:rFonts w:hint="eastAsia"/>
+          <w:rFonts w:hint="eastAsia" w:eastAsia="黑体"/>
         </w:rPr>
         <w:t xml:space="preserve">GND；</w:t>
       </w:r>
@@ -858,20 +965,26 @@
         </m:sSub>
       </m:oMath>
       <w:r>
+        <w:rPr>
+          <w:rFonts w:eastAsia="黑体"/>
+        </w:rPr>
         <w:t xml:space="preserve"> </w:t>
       </w:r>
       <w:r>
         <w:rPr>
-          <w:rFonts w:hint="eastAsia"/>
+          <w:rFonts w:hint="eastAsia" w:eastAsia="黑体"/>
         </w:rPr>
         <w:t xml:space="preserve">一端接</w:t>
       </w:r>
       <w:r>
+        <w:rPr>
+          <w:rFonts w:eastAsia="黑体"/>
+        </w:rPr>
         <w:t xml:space="preserve"> </w:t>
       </w:r>
       <w:r>
         <w:rPr>
-          <w:rFonts w:hint="eastAsia"/>
+          <w:rFonts w:hint="eastAsia" w:eastAsia="黑体"/>
         </w:rPr>
         <w:t xml:space="preserve">+VCC、另一端接节点①；</w:t>
       </w:r>
@@ -893,11 +1006,14 @@
         </m:sSub>
       </m:oMath>
       <w:r>
+        <w:rPr>
+          <w:rFonts w:eastAsia="黑体"/>
+        </w:rPr>
         <w:t xml:space="preserve"> </w:t>
       </w:r>
       <w:r>
         <w:rPr>
-          <w:rFonts w:hint="eastAsia"/>
+          <w:rFonts w:hint="eastAsia" w:eastAsia="黑体"/>
         </w:rPr>
         <w:t xml:space="preserve">一端接节点①、另一端接节点②；</w:t>
       </w:r>
@@ -919,11 +1035,14 @@
         </m:sSub>
       </m:oMath>
       <w:r>
+        <w:rPr>
+          <w:rFonts w:eastAsia="黑体"/>
+        </w:rPr>
         <w:t xml:space="preserve"> </w:t>
       </w:r>
       <w:r>
         <w:rPr>
-          <w:rFonts w:hint="eastAsia"/>
+          <w:rFonts w:hint="eastAsia" w:eastAsia="黑体"/>
         </w:rPr>
         <w:t xml:space="preserve">一端接节点②、另一端接节点③；</w:t>
       </w:r>
@@ -942,78 +1061,100 @@
         </m:sSub>
       </m:oMath>
       <w:r>
+        <w:rPr>
+          <w:rFonts w:eastAsia="黑体"/>
+        </w:rPr>
         <w:t xml:space="preserve"> </w:t>
       </w:r>
       <w:r>
         <w:rPr>
-          <w:rFonts w:hint="eastAsia"/>
+          <w:rFonts w:hint="eastAsia" w:eastAsia="黑体"/>
         </w:rPr>
         <w:t xml:space="preserve">一端接节点③、另一端接节点④；</w:t>
       </w:r>
       <w:r>
         <w:rPr>
+          <w:rFonts w:eastAsia="黑体"/>
           <w:b/>
           <w:bCs/>
         </w:rPr>
         <w:t xml:space="preserve">A1</w:t>
       </w:r>
       <w:r>
+        <w:rPr>
+          <w:rFonts w:eastAsia="黑体"/>
+        </w:rPr>
         <w:t xml:space="preserve"> </w:t>
       </w:r>
       <w:r>
         <w:rPr>
-          <w:rFonts w:hint="eastAsia"/>
+          <w:rFonts w:hint="eastAsia" w:eastAsia="黑体"/>
         </w:rPr>
         <w:t xml:space="preserve">的</w:t>
       </w:r>
       <w:r>
+        <w:rPr>
+          <w:rFonts w:eastAsia="黑体"/>
+        </w:rPr>
         <w:t xml:space="preserve"> IN− </w:t>
       </w:r>
       <w:r>
         <w:rPr>
-          <w:rFonts w:hint="eastAsia"/>
+          <w:rFonts w:hint="eastAsia" w:eastAsia="黑体"/>
         </w:rPr>
         <w:t xml:space="preserve">接节点③、IN+</w:t>
       </w:r>
       <w:r>
+        <w:rPr>
+          <w:rFonts w:eastAsia="黑体"/>
+        </w:rPr>
         <w:t xml:space="preserve"> </w:t>
       </w:r>
       <w:r>
         <w:rPr>
-          <w:rFonts w:hint="eastAsia"/>
+          <w:rFonts w:hint="eastAsia" w:eastAsia="黑体"/>
         </w:rPr>
         <w:t xml:space="preserve">接节点⑤、OUT</w:t>
       </w:r>
       <w:r>
+        <w:rPr>
+          <w:rFonts w:eastAsia="黑体"/>
+        </w:rPr>
         <w:t xml:space="preserve"> </w:t>
       </w:r>
       <w:r>
         <w:rPr>
-          <w:rFonts w:hint="eastAsia"/>
+          <w:rFonts w:hint="eastAsia" w:eastAsia="黑体"/>
         </w:rPr>
         <w:t xml:space="preserve">接节点④、V+</w:t>
       </w:r>
       <w:r>
+        <w:rPr>
+          <w:rFonts w:eastAsia="黑体"/>
+        </w:rPr>
         <w:t xml:space="preserve"> </w:t>
       </w:r>
       <w:r>
         <w:rPr>
-          <w:rFonts w:hint="eastAsia"/>
+          <w:rFonts w:hint="eastAsia" w:eastAsia="黑体"/>
         </w:rPr>
         <w:t xml:space="preserve">接</w:t>
       </w:r>
       <w:r>
+        <w:rPr>
+          <w:rFonts w:eastAsia="黑体"/>
+        </w:rPr>
         <w:t xml:space="preserve"> +VCC、V− </w:t>
       </w:r>
       <w:r>
         <w:rPr>
-          <w:rFonts w:hint="eastAsia"/>
+          <w:rFonts w:hint="eastAsia" w:eastAsia="黑体"/>
         </w:rPr>
         <w:t xml:space="preserve">接地（单电源时接地）；</w:t>
       </w:r>
       <w:r>
         <w:rPr>
-          <w:rFonts w:hint="eastAsia"/>
+          <w:rFonts w:hint="eastAsia" w:eastAsia="黑体"/>
           <w:b/>
           <w:bCs/>
         </w:rPr>
@@ -1021,48 +1162,64 @@
       </w:r>
       <w:r>
         <w:rPr>
+          <w:rFonts w:eastAsia="黑体"/>
           <w:b/>
           <w:bCs/>
         </w:rPr>
         <w:t xml:space="preserve"> A2</w:t>
       </w:r>
       <w:r>
+        <w:rPr>
+          <w:rFonts w:eastAsia="黑体"/>
+        </w:rPr>
         <w:t xml:space="preserve"> </w:t>
       </w:r>
       <w:r>
         <w:rPr>
-          <w:rFonts w:hint="eastAsia"/>
+          <w:rFonts w:hint="eastAsia" w:eastAsia="黑体"/>
         </w:rPr>
         <w:t xml:space="preserve">的</w:t>
       </w:r>
       <w:r>
+        <w:rPr>
+          <w:rFonts w:eastAsia="黑体"/>
+        </w:rPr>
         <w:t xml:space="preserve"> IN+ </w:t>
       </w:r>
       <w:r>
         <w:rPr>
-          <w:rFonts w:hint="eastAsia"/>
+          <w:rFonts w:hint="eastAsia" w:eastAsia="黑体"/>
         </w:rPr>
         <w:t xml:space="preserve">接节点④（放大输出）、IN−</w:t>
       </w:r>
       <w:r>
+        <w:rPr>
+          <w:rFonts w:eastAsia="黑体"/>
+        </w:rPr>
         <w:t xml:space="preserve"> </w:t>
       </w:r>
       <w:r>
         <w:rPr>
-          <w:rFonts w:hint="eastAsia"/>
+          <w:rFonts w:hint="eastAsia" w:eastAsia="黑体"/>
         </w:rPr>
         <w:t xml:space="preserve">接阈值分压点、OUT</w:t>
       </w:r>
       <w:r>
+        <w:rPr>
+          <w:rFonts w:eastAsia="黑体"/>
+        </w:rPr>
         <w:t xml:space="preserve"> </w:t>
       </w:r>
       <w:r>
         <w:rPr>
-          <w:rFonts w:hint="eastAsia"/>
+          <w:rFonts w:hint="eastAsia" w:eastAsia="黑体"/>
         </w:rPr>
         <w:t xml:space="preserve">输出开关量（有声/无声），其中阈值分压点由</w:t>
       </w:r>
       <w:r>
+        <w:rPr>
+          <w:rFonts w:eastAsia="黑体"/>
+        </w:rPr>
         <w:t xml:space="preserve"> </w:t>
       </w:r>
       <m:oMath>
@@ -1080,6 +1237,9 @@
         </m:sSub>
       </m:oMath>
       <w:r>
+        <w:rPr>
+          <w:rFonts w:eastAsia="黑体"/>
+        </w:rPr>
         <w:t xml:space="preserve">、</w:t>
       </w:r>
       <m:oMath>
@@ -1097,29 +1257,38 @@
         </m:sSub>
       </m:oMath>
       <w:r>
+        <w:rPr>
+          <w:rFonts w:eastAsia="黑体"/>
+        </w:rPr>
         <w:t xml:space="preserve"> </w:t>
       </w:r>
       <w:r>
         <w:rPr>
-          <w:rFonts w:hint="eastAsia"/>
+          <w:rFonts w:hint="eastAsia" w:eastAsia="黑体"/>
         </w:rPr>
         <w:t xml:space="preserve">分压给出，节点④</w:t>
       </w:r>
       <w:r>
+        <w:rPr>
+          <w:rFonts w:eastAsia="黑体"/>
+        </w:rPr>
         <w:t xml:space="preserve"> </w:t>
       </w:r>
       <w:r>
         <w:rPr>
-          <w:rFonts w:hint="eastAsia"/>
+          <w:rFonts w:hint="eastAsia" w:eastAsia="黑体"/>
         </w:rPr>
         <w:t xml:space="preserve">也可直接送</w:t>
       </w:r>
       <w:r>
+        <w:rPr>
+          <w:rFonts w:eastAsia="黑体"/>
+        </w:rPr>
         <w:t xml:space="preserve"> ADC </w:t>
       </w:r>
       <w:r>
         <w:rPr>
-          <w:rFonts w:hint="eastAsia"/>
+          <w:rFonts w:hint="eastAsia" w:eastAsia="黑体"/>
         </w:rPr>
         <w:t xml:space="preserve">采集音量；</w:t>
       </w:r>
@@ -1138,15 +1307,21 @@
         </m:sSub>
       </m:oMath>
       <w:r>
+        <w:rPr>
+          <w:rFonts w:eastAsia="黑体"/>
+        </w:rPr>
         <w:t xml:space="preserve"> </w:t>
       </w:r>
       <w:r>
         <w:rPr>
-          <w:rFonts w:hint="eastAsia"/>
+          <w:rFonts w:hint="eastAsia" w:eastAsia="黑体"/>
         </w:rPr>
         <w:t xml:space="preserve">一端接电源/基准</w:t>
       </w:r>
       <w:r>
+        <w:rPr>
+          <w:rFonts w:eastAsia="黑体"/>
+        </w:rPr>
         <w:t xml:space="preserve"> </w:t>
       </w:r>
       <m:oMath>
@@ -1171,7 +1346,7 @@
       </m:oMath>
       <w:r>
         <w:rPr>
-          <w:rFonts w:hint="eastAsia"/>
+          <w:rFonts w:hint="eastAsia" w:eastAsia="黑体"/>
         </w:rPr>
         <w:t xml:space="preserve">、另一端接阈值分压点；</w:t>
       </w:r>
@@ -1190,15 +1365,21 @@
         </m:sSub>
       </m:oMath>
       <w:r>
+        <w:rPr>
+          <w:rFonts w:eastAsia="黑体"/>
+        </w:rPr>
         <w:t xml:space="preserve"> </w:t>
       </w:r>
       <w:r>
         <w:rPr>
-          <w:rFonts w:hint="eastAsia"/>
+          <w:rFonts w:hint="eastAsia" w:eastAsia="黑体"/>
         </w:rPr>
         <w:t xml:space="preserve">一端接阈值分压点、另一端接地</w:t>
       </w:r>
       <w:r>
+        <w:rPr>
+          <w:rFonts w:eastAsia="黑体"/>
+        </w:rPr>
         <w:t xml:space="preserve"> GND。</w:t>
       </w:r>
     </w:p>
@@ -1206,14 +1387,20 @@
       <w:pPr/>
       <w:r>
         <w:rPr>
-          <w:rFonts w:hint="eastAsia"/>
+          <w:rFonts w:hint="eastAsia" w:eastAsia="黑体"/>
         </w:rPr>
         <w:t xml:space="preserve">由此构成”麦克风拾音</w:t>
       </w:r>
       <w:r>
+        <w:rPr>
+          <w:rFonts w:eastAsia="黑体"/>
+        </w:rPr>
         <w:t xml:space="preserve"> →</w:t>
       </w:r>
       <w:r>
+        <w:rPr>
+          <w:rFonts w:eastAsia="黑体"/>
+        </w:rPr>
         <w:t xml:space="preserve"> </w:t>
       </w:r>
       <m:oMath>
@@ -1240,18 +1427,27 @@
         </m:sSub>
       </m:oMath>
       <w:r>
+        <w:rPr>
+          <w:rFonts w:eastAsia="黑体"/>
+        </w:rPr>
         <w:t xml:space="preserve"> </w:t>
       </w:r>
       <w:r>
         <w:rPr>
-          <w:rFonts w:hint="eastAsia"/>
+          <w:rFonts w:hint="eastAsia" w:eastAsia="黑体"/>
         </w:rPr>
         <w:t xml:space="preserve">偏置供电</w:t>
       </w:r>
       <w:r>
+        <w:rPr>
+          <w:rFonts w:eastAsia="黑体"/>
+        </w:rPr>
         <w:t xml:space="preserve"> →</w:t>
       </w:r>
       <w:r>
+        <w:rPr>
+          <w:rFonts w:eastAsia="黑体"/>
+        </w:rPr>
         <w:t xml:space="preserve"> </w:t>
       </w:r>
       <m:oMath>
@@ -1272,18 +1468,27 @@
         </m:sSub>
       </m:oMath>
       <w:r>
+        <w:rPr>
+          <w:rFonts w:eastAsia="黑体"/>
+        </w:rPr>
         <w:t xml:space="preserve"> </w:t>
       </w:r>
       <w:r>
         <w:rPr>
-          <w:rFonts w:hint="eastAsia"/>
+          <w:rFonts w:hint="eastAsia" w:eastAsia="黑体"/>
         </w:rPr>
         <w:t xml:space="preserve">隔直耦合</w:t>
       </w:r>
       <w:r>
+        <w:rPr>
+          <w:rFonts w:eastAsia="黑体"/>
+        </w:rPr>
         <w:t xml:space="preserve"> →</w:t>
       </w:r>
       <w:r>
+        <w:rPr>
+          <w:rFonts w:eastAsia="黑体"/>
+        </w:rPr>
         <w:t xml:space="preserve"> </w:t>
       </w:r>
       <m:oMath>
@@ -1304,6 +1509,9 @@
         </m:sSub>
       </m:oMath>
       <w:r>
+        <w:rPr>
+          <w:rFonts w:eastAsia="黑体"/>
+        </w:rPr>
         <w:t xml:space="preserve">/</w:t>
       </w:r>
       <m:oMath>
@@ -1321,33 +1529,45 @@
         </m:sSub>
       </m:oMath>
       <w:r>
+        <w:rPr>
+          <w:rFonts w:eastAsia="黑体"/>
+        </w:rPr>
         <w:t xml:space="preserve"> </w:t>
       </w:r>
       <w:r>
         <w:rPr>
-          <w:rFonts w:hint="eastAsia"/>
+          <w:rFonts w:hint="eastAsia" w:eastAsia="黑体"/>
         </w:rPr>
         <w:t xml:space="preserve">反相放大</w:t>
       </w:r>
       <w:r>
+        <w:rPr>
+          <w:rFonts w:eastAsia="黑体"/>
+        </w:rPr>
         <w:t xml:space="preserve"> → </w:t>
       </w:r>
       <w:r>
         <w:rPr>
-          <w:rFonts w:hint="eastAsia"/>
+          <w:rFonts w:hint="eastAsia" w:eastAsia="黑体"/>
         </w:rPr>
         <w:t xml:space="preserve">比较器阈值判定输出开关量（或送</w:t>
       </w:r>
       <w:r>
+        <w:rPr>
+          <w:rFonts w:eastAsia="黑体"/>
+        </w:rPr>
         <w:t xml:space="preserve"> ADC </w:t>
       </w:r>
       <w:r>
         <w:rPr>
-          <w:rFonts w:hint="eastAsia"/>
+          <w:rFonts w:hint="eastAsia" w:eastAsia="黑体"/>
         </w:rPr>
         <w:t xml:space="preserve">测音量）“的传感与调理组态，反相增益为</w:t>
       </w:r>
       <w:r>
+        <w:rPr>
+          <w:rFonts w:eastAsia="黑体"/>
+        </w:rPr>
         <w:t xml:space="preserve"> </w:t>
       </w:r>
       <m:oMath>
@@ -1411,11 +1631,14 @@
       </m:oMath>
       <w:r>
         <w:rPr>
-          <w:rFonts w:hint="eastAsia"/>
+          <w:rFonts w:hint="eastAsia" w:eastAsia="黑体"/>
         </w:rPr>
         <w:t xml:space="preserve">，高通截止频率</w:t>
       </w:r>
       <w:r>
+        <w:rPr>
+          <w:rFonts w:eastAsia="黑体"/>
+        </w:rPr>
         <w:t xml:space="preserve"> </w:t>
       </w:r>
       <m:oMath>
@@ -1488,11 +1711,14 @@
       </m:oMath>
       <w:r>
         <w:rPr>
-          <w:rFonts w:hint="eastAsia"/>
+          <w:rFonts w:hint="eastAsia" w:eastAsia="黑体"/>
         </w:rPr>
         <w:t xml:space="preserve">，比较阈值</w:t>
       </w:r>
       <w:r>
+        <w:rPr>
+          <w:rFonts w:eastAsia="黑体"/>
+        </w:rPr>
         <w:t xml:space="preserve"> </w:t>
       </w:r>
       <m:oMath>
@@ -1594,6 +1820,9 @@
         </m:f>
       </m:oMath>
       <w:r>
+        <w:rPr>
+          <w:rFonts w:eastAsia="黑体"/>
+        </w:rPr>
         <w:t xml:space="preserve">。</w:t>
       </w:r>
     </w:p>
@@ -1605,7 +1834,7 @@
       </w:pPr>
       <w:r>
         <w:rPr>
-          <w:rFonts w:hint="eastAsia"/>
+          <w:rFonts w:hint="eastAsia" w:eastAsia="黑体"/>
         </w:rPr>
         <w:t xml:space="preserve">工作原理</w:t>
       </w:r>
@@ -1616,16 +1845,19 @@
       </w:pPr>
       <w:r>
         <w:rPr>
-          <w:rFonts w:hint="eastAsia"/>
+          <w:rFonts w:hint="eastAsia" w:eastAsia="黑体"/>
         </w:rPr>
         <w:t xml:space="preserve">声音使麦克风输出微弱的交变电压，经耦合电容隔直后送入放大器放大；放大后的信号一路可由比较器与阈值比较输出高低电平（有声/无声），一路可送</w:t>
       </w:r>
       <w:r>
+        <w:rPr>
+          <w:rFonts w:eastAsia="黑体"/>
+        </w:rPr>
         <w:t xml:space="preserve"> ADC </w:t>
       </w:r>
       <w:r>
         <w:rPr>
-          <w:rFonts w:hint="eastAsia"/>
+          <w:rFonts w:hint="eastAsia" w:eastAsia="黑体"/>
         </w:rPr>
         <w:t xml:space="preserve">测量音量。</w:t>
       </w:r>
@@ -1638,7 +1870,7 @@
       </w:pPr>
       <w:r>
         <w:rPr>
-          <w:rFonts w:hint="eastAsia"/>
+          <w:rFonts w:hint="eastAsia" w:eastAsia="黑体"/>
         </w:rPr>
         <w:t xml:space="preserve">关键计算公式</w:t>
       </w:r>
@@ -1652,7 +1884,7 @@
       </w:pPr>
       <w:r>
         <w:rPr>
-          <w:rFonts w:hint="eastAsia"/>
+          <w:rFonts w:hint="eastAsia" w:eastAsia="黑体"/>
         </w:rPr>
         <w:t xml:space="preserve">反相放大器增益：</w:t>
       </w:r>
@@ -1739,7 +1971,7 @@
       </w:pPr>
       <w:r>
         <w:rPr>
-          <w:rFonts w:hint="eastAsia"/>
+          <w:rFonts w:hint="eastAsia" w:eastAsia="黑体"/>
         </w:rPr>
         <w:t xml:space="preserve">交流耦合高通截止：</w:t>
       </w:r>
@@ -1832,7 +2064,7 @@
       </w:pPr>
       <w:r>
         <w:rPr>
-          <w:rFonts w:hint="eastAsia"/>
+          <w:rFonts w:hint="eastAsia" w:eastAsia="黑体"/>
         </w:rPr>
         <w:t xml:space="preserve">比较器阈值分压：</w:t>
       </w:r>
@@ -1977,7 +2209,7 @@
             </w:pPr>
             <w:r>
               <w:rPr>
-                <w:rFonts w:hint="eastAsia"/>
+                <w:rFonts w:hint="eastAsia" w:eastAsia="黑体"/>
               </w:rPr>
               <w:t xml:space="preserve">符号</w:t>
             </w:r>
@@ -1991,7 +2223,7 @@
             </w:pPr>
             <w:r>
               <w:rPr>
-                <w:rFonts w:hint="eastAsia"/>
+                <w:rFonts w:hint="eastAsia" w:eastAsia="黑体"/>
               </w:rPr>
               <w:t xml:space="preserve">含义</w:t>
             </w:r>
@@ -2005,7 +2237,7 @@
             </w:pPr>
             <w:r>
               <w:rPr>
-                <w:rFonts w:hint="eastAsia"/>
+                <w:rFonts w:hint="eastAsia" w:eastAsia="黑体"/>
               </w:rPr>
               <w:t xml:space="preserve">单位</w:t>
             </w:r>
@@ -2034,6 +2266,9 @@
               </m:sSub>
             </m:oMath>
             <w:r>
+              <w:rPr>
+                <w:rFonts w:eastAsia="黑体"/>
+              </w:rPr>
               <w:t xml:space="preserve">​</w:t>
             </w:r>
           </w:p>
@@ -2046,7 +2281,7 @@
             </w:pPr>
             <w:r>
               <w:rPr>
-                <w:rFonts w:hint="eastAsia"/>
+                <w:rFonts w:hint="eastAsia" w:eastAsia="黑体"/>
               </w:rPr>
               <w:t xml:space="preserve">电压增益</w:t>
             </w:r>
@@ -2060,7 +2295,7 @@
             </w:pPr>
             <w:r>
               <w:rPr>
-                <w:rFonts w:hint="eastAsia"/>
+                <w:rFonts w:hint="eastAsia" w:eastAsia="黑体"/>
               </w:rPr>
               <w:t xml:space="preserve">无量纲</w:t>
             </w:r>
@@ -2113,6 +2348,9 @@
               </m:sSub>
             </m:oMath>
             <w:r>
+              <w:rPr>
+                <w:rFonts w:eastAsia="黑体"/>
+              </w:rPr>
               <w:t xml:space="preserve">​</w:t>
             </w:r>
           </w:p>
@@ -2125,7 +2363,7 @@
             </w:pPr>
             <w:r>
               <w:rPr>
-                <w:rFonts w:hint="eastAsia"/>
+                <w:rFonts w:hint="eastAsia" w:eastAsia="黑体"/>
               </w:rPr>
               <w:t xml:space="preserve">反馈、输入电阻</w:t>
             </w:r>
@@ -2138,6 +2376,9 @@
               <w:pStyle w:val="Compact"/>
             </w:pPr>
             <w:r>
+              <w:rPr>
+                <w:rFonts w:eastAsia="黑体"/>
+              </w:rPr>
               <w:t xml:space="preserve">Ω</w:t>
             </w:r>
           </w:p>
@@ -2168,6 +2409,9 @@
               </m:sSub>
             </m:oMath>
             <w:r>
+              <w:rPr>
+                <w:rFonts w:eastAsia="黑体"/>
+              </w:rPr>
               <w:t xml:space="preserve">​</w:t>
             </w:r>
           </w:p>
@@ -2180,7 +2424,7 @@
             </w:pPr>
             <w:r>
               <w:rPr>
-                <w:rFonts w:hint="eastAsia"/>
+                <w:rFonts w:hint="eastAsia" w:eastAsia="黑体"/>
               </w:rPr>
               <w:t xml:space="preserve">耦合电容</w:t>
             </w:r>
@@ -2193,6 +2437,9 @@
               <w:pStyle w:val="Compact"/>
             </w:pPr>
             <w:r>
+              <w:rPr>
+                <w:rFonts w:eastAsia="黑体"/>
+              </w:rPr>
               <w:t xml:space="preserve">F</w:t>
             </w:r>
           </w:p>
@@ -2220,6 +2467,9 @@
               </m:sSub>
             </m:oMath>
             <w:r>
+              <w:rPr>
+                <w:rFonts w:eastAsia="黑体"/>
+              </w:rPr>
               <w:t xml:space="preserve">​</w:t>
             </w:r>
           </w:p>
@@ -2232,7 +2482,7 @@
             </w:pPr>
             <w:r>
               <w:rPr>
-                <w:rFonts w:hint="eastAsia"/>
+                <w:rFonts w:hint="eastAsia" w:eastAsia="黑体"/>
               </w:rPr>
               <w:t xml:space="preserve">截止频率</w:t>
             </w:r>
@@ -2245,6 +2495,9 @@
               <w:pStyle w:val="Compact"/>
             </w:pPr>
             <w:r>
+              <w:rPr>
+                <w:rFonts w:eastAsia="黑体"/>
+              </w:rPr>
               <w:t xml:space="preserve">Hz</w:t>
             </w:r>
           </w:p>
@@ -2275,6 +2528,9 @@
               </m:sSub>
             </m:oMath>
             <w:r>
+              <w:rPr>
+                <w:rFonts w:eastAsia="黑体"/>
+              </w:rPr>
               <w:t xml:space="preserve">​</w:t>
             </w:r>
           </w:p>
@@ -2287,7 +2543,7 @@
             </w:pPr>
             <w:r>
               <w:rPr>
-                <w:rFonts w:hint="eastAsia"/>
+                <w:rFonts w:hint="eastAsia" w:eastAsia="黑体"/>
               </w:rPr>
               <w:t xml:space="preserve">比较阈值</w:t>
             </w:r>
@@ -2300,6 +2556,9 @@
               <w:pStyle w:val="Compact"/>
             </w:pPr>
             <w:r>
+              <w:rPr>
+                <w:rFonts w:eastAsia="黑体"/>
+              </w:rPr>
               <w:t xml:space="preserve">V</w:t>
             </w:r>
           </w:p>
@@ -2333,6 +2592,9 @@
               </m:sSub>
             </m:oMath>
             <w:r>
+              <w:rPr>
+                <w:rFonts w:eastAsia="黑体"/>
+              </w:rPr>
               <w:t xml:space="preserve">​</w:t>
             </w:r>
           </w:p>
@@ -2345,7 +2607,7 @@
             </w:pPr>
             <w:r>
               <w:rPr>
-                <w:rFonts w:hint="eastAsia"/>
+                <w:rFonts w:hint="eastAsia" w:eastAsia="黑体"/>
               </w:rPr>
               <w:t xml:space="preserve">基准/电源电压</w:t>
             </w:r>
@@ -2358,6 +2620,9 @@
               <w:pStyle w:val="Compact"/>
             </w:pPr>
             <w:r>
+              <w:rPr>
+                <w:rFonts w:eastAsia="黑体"/>
+              </w:rPr>
               <w:t xml:space="preserve">V</w:t>
             </w:r>
           </w:p>
@@ -2372,7 +2637,7 @@
       </w:pPr>
       <w:r>
         <w:rPr>
-          <w:rFonts w:hint="eastAsia"/>
+          <w:rFonts w:hint="eastAsia" w:eastAsia="黑体"/>
         </w:rPr>
         <w:t xml:space="preserve">元件调整影响</w:t>
       </w:r>
@@ -2401,6 +2666,7 @@
       </m:oMath>
       <w:r>
         <w:rPr>
+          <w:rFonts w:eastAsia="黑体"/>
           <w:b/>
           <w:bCs/>
         </w:rPr>
@@ -2408,21 +2674,27 @@
       </w:r>
       <w:r>
         <w:rPr>
-          <w:rFonts w:hint="eastAsia"/>
+          <w:rFonts w:hint="eastAsia" w:eastAsia="黑体"/>
           <w:b/>
           <w:bCs/>
         </w:rPr>
         <w:t xml:space="preserve">增大</w:t>
       </w:r>
       <w:r>
+        <w:rPr>
+          <w:rFonts w:eastAsia="黑体"/>
+        </w:rPr>
         <w:t xml:space="preserve"> </w:t>
       </w:r>
       <w:r>
+        <w:rPr>
+          <w:rFonts w:eastAsia="黑体"/>
+        </w:rPr>
         <w:t xml:space="preserve">→ </w:t>
       </w:r>
       <w:r>
         <w:rPr>
-          <w:rFonts w:hint="eastAsia"/>
+          <w:rFonts w:hint="eastAsia" w:eastAsia="黑体"/>
         </w:rPr>
         <w:t xml:space="preserve">增益提高，微弱声音也可触发，但噪声与误触发增加。</w:t>
       </w:r>
@@ -2437,21 +2709,27 @@
       </w:pPr>
       <w:r>
         <w:rPr>
-          <w:rFonts w:hint="eastAsia"/>
+          <w:rFonts w:hint="eastAsia" w:eastAsia="黑体"/>
           <w:b/>
           <w:bCs/>
         </w:rPr>
         <w:t xml:space="preserve">耦合电容减小</w:t>
       </w:r>
       <w:r>
+        <w:rPr>
+          <w:rFonts w:eastAsia="黑体"/>
+        </w:rPr>
         <w:t xml:space="preserve"> </w:t>
       </w:r>
       <w:r>
+        <w:rPr>
+          <w:rFonts w:eastAsia="黑体"/>
+        </w:rPr>
         <w:t xml:space="preserve">→ </w:t>
       </w:r>
       <w:r>
         <w:rPr>
-          <w:rFonts w:hint="eastAsia"/>
+          <w:rFonts w:hint="eastAsia" w:eastAsia="黑体"/>
         </w:rPr>
         <w:t xml:space="preserve">高通截止升高，低频成分被抑制。</w:t>
       </w:r>
@@ -2466,21 +2744,27 @@
       </w:pPr>
       <w:r>
         <w:rPr>
-          <w:rFonts w:hint="eastAsia"/>
+          <w:rFonts w:hint="eastAsia" w:eastAsia="黑体"/>
           <w:b/>
           <w:bCs/>
         </w:rPr>
         <w:t xml:space="preserve">比较阈值升高</w:t>
       </w:r>
       <w:r>
+        <w:rPr>
+          <w:rFonts w:eastAsia="黑体"/>
+        </w:rPr>
         <w:t xml:space="preserve"> </w:t>
       </w:r>
       <w:r>
+        <w:rPr>
+          <w:rFonts w:eastAsia="黑体"/>
+        </w:rPr>
         <w:t xml:space="preserve">→ </w:t>
       </w:r>
       <w:r>
         <w:rPr>
-          <w:rFonts w:hint="eastAsia"/>
+          <w:rFonts w:hint="eastAsia" w:eastAsia="黑体"/>
         </w:rPr>
         <w:t xml:space="preserve">灵敏度降低、抗误触发增强；阈值降低则更灵敏。</w:t>
       </w:r>
@@ -2495,21 +2779,27 @@
       </w:pPr>
       <w:r>
         <w:rPr>
-          <w:rFonts w:hint="eastAsia"/>
+          <w:rFonts w:hint="eastAsia" w:eastAsia="黑体"/>
           <w:b/>
           <w:bCs/>
         </w:rPr>
         <w:t xml:space="preserve">偏置电阻增大</w:t>
       </w:r>
       <w:r>
+        <w:rPr>
+          <w:rFonts w:eastAsia="黑体"/>
+        </w:rPr>
         <w:t xml:space="preserve"> </w:t>
       </w:r>
       <w:r>
+        <w:rPr>
+          <w:rFonts w:eastAsia="黑体"/>
+        </w:rPr>
         <w:t xml:space="preserve">→ </w:t>
       </w:r>
       <w:r>
         <w:rPr>
-          <w:rFonts w:hint="eastAsia"/>
+          <w:rFonts w:hint="eastAsia" w:eastAsia="黑体"/>
         </w:rPr>
         <w:t xml:space="preserve">驻极体供电噪声减小，但需保证足够电流。</w:t>
       </w:r>
@@ -2522,7 +2812,7 @@
       </w:pPr>
       <w:r>
         <w:rPr>
-          <w:rFonts w:hint="eastAsia"/>
+          <w:rFonts w:hint="eastAsia" w:eastAsia="黑体"/>
         </w:rPr>
         <w:t xml:space="preserve">典型参数示例</w:t>
       </w:r>
@@ -2537,11 +2827,14 @@
       </w:pPr>
       <w:r>
         <w:rPr>
-          <w:rFonts w:hint="eastAsia"/>
+          <w:rFonts w:hint="eastAsia" w:eastAsia="黑体"/>
         </w:rPr>
         <w:t xml:space="preserve">取</w:t>
       </w:r>
       <w:r>
+        <w:rPr>
+          <w:rFonts w:eastAsia="黑体"/>
+        </w:rPr>
         <w:t xml:space="preserve"> </w:t>
       </w:r>
       <m:oMath>
@@ -2578,6 +2871,9 @@
         </m:r>
       </m:oMath>
       <w:r>
+        <w:rPr>
+          <w:rFonts w:eastAsia="黑体"/>
+        </w:rPr>
         <w:t xml:space="preserve">、</w:t>
       </w:r>
       <m:oMath>
@@ -2618,11 +2914,14 @@
       </m:oMath>
       <w:r>
         <w:rPr>
-          <w:rFonts w:hint="eastAsia"/>
+          <w:rFonts w:hint="eastAsia" w:eastAsia="黑体"/>
         </w:rPr>
         <w:t xml:space="preserve">：增益</w:t>
       </w:r>
       <w:r>
+        <w:rPr>
+          <w:rFonts w:eastAsia="黑体"/>
+        </w:rPr>
         <w:t xml:space="preserve"> </w:t>
       </w:r>
       <m:oMath>
@@ -2683,16 +2982,19 @@
       </m:oMath>
       <w:r>
         <w:rPr>
-          <w:rFonts w:hint="eastAsia"/>
+          <w:rFonts w:hint="eastAsia" w:eastAsia="黑体"/>
         </w:rPr>
         <w:t xml:space="preserve">（20</w:t>
       </w:r>
       <w:r>
+        <w:rPr>
+          <w:rFonts w:eastAsia="黑体"/>
+        </w:rPr>
         <w:t xml:space="preserve"> </w:t>
       </w:r>
       <w:r>
         <w:rPr>
-          <w:rFonts w:hint="eastAsia"/>
+          <w:rFonts w:hint="eastAsia" w:eastAsia="黑体"/>
         </w:rPr>
         <w:t xml:space="preserve">dB）。</w:t>
       </w:r>
@@ -2707,11 +3009,14 @@
       </w:pPr>
       <w:r>
         <w:rPr>
-          <w:rFonts w:hint="eastAsia"/>
+          <w:rFonts w:hint="eastAsia" w:eastAsia="黑体"/>
         </w:rPr>
         <w:t xml:space="preserve">取</w:t>
       </w:r>
       <w:r>
+        <w:rPr>
+          <w:rFonts w:eastAsia="黑体"/>
+        </w:rPr>
         <w:t xml:space="preserve"> </w:t>
       </w:r>
       <m:oMath>
@@ -2751,6 +3056,9 @@
         </m:r>
       </m:oMath>
       <w:r>
+        <w:rPr>
+          <w:rFonts w:eastAsia="黑体"/>
+        </w:rPr>
         <w:t xml:space="preserve">、</w:t>
       </w:r>
       <m:oMath>
@@ -2794,7 +3102,7 @@
       </m:oMath>
       <w:r>
         <w:rPr>
-          <w:rFonts w:hint="eastAsia"/>
+          <w:rFonts w:hint="eastAsia" w:eastAsia="黑体"/>
         </w:rPr>
         <w:t xml:space="preserve">：</w:t>
       </w:r>
@@ -2898,6 +3206,9 @@
         </m:r>
       </m:oMath>
       <w:r>
+        <w:rPr>
+          <w:rFonts w:eastAsia="黑体"/>
+        </w:rPr>
         <w:t xml:space="preserve">。</w:t>
       </w:r>
     </w:p>
@@ -2909,7 +3220,7 @@
       </w:pPr>
       <w:r>
         <w:rPr>
-          <w:rFonts w:hint="eastAsia"/>
+          <w:rFonts w:hint="eastAsia" w:eastAsia="黑体"/>
         </w:rPr>
         <w:t xml:space="preserve">常见器件型号</w:t>
       </w:r>
@@ -2924,16 +3235,19 @@
       </w:pPr>
       <w:r>
         <w:rPr>
-          <w:rFonts w:hint="eastAsia"/>
+          <w:rFonts w:hint="eastAsia" w:eastAsia="黑体"/>
         </w:rPr>
         <w:t xml:space="preserve">驻极体麦克风：常用：按需选型（如</w:t>
       </w:r>
       <w:r>
+        <w:rPr>
+          <w:rFonts w:eastAsia="黑体"/>
+        </w:rPr>
         <w:t xml:space="preserve"> 6050 </w:t>
       </w:r>
       <w:r>
         <w:rPr>
-          <w:rFonts w:hint="eastAsia"/>
+          <w:rFonts w:hint="eastAsia" w:eastAsia="黑体"/>
         </w:rPr>
         <w:t xml:space="preserve">系列小型驻极体）。</w:t>
       </w:r>
@@ -2948,7 +3262,7 @@
       </w:pPr>
       <w:r>
         <w:rPr>
-          <w:rFonts w:hint="eastAsia"/>
+          <w:rFonts w:hint="eastAsia" w:eastAsia="黑体"/>
         </w:rPr>
         <w:t xml:space="preserve">运放/比较器：LM358、LM393。</w:t>
       </w:r>
@@ -2963,16 +3277,19 @@
       </w:pPr>
       <w:r>
         <w:rPr>
-          <w:rFonts w:hint="eastAsia"/>
+          <w:rFonts w:hint="eastAsia" w:eastAsia="黑体"/>
         </w:rPr>
         <w:t xml:space="preserve">集成声音检测模块：LM393</w:t>
       </w:r>
       <w:r>
+        <w:rPr>
+          <w:rFonts w:eastAsia="黑体"/>
+        </w:rPr>
         <w:t xml:space="preserve"> </w:t>
       </w:r>
       <w:r>
         <w:rPr>
-          <w:rFonts w:hint="eastAsia"/>
+          <w:rFonts w:hint="eastAsia" w:eastAsia="黑体"/>
         </w:rPr>
         <w:t xml:space="preserve">型声音传感器模块。</w:t>
       </w:r>
@@ -2985,7 +3302,7 @@
       </w:pPr>
       <w:r>
         <w:rPr>
-          <w:rFonts w:hint="eastAsia"/>
+          <w:rFonts w:hint="eastAsia" w:eastAsia="黑体"/>
         </w:rPr>
         <w:t xml:space="preserve">注意事项</w:t>
       </w:r>
@@ -3000,7 +3317,7 @@
       </w:pPr>
       <w:r>
         <w:rPr>
-          <w:rFonts w:hint="eastAsia"/>
+          <w:rFonts w:hint="eastAsia" w:eastAsia="黑体"/>
         </w:rPr>
         <w:t xml:space="preserve">比较器正反馈加滞回，防止临界音量的高频抖动。</w:t>
       </w:r>
@@ -3015,16 +3332,19 @@
       </w:pPr>
       <w:r>
         <w:rPr>
-          <w:rFonts w:hint="eastAsia"/>
+          <w:rFonts w:hint="eastAsia" w:eastAsia="黑体"/>
         </w:rPr>
         <w:t xml:space="preserve">供电噪声会串入放大链路，麦克风偏置需加</w:t>
       </w:r>
       <w:r>
+        <w:rPr>
+          <w:rFonts w:eastAsia="黑体"/>
+        </w:rPr>
         <w:t xml:space="preserve"> RC </w:t>
       </w:r>
       <w:r>
         <w:rPr>
-          <w:rFonts w:hint="eastAsia"/>
+          <w:rFonts w:hint="eastAsia" w:eastAsia="黑体"/>
         </w:rPr>
         <w:t xml:space="preserve">滤波。</w:t>
       </w:r>
@@ -3039,7 +3359,7 @@
       </w:pPr>
       <w:r>
         <w:rPr>
-          <w:rFonts w:hint="eastAsia"/>
+          <w:rFonts w:hint="eastAsia" w:eastAsia="黑体"/>
         </w:rPr>
         <w:t xml:space="preserve">长线引走线易拾取干扰，建议屏蔽与靠近放大。</w:t>
       </w:r>
@@ -3052,7 +3372,7 @@
       </w:pPr>
       <w:r>
         <w:rPr>
-          <w:rFonts w:hint="eastAsia"/>
+          <w:rFonts w:hint="eastAsia" w:eastAsia="黑体"/>
         </w:rPr>
         <w:t xml:space="preserve">参考资料</w:t>
       </w:r>
@@ -3066,6 +3386,9 @@
         </w:numPr>
       </w:pPr>
       <w:r>
+        <w:rPr>
+          <w:rFonts w:eastAsia="黑体"/>
+        </w:rPr>
         <w:t xml:space="preserve">Wikipedia: Sound level meter / Microphone。</w:t>
       </w:r>
     </w:p>
@@ -3079,7 +3402,7 @@
       </w:pPr>
       <w:r>
         <w:rPr>
-          <w:rFonts w:hint="eastAsia"/>
+          <w:rFonts w:hint="eastAsia" w:eastAsia="黑体"/>
         </w:rPr>
         <w:t xml:space="preserve">《模拟电子技术基础》（童诗白、华成英）。</w:t>
       </w:r>
@@ -3093,11 +3416,14 @@
         </w:numPr>
       </w:pPr>
       <w:r>
+        <w:rPr>
+          <w:rFonts w:eastAsia="黑体"/>
+        </w:rPr>
         <w:t xml:space="preserve">TI LM393 </w:t>
       </w:r>
       <w:r>
         <w:rPr>
-          <w:rFonts w:hint="eastAsia"/>
+          <w:rFonts w:hint="eastAsia" w:eastAsia="黑体"/>
         </w:rPr>
         <w:t xml:space="preserve">数据手册。</w:t>
       </w:r>
@@ -3111,11 +3437,11 @@
       </w:pPr>
       <w:r>
         <w:rPr>
-          <w:rFonts w:ascii="Times New Roman" w:hAnsi="Times New Roman"/>
+          <w:rFonts w:ascii="Times New Roman" w:hAnsi="Times New Roman" w:eastAsia="黑体"/>
           <w:color w:val="555555"/>
           <w:sz w:val="21"/>
         </w:rPr>
-        <w:t>材料收集者：杜文杰</w:t>
+        <w:t>材料收集者：杜文杰，WX手机：19519196569，QQ:3478827729</w:t>
       </w:r>
     </w:p>
     <w:sectPr>
@@ -3135,7 +3461,7 @@
 </file>
 
 <file path=word/footer1.xml><?xml version="1.0" encoding="utf-8"?>
-<w:ftr xmlns:m="http://schemas.openxmlformats.org/officeDocument/2006/math" xmlns:mc="http://schemas.openxmlformats.org/markup-compatibility/2006" xmlns:mo="http://schemas.microsoft.com/office/mac/office/2008/main" xmlns:mv="urn:schemas-microsoft-com:mac:vml" xmlns:o="urn:schemas-microsoft-com:office:office" xmlns:r="http://schemas.openxmlformats.org/officeDocument/2006/relationships" xmlns:v="urn:schemas-microsoft-com:vml" xmlns:w10="urn:schemas-microsoft-com:office:word" xmlns:w14="http://schemas.microsoft.com/office/word/2010/wordml" xmlns:w="http://schemas.openxmlformats.org/wordprocessingml/2006/main" xmlns:wne="http://schemas.microsoft.com/office/word/2006/wordml" xmlns:wp14="http://schemas.microsoft.com/office/word/2010/wordprocessingDrawing" xmlns:wp="http://schemas.openxmlformats.org/drawingml/2006/wordprocessingDrawing" xmlns:wpc="http://schemas.microsoft.com/office/word/2010/wordprocessingCanvas" xmlns:wpg="http://schemas.microsoft.com/office/word/2010/wordprocessingGroup" xmlns:wpi="http://schemas.microsoft.com/office/word/2010/wordprocessingInk" xmlns:wps="http://schemas.microsoft.com/office/word/2010/wordprocessingShape" mc:Ignorable="w14 wp14">
+<w:ftr xmlns:mc="http://schemas.openxmlformats.org/markup-compatibility/2006" xmlns:w="http://schemas.openxmlformats.org/wordprocessingml/2006/main" xmlns:m="http://schemas.openxmlformats.org/officeDocument/2006/math" xmlns:mo="http://schemas.microsoft.com/office/mac/office/2008/main" xmlns:mv="urn:schemas-microsoft-com:mac:vml" xmlns:o="urn:schemas-microsoft-com:office:office" xmlns:r="http://schemas.openxmlformats.org/officeDocument/2006/relationships" xmlns:v="urn:schemas-microsoft-com:vml" xmlns:w10="urn:schemas-microsoft-com:office:word" xmlns:w14="http://schemas.microsoft.com/office/word/2010/wordml" xmlns:wne="http://schemas.microsoft.com/office/word/2006/wordml" xmlns:wp14="http://schemas.microsoft.com/office/word/2010/wordprocessingDrawing" xmlns:wp="http://schemas.openxmlformats.org/drawingml/2006/wordprocessingDrawing" xmlns:wpc="http://schemas.microsoft.com/office/word/2010/wordprocessingCanvas" xmlns:wpg="http://schemas.microsoft.com/office/word/2010/wordprocessingGroup" xmlns:wpi="http://schemas.microsoft.com/office/word/2010/wordprocessingInk" xmlns:wps="http://schemas.microsoft.com/office/word/2010/wordprocessingShape" mc:Ignorable="w14 wp14">
   <w:p>
     <w:pPr>
       <w:pStyle w:val="Footer"/>
@@ -3143,12 +3469,14 @@
     </w:pPr>
     <w:r>
       <w:rPr>
+        <w:rFonts w:eastAsia="黑体"/>
         <w:sz w:val="18"/>
       </w:rPr>
       <w:t xml:space="preserve">第 </w:t>
     </w:r>
     <w:r>
       <w:rPr>
+        <w:rFonts w:eastAsia="黑体"/>
         <w:sz w:val="18"/>
       </w:rPr>
       <w:fldChar w:fldCharType="begin"/>
@@ -3157,6 +3485,7 @@
     </w:r>
     <w:r>
       <w:rPr>
+        <w:rFonts w:eastAsia="黑体"/>
         <w:sz w:val="18"/>
       </w:rPr>
       <w:t xml:space="preserve"> 页</w:t>
@@ -3170,6 +3499,9 @@
   <w:footnote w:type="continuationSeparator" w:id="0">
     <w:p>
       <w:r>
+        <w:rPr>
+          <w:rFonts w:eastAsia="黑体"/>
+        </w:rPr>
         <w:continuationSeparator/>
       </w:r>
     </w:p>
@@ -3177,6 +3509,9 @@
   <w:footnote w:type="separator" w:id="-1">
     <w:p>
       <w:r>
+        <w:rPr>
+          <w:rFonts w:eastAsia="黑体"/>
+        </w:rPr>
         <w:separator/>
       </w:r>
     </w:p>
@@ -3185,7 +3520,7 @@
 </file>
 
 <file path=word/header1.xml><?xml version="1.0" encoding="utf-8"?>
-<w:hdr xmlns:m="http://schemas.openxmlformats.org/officeDocument/2006/math" xmlns:mc="http://schemas.openxmlformats.org/markup-compatibility/2006" xmlns:mo="http://schemas.microsoft.com/office/mac/office/2008/main" xmlns:mv="urn:schemas-microsoft-com:mac:vml" xmlns:o="urn:schemas-microsoft-com:office:office" xmlns:r="http://schemas.openxmlformats.org/officeDocument/2006/relationships" xmlns:v="urn:schemas-microsoft-com:vml" xmlns:w10="urn:schemas-microsoft-com:office:word" xmlns:w14="http://schemas.microsoft.com/office/word/2010/wordml" xmlns:w="http://schemas.openxmlformats.org/wordprocessingml/2006/main" xmlns:wne="http://schemas.microsoft.com/office/word/2006/wordml" xmlns:wp14="http://schemas.microsoft.com/office/word/2010/wordprocessingDrawing" xmlns:wp="http://schemas.openxmlformats.org/drawingml/2006/wordprocessingDrawing" xmlns:wpc="http://schemas.microsoft.com/office/word/2010/wordprocessingCanvas" xmlns:wpg="http://schemas.microsoft.com/office/word/2010/wordprocessingGroup" xmlns:wpi="http://schemas.microsoft.com/office/word/2010/wordprocessingInk" xmlns:wps="http://schemas.microsoft.com/office/word/2010/wordprocessingShape" mc:Ignorable="w14 wp14">
+<w:hdr xmlns:mc="http://schemas.openxmlformats.org/markup-compatibility/2006" xmlns:w="http://schemas.openxmlformats.org/wordprocessingml/2006/main" xmlns:m="http://schemas.openxmlformats.org/officeDocument/2006/math" xmlns:mo="http://schemas.microsoft.com/office/mac/office/2008/main" xmlns:mv="urn:schemas-microsoft-com:mac:vml" xmlns:o="urn:schemas-microsoft-com:office:office" xmlns:r="http://schemas.openxmlformats.org/officeDocument/2006/relationships" xmlns:v="urn:schemas-microsoft-com:vml" xmlns:w10="urn:schemas-microsoft-com:office:word" xmlns:w14="http://schemas.microsoft.com/office/word/2010/wordml" xmlns:wne="http://schemas.microsoft.com/office/word/2006/wordml" xmlns:wp14="http://schemas.microsoft.com/office/word/2010/wordprocessingDrawing" xmlns:wp="http://schemas.openxmlformats.org/drawingml/2006/wordprocessingDrawing" xmlns:wpc="http://schemas.microsoft.com/office/word/2010/wordprocessingCanvas" xmlns:wpg="http://schemas.microsoft.com/office/word/2010/wordprocessingGroup" xmlns:wpi="http://schemas.microsoft.com/office/word/2010/wordprocessingInk" xmlns:wps="http://schemas.microsoft.com/office/word/2010/wordprocessingShape" mc:Ignorable="w14 wp14">
   <w:p>
     <w:pPr>
       <w:pStyle w:val="Header"/>
@@ -3193,7 +3528,7 @@
     </w:pPr>
     <w:r>
       <w:rPr>
-        <w:rFonts w:ascii="Times New Roman" w:hAnsi="Times New Roman"/>
+        <w:rFonts w:ascii="Times New Roman" w:hAnsi="Times New Roman" w:eastAsia="黑体"/>
         <w:sz w:val="18"/>
         <w:rFonts w:eastAsia="黑体"/>
         <w:rFonts w:eastAsia="黑体"/>
@@ -3205,7 +3540,7 @@
 </file>
 
 <file path=word/numbering.xml><?xml version="1.0" encoding="utf-8"?>
-<w:numbering xmlns:m="http://schemas.openxmlformats.org/officeDocument/2006/math" xmlns:mc="http://schemas.openxmlformats.org/markup-compatibility/2006" xmlns:mo="http://schemas.microsoft.com/office/mac/office/2008/main" xmlns:mv="urn:schemas-microsoft-com:mac:vml" xmlns:o="urn:schemas-microsoft-com:office:office" xmlns:r="http://schemas.openxmlformats.org/officeDocument/2006/relationships" xmlns:v="urn:schemas-microsoft-com:vml" xmlns:w="http://schemas.openxmlformats.org/wordprocessingml/2006/main" xmlns:w10="urn:schemas-microsoft-com:office:word" xmlns:w14="http://schemas.microsoft.com/office/word/2010/wordml" xmlns:wne="http://schemas.microsoft.com/office/word/2006/wordml" xmlns:wp="http://schemas.openxmlformats.org/drawingml/2006/wordprocessingDrawing" xmlns:wp14="http://schemas.microsoft.com/office/word/2010/wordprocessingDrawing" xmlns:wpc="http://schemas.microsoft.com/office/word/2010/wordprocessingCanvas" xmlns:wpg="http://schemas.microsoft.com/office/word/2010/wordprocessingGroup" xmlns:wpi="http://schemas.microsoft.com/office/word/2010/wordprocessingInk" xmlns:wps="http://schemas.microsoft.com/office/word/2010/wordprocessingShape" mc:Ignorable="w14 wp14">
+<w:numbering xmlns:mc="http://schemas.openxmlformats.org/markup-compatibility/2006" xmlns:w="http://schemas.openxmlformats.org/wordprocessingml/2006/main" xmlns:m="http://schemas.openxmlformats.org/officeDocument/2006/math" xmlns:mo="http://schemas.microsoft.com/office/mac/office/2008/main" xmlns:mv="urn:schemas-microsoft-com:mac:vml" xmlns:o="urn:schemas-microsoft-com:office:office" xmlns:r="http://schemas.openxmlformats.org/officeDocument/2006/relationships" xmlns:v="urn:schemas-microsoft-com:vml" xmlns:w10="urn:schemas-microsoft-com:office:word" xmlns:w14="http://schemas.microsoft.com/office/word/2010/wordml" xmlns:wne="http://schemas.microsoft.com/office/word/2006/wordml" xmlns:wp="http://schemas.openxmlformats.org/drawingml/2006/wordprocessingDrawing" xmlns:wp14="http://schemas.microsoft.com/office/word/2010/wordprocessingDrawing" xmlns:wpc="http://schemas.microsoft.com/office/word/2010/wordprocessingCanvas" xmlns:wpg="http://schemas.microsoft.com/office/word/2010/wordprocessingGroup" xmlns:wpi="http://schemas.microsoft.com/office/word/2010/wordprocessingInk" xmlns:wps="http://schemas.microsoft.com/office/word/2010/wordprocessingShape" mc:Ignorable="w14 wp14">
   <w:abstractNum w:abstractNumId="0">
     <w:nsid w:val="FFFFFF7C"/>
     <w:multiLevelType w:val="singleLevel"/>
@@ -3292,7 +3627,7 @@
         <w:ind w:hanging="360" w:left="1440"/>
       </w:pPr>
       <w:rPr>
-        <w:rFonts w:ascii="Symbol" w:hAnsi="Symbol" w:hint="default"/>
+        <w:rFonts w:ascii="Symbol" w:hAnsi="Symbol" w:hint="default" w:eastAsia="黑体"/>
       </w:rPr>
     </w:lvl>
   </w:abstractNum>
@@ -3313,7 +3648,7 @@
         <w:ind w:hanging="360" w:left="1080"/>
       </w:pPr>
       <w:rPr>
-        <w:rFonts w:ascii="Symbol" w:hAnsi="Symbol" w:hint="default"/>
+        <w:rFonts w:ascii="Symbol" w:hAnsi="Symbol" w:hint="default" w:eastAsia="黑体"/>
       </w:rPr>
     </w:lvl>
   </w:abstractNum>
@@ -3334,7 +3669,7 @@
         <w:ind w:hanging="360" w:left="720"/>
       </w:pPr>
       <w:rPr>
-        <w:rFonts w:ascii="Symbol" w:hAnsi="Symbol" w:hint="default"/>
+        <w:rFonts w:ascii="Symbol" w:hAnsi="Symbol" w:hint="default" w:eastAsia="黑体"/>
       </w:rPr>
     </w:lvl>
   </w:abstractNum>
@@ -3373,7 +3708,7 @@
         <w:ind w:hanging="360" w:left="360"/>
       </w:pPr>
       <w:rPr>
-        <w:rFonts w:ascii="Symbol" w:hAnsi="Symbol" w:hint="default"/>
+        <w:rFonts w:ascii="Symbol" w:hAnsi="Symbol" w:hint="default" w:eastAsia="黑体"/>
       </w:rPr>
     </w:lvl>
   </w:abstractNum>
@@ -3464,7 +3799,7 @@
         <w:ind w:left="720" w:hanging="360"/>
       </w:pPr>
       <w:rPr>
-        <w:rFonts w:ascii="Symbol" w:hAnsi="Symbol" w:cs="Symbol" w:hint="default"/>
+        <w:rFonts w:ascii="Symbol" w:hAnsi="Symbol" w:cs="Symbol" w:hint="default" w:eastAsia="黑体"/>
       </w:rPr>
     </w:lvl>
     <w:lvl w:ilvl="1">
@@ -3475,7 +3810,7 @@
         <w:ind w:left="1440" w:hanging="360"/>
       </w:pPr>
       <w:rPr>
-        <w:rFonts w:ascii="Courier New" w:hAnsi="Courier New" w:cs="Courier New" w:hint="default"/>
+        <w:rFonts w:ascii="Courier New" w:hAnsi="Courier New" w:cs="Courier New" w:hint="default" w:eastAsia="黑体"/>
       </w:rPr>
     </w:lvl>
     <w:lvl w:ilvl="2">
@@ -3486,7 +3821,7 @@
         <w:ind w:left="2160" w:hanging="360"/>
       </w:pPr>
       <w:rPr>
-        <w:rFonts w:ascii="Wingdings" w:hAnsi="Wingdings" w:cs="Wingdings" w:hint="default"/>
+        <w:rFonts w:ascii="Wingdings" w:hAnsi="Wingdings" w:cs="Wingdings" w:hint="default" w:eastAsia="黑体"/>
       </w:rPr>
     </w:lvl>
     <w:lvl w:ilvl="3">
@@ -3497,7 +3832,7 @@
         <w:ind w:left="2880" w:hanging="360"/>
       </w:pPr>
       <w:rPr>
-        <w:rFonts w:ascii="Symbol" w:hAnsi="Symbol" w:cs="Symbol" w:hint="default"/>
+        <w:rFonts w:ascii="Symbol" w:hAnsi="Symbol" w:cs="Symbol" w:hint="default" w:eastAsia="黑体"/>
       </w:rPr>
     </w:lvl>
     <w:lvl w:ilvl="4">
@@ -3508,7 +3843,7 @@
         <w:ind w:left="3600" w:hanging="360"/>
       </w:pPr>
       <w:rPr>
-        <w:rFonts w:ascii="Courier New" w:hAnsi="Courier New" w:cs="Courier New" w:hint="default"/>
+        <w:rFonts w:ascii="Courier New" w:hAnsi="Courier New" w:cs="Courier New" w:hint="default" w:eastAsia="黑体"/>
       </w:rPr>
     </w:lvl>
     <w:lvl w:ilvl="5">
@@ -3519,7 +3854,7 @@
         <w:ind w:left="4320" w:hanging="360"/>
       </w:pPr>
       <w:rPr>
-        <w:rFonts w:ascii="Wingdings" w:hAnsi="Wingdings" w:cs="Wingdings" w:hint="default"/>
+        <w:rFonts w:ascii="Wingdings" w:hAnsi="Wingdings" w:cs="Wingdings" w:hint="default" w:eastAsia="黑体"/>
       </w:rPr>
     </w:lvl>
     <w:lvl w:ilvl="6">
@@ -3530,7 +3865,7 @@
         <w:ind w:left="5040" w:hanging="360"/>
       </w:pPr>
       <w:rPr>
-        <w:rFonts w:ascii="Symbol" w:hAnsi="Symbol" w:cs="Symbol" w:hint="default"/>
+        <w:rFonts w:ascii="Symbol" w:hAnsi="Symbol" w:cs="Symbol" w:hint="default" w:eastAsia="黑体"/>
       </w:rPr>
     </w:lvl>
     <w:lvl w:ilvl="7">
@@ -3541,7 +3876,7 @@
         <w:ind w:left="5760" w:hanging="360"/>
       </w:pPr>
       <w:rPr>
-        <w:rFonts w:ascii="Courier New" w:hAnsi="Courier New" w:cs="Courier New" w:hint="default"/>
+        <w:rFonts w:ascii="Courier New" w:hAnsi="Courier New" w:cs="Courier New" w:hint="default" w:eastAsia="黑体"/>
       </w:rPr>
     </w:lvl>
     <w:lvl w:ilvl="8">
@@ -3552,7 +3887,7 @@
         <w:ind w:left="6480" w:hanging="360"/>
       </w:pPr>
       <w:rPr>
-        <w:rFonts w:ascii="Wingdings" w:hAnsi="Wingdings" w:cs="Wingdings" w:hint="default"/>
+        <w:rFonts w:ascii="Wingdings" w:hAnsi="Wingdings" w:cs="Wingdings" w:hint="default" w:eastAsia="黑体"/>
       </w:rPr>
     </w:lvl>
   </w:abstractNum>
@@ -3608,11 +3943,11 @@
 </file>
 
 <file path=word/styles.xml><?xml version="1.0" encoding="utf-8"?>
-<w:styles xmlns:mc="http://schemas.openxmlformats.org/markup-compatibility/2006" xmlns:r="http://schemas.openxmlformats.org/officeDocument/2006/relationships" xmlns:w="http://schemas.openxmlformats.org/wordprocessingml/2006/main" xmlns:w14="http://schemas.microsoft.com/office/word/2010/wordml" mc:Ignorable="w14">
+<w:styles xmlns:mc="http://schemas.openxmlformats.org/markup-compatibility/2006" xmlns:w="http://schemas.openxmlformats.org/wordprocessingml/2006/main" xmlns:r="http://schemas.openxmlformats.org/officeDocument/2006/relationships" xmlns:w14="http://schemas.microsoft.com/office/word/2010/wordml" mc:Ignorable="w14">
   <w:docDefaults>
     <w:rPrDefault>
       <w:rPr>
-        <w:rFonts w:asciiTheme="minorHAnsi" w:cstheme="minorBidi" w:eastAsiaTheme="minorEastAsia" w:hAnsiTheme="minorHAnsi"/>
+        <w:rFonts w:asciiTheme="minorHAnsi" w:cstheme="minorBidi" w:hAnsiTheme="minorHAnsi" w:eastAsia="黑体"/>
         <w:sz w:val="22"/>
         <w:szCs w:val="22"/>
         <w:lang w:bidi="ar-SA" w:eastAsia="en-US" w:val="en-US"/>
@@ -3834,7 +4169,7 @@
       <w:outlineLvl w:val="0"/>
     </w:pPr>
     <w:rPr>
-      <w:rFonts w:ascii="Times New Roman" w:asciiTheme="majorHAnsi" w:cstheme="majorBidi" w:eastAsia="黑体" w:eastAsiaTheme="majorEastAsia" w:hAnsi="Times New Roman" w:hAnsiTheme="majorHAnsi"/>
+      <w:rFonts w:ascii="Times New Roman" w:asciiTheme="majorHAnsi" w:cstheme="majorBidi" w:eastAsia="黑体" w:hAnsi="Times New Roman" w:hAnsiTheme="majorHAnsi"/>
       <w:b/>
       <w:bCs/>
       <w:color w:val="1F3864"/>
@@ -3858,7 +4193,7 @@
       <w:outlineLvl w:val="1"/>
     </w:pPr>
     <w:rPr>
-      <w:rFonts w:ascii="Times New Roman" w:asciiTheme="majorHAnsi" w:cstheme="majorBidi" w:eastAsia="黑体" w:eastAsiaTheme="majorEastAsia" w:hAnsi="Times New Roman" w:hAnsiTheme="majorHAnsi"/>
+      <w:rFonts w:ascii="Times New Roman" w:asciiTheme="majorHAnsi" w:cstheme="majorBidi" w:eastAsia="黑体" w:hAnsi="Times New Roman" w:hAnsiTheme="majorHAnsi"/>
       <w:b/>
       <w:bCs/>
       <w:color w:val="2E4E7E"/>
@@ -3882,7 +4217,7 @@
       <w:outlineLvl w:val="2"/>
     </w:pPr>
     <w:rPr>
-      <w:rFonts w:ascii="Times New Roman" w:asciiTheme="majorHAnsi" w:cstheme="majorBidi" w:eastAsia="黑体" w:eastAsiaTheme="majorEastAsia" w:hAnsi="Times New Roman" w:hAnsiTheme="majorHAnsi"/>
+      <w:rFonts w:ascii="Times New Roman" w:asciiTheme="majorHAnsi" w:cstheme="majorBidi" w:eastAsia="黑体" w:hAnsi="Times New Roman" w:hAnsiTheme="majorHAnsi"/>
       <w:b/>
       <w:bCs/>
       <w:color w:val="2E4E7E"/>
@@ -3906,7 +4241,7 @@
       <w:outlineLvl w:val="3"/>
     </w:pPr>
     <w:rPr>
-      <w:rFonts w:ascii="Times New Roman" w:asciiTheme="majorHAnsi" w:cstheme="majorBidi" w:eastAsia="黑体" w:eastAsiaTheme="majorEastAsia" w:hAnsi="Times New Roman" w:hAnsiTheme="majorHAnsi"/>
+      <w:rFonts w:ascii="Times New Roman" w:asciiTheme="majorHAnsi" w:cstheme="majorBidi" w:eastAsia="黑体" w:hAnsi="Times New Roman" w:hAnsiTheme="majorHAnsi"/>
       <w:b/>
       <w:bCs/>
       <w:i/>
@@ -3932,7 +4267,7 @@
       <w:outlineLvl w:val="4"/>
     </w:pPr>
     <w:rPr>
-      <w:rFonts w:ascii="Times New Roman" w:asciiTheme="majorHAnsi" w:cstheme="majorBidi" w:eastAsia="黑体" w:eastAsiaTheme="majorEastAsia" w:hAnsi="Times New Roman" w:hAnsiTheme="majorHAnsi"/>
+      <w:rFonts w:ascii="Times New Roman" w:asciiTheme="majorHAnsi" w:cstheme="majorBidi" w:eastAsia="黑体" w:hAnsi="Times New Roman" w:hAnsiTheme="majorHAnsi"/>
       <w:b/>
       <w:color w:val="333333"/>
       <w:sz w:val="22"/>
@@ -3955,7 +4290,7 @@
       <w:outlineLvl w:val="5"/>
     </w:pPr>
     <w:rPr>
-      <w:rFonts w:asciiTheme="majorHAnsi" w:cstheme="majorBidi" w:eastAsiaTheme="majorEastAsia" w:hAnsiTheme="majorHAnsi"/>
+      <w:rFonts w:asciiTheme="majorHAnsi" w:cstheme="majorBidi" w:hAnsiTheme="majorHAnsi" w:eastAsia="黑体"/>
       <w:i/>
       <w:iCs/>
       <w:color w:themeColor="accent1" w:themeShade="7F" w:val="243F60"/>
@@ -3978,7 +4313,7 @@
       <w:outlineLvl w:val="6"/>
     </w:pPr>
     <w:rPr>
-      <w:rFonts w:asciiTheme="majorHAnsi" w:cstheme="majorBidi" w:eastAsiaTheme="majorEastAsia" w:hAnsiTheme="majorHAnsi"/>
+      <w:rFonts w:asciiTheme="majorHAnsi" w:cstheme="majorBidi" w:hAnsiTheme="majorHAnsi" w:eastAsia="黑体"/>
       <w:i/>
       <w:iCs/>
       <w:color w:themeColor="text1" w:themeTint="BF" w:val="404040"/>
@@ -4001,7 +4336,7 @@
       <w:outlineLvl w:val="7"/>
     </w:pPr>
     <w:rPr>
-      <w:rFonts w:asciiTheme="majorHAnsi" w:cstheme="majorBidi" w:eastAsiaTheme="majorEastAsia" w:hAnsiTheme="majorHAnsi"/>
+      <w:rFonts w:asciiTheme="majorHAnsi" w:cstheme="majorBidi" w:hAnsiTheme="majorHAnsi" w:eastAsia="黑体"/>
       <w:color w:themeColor="accent1" w:val="4F81BD"/>
       <w:sz w:val="20"/>
       <w:szCs w:val="20"/>
@@ -4024,7 +4359,7 @@
       <w:outlineLvl w:val="8"/>
     </w:pPr>
     <w:rPr>
-      <w:rFonts w:asciiTheme="majorHAnsi" w:cstheme="majorBidi" w:eastAsiaTheme="majorEastAsia" w:hAnsiTheme="majorHAnsi"/>
+      <w:rFonts w:asciiTheme="majorHAnsi" w:cstheme="majorBidi" w:hAnsiTheme="majorHAnsi" w:eastAsia="黑体"/>
       <w:i/>
       <w:iCs/>
       <w:color w:themeColor="text1" w:themeTint="BF" w:val="404040"/>
@@ -4075,7 +4410,7 @@
     <w:uiPriority w:val="9"/>
     <w:rsid w:val="00FC693F"/>
     <w:rPr>
-      <w:rFonts w:asciiTheme="majorHAnsi" w:cstheme="majorBidi" w:eastAsiaTheme="majorEastAsia" w:hAnsiTheme="majorHAnsi"/>
+      <w:rFonts w:asciiTheme="majorHAnsi" w:cstheme="majorBidi" w:hAnsiTheme="majorHAnsi" w:eastAsia="黑体"/>
       <w:b/>
       <w:bCs/>
       <w:color w:themeColor="accent1" w:themeShade="BF" w:val="365F91"/>
@@ -4090,7 +4425,7 @@
     <w:uiPriority w:val="9"/>
     <w:rsid w:val="00FC693F"/>
     <w:rPr>
-      <w:rFonts w:asciiTheme="majorHAnsi" w:cstheme="majorBidi" w:eastAsiaTheme="majorEastAsia" w:hAnsiTheme="majorHAnsi"/>
+      <w:rFonts w:asciiTheme="majorHAnsi" w:cstheme="majorBidi" w:hAnsiTheme="majorHAnsi" w:eastAsia="黑体"/>
       <w:b/>
       <w:bCs/>
       <w:color w:themeColor="accent1" w:val="4F81BD"/>
@@ -4105,7 +4440,7 @@
     <w:uiPriority w:val="9"/>
     <w:rsid w:val="00FC693F"/>
     <w:rPr>
-      <w:rFonts w:asciiTheme="majorHAnsi" w:cstheme="majorBidi" w:eastAsiaTheme="majorEastAsia" w:hAnsiTheme="majorHAnsi"/>
+      <w:rFonts w:asciiTheme="majorHAnsi" w:cstheme="majorBidi" w:hAnsiTheme="majorHAnsi" w:eastAsia="黑体"/>
       <w:b/>
       <w:bCs/>
       <w:color w:themeColor="accent1" w:val="4F81BD"/>
@@ -4128,7 +4463,7 @@
       <w:contextualSpacing/>
     </w:pPr>
     <w:rPr>
-      <w:rFonts w:ascii="Times New Roman" w:asciiTheme="majorHAnsi" w:cstheme="majorBidi" w:eastAsia="黑体" w:eastAsiaTheme="majorEastAsia" w:hAnsi="Times New Roman" w:hAnsiTheme="majorHAnsi"/>
+      <w:rFonts w:ascii="Times New Roman" w:asciiTheme="majorHAnsi" w:cstheme="majorBidi" w:eastAsia="黑体" w:hAnsi="Times New Roman" w:hAnsiTheme="majorHAnsi"/>
       <w:b/>
       <w:color w:val="1F3864"/>
       <w:spacing w:val="5"/>
@@ -4144,7 +4479,7 @@
     <w:uiPriority w:val="10"/>
     <w:rsid w:val="00FC693F"/>
     <w:rPr>
-      <w:rFonts w:asciiTheme="majorHAnsi" w:cstheme="majorBidi" w:eastAsiaTheme="majorEastAsia" w:hAnsiTheme="majorHAnsi"/>
+      <w:rFonts w:asciiTheme="majorHAnsi" w:cstheme="majorBidi" w:hAnsiTheme="majorHAnsi" w:eastAsia="黑体"/>
       <w:color w:themeColor="text2" w:themeShade="BF" w:val="17365D"/>
       <w:spacing w:val="5"/>
       <w:kern w:val="28"/>
@@ -4166,7 +4501,7 @@
       </w:numPr>
     </w:pPr>
     <w:rPr>
-      <w:rFonts w:asciiTheme="majorHAnsi" w:cstheme="majorBidi" w:eastAsiaTheme="majorEastAsia" w:hAnsiTheme="majorHAnsi"/>
+      <w:rFonts w:asciiTheme="majorHAnsi" w:cstheme="majorBidi" w:hAnsiTheme="majorHAnsi" w:eastAsia="黑体"/>
       <w:i/>
       <w:iCs/>
       <w:color w:themeColor="accent1" w:val="4F81BD"/>
@@ -4182,7 +4517,7 @@
     <w:uiPriority w:val="11"/>
     <w:rsid w:val="00FC693F"/>
     <w:rPr>
-      <w:rFonts w:asciiTheme="majorHAnsi" w:cstheme="majorBidi" w:eastAsiaTheme="majorEastAsia" w:hAnsiTheme="majorHAnsi"/>
+      <w:rFonts w:asciiTheme="majorHAnsi" w:cstheme="majorBidi" w:hAnsiTheme="majorHAnsi" w:eastAsia="黑体"/>
       <w:i/>
       <w:iCs/>
       <w:color w:themeColor="accent1" w:val="4F81BD"/>
@@ -4249,6 +4584,7 @@
       <w:spacing w:after="120"/>
     </w:pPr>
     <w:rPr>
+      <w:rFonts w:eastAsia="黑体"/>
       <w:sz w:val="16"/>
       <w:szCs w:val="16"/>
     </w:rPr>
@@ -4260,6 +4596,7 @@
     <w:uiPriority w:val="99"/>
     <w:rsid w:val="00AA1D8D"/>
     <w:rPr>
+      <w:rFonts w:eastAsia="黑体"/>
       <w:sz w:val="16"/>
       <w:szCs w:val="16"/>
     </w:rPr>
@@ -4429,7 +4766,7 @@
       </w:tabs>
     </w:pPr>
     <w:rPr>
-      <w:rFonts w:ascii="Courier" w:hAnsi="Courier"/>
+      <w:rFonts w:ascii="Courier" w:hAnsi="Courier" w:eastAsia="黑体"/>
       <w:sz w:val="20"/>
       <w:szCs w:val="20"/>
     </w:rPr>
@@ -4441,7 +4778,7 @@
     <w:uiPriority w:val="99"/>
     <w:rsid w:val="0029639D"/>
     <w:rPr>
-      <w:rFonts w:ascii="Courier" w:hAnsi="Courier"/>
+      <w:rFonts w:ascii="Courier" w:hAnsi="Courier" w:eastAsia="黑体"/>
       <w:sz w:val="20"/>
       <w:szCs w:val="20"/>
     </w:rPr>
@@ -4477,6 +4814,7 @@
     <w:uiPriority w:val="29"/>
     <w:rsid w:val="00FC693F"/>
     <w:rPr>
+      <w:rFonts w:eastAsia="黑体"/>
       <w:i/>
       <w:iCs/>
       <w:color w:themeColor="text1" w:val="000000"/>
@@ -4490,7 +4828,7 @@
     <w:semiHidden/>
     <w:rsid w:val="00FC693F"/>
     <w:rPr>
-      <w:rFonts w:asciiTheme="majorHAnsi" w:cstheme="majorBidi" w:eastAsiaTheme="majorEastAsia" w:hAnsiTheme="majorHAnsi"/>
+      <w:rFonts w:asciiTheme="majorHAnsi" w:cstheme="majorBidi" w:hAnsiTheme="majorHAnsi" w:eastAsia="黑体"/>
       <w:b/>
       <w:bCs/>
       <w:i/>
@@ -4506,7 +4844,7 @@
     <w:semiHidden/>
     <w:rsid w:val="00FC693F"/>
     <w:rPr>
-      <w:rFonts w:asciiTheme="majorHAnsi" w:cstheme="majorBidi" w:eastAsiaTheme="majorEastAsia" w:hAnsiTheme="majorHAnsi"/>
+      <w:rFonts w:asciiTheme="majorHAnsi" w:cstheme="majorBidi" w:hAnsiTheme="majorHAnsi" w:eastAsia="黑体"/>
       <w:color w:themeColor="accent1" w:themeShade="7F" w:val="243F60"/>
     </w:rPr>
   </w:style>
@@ -4518,7 +4856,7 @@
     <w:semiHidden/>
     <w:rsid w:val="00FC693F"/>
     <w:rPr>
-      <w:rFonts w:asciiTheme="majorHAnsi" w:cstheme="majorBidi" w:eastAsiaTheme="majorEastAsia" w:hAnsiTheme="majorHAnsi"/>
+      <w:rFonts w:asciiTheme="majorHAnsi" w:cstheme="majorBidi" w:hAnsiTheme="majorHAnsi" w:eastAsia="黑体"/>
       <w:i/>
       <w:iCs/>
       <w:color w:themeColor="accent1" w:themeShade="7F" w:val="243F60"/>
@@ -4532,7 +4870,7 @@
     <w:semiHidden/>
     <w:rsid w:val="00FC693F"/>
     <w:rPr>
-      <w:rFonts w:asciiTheme="majorHAnsi" w:cstheme="majorBidi" w:eastAsiaTheme="majorEastAsia" w:hAnsiTheme="majorHAnsi"/>
+      <w:rFonts w:asciiTheme="majorHAnsi" w:cstheme="majorBidi" w:hAnsiTheme="majorHAnsi" w:eastAsia="黑体"/>
       <w:i/>
       <w:iCs/>
       <w:color w:themeColor="text1" w:themeTint="BF" w:val="404040"/>
@@ -4546,7 +4884,7 @@
     <w:semiHidden/>
     <w:rsid w:val="00FC693F"/>
     <w:rPr>
-      <w:rFonts w:asciiTheme="majorHAnsi" w:cstheme="majorBidi" w:eastAsiaTheme="majorEastAsia" w:hAnsiTheme="majorHAnsi"/>
+      <w:rFonts w:asciiTheme="majorHAnsi" w:cstheme="majorBidi" w:hAnsiTheme="majorHAnsi" w:eastAsia="黑体"/>
       <w:color w:themeColor="accent1" w:val="4F81BD"/>
       <w:sz w:val="20"/>
       <w:szCs w:val="20"/>
@@ -4560,7 +4898,7 @@
     <w:semiHidden/>
     <w:rsid w:val="00FC693F"/>
     <w:rPr>
-      <w:rFonts w:asciiTheme="majorHAnsi" w:cstheme="majorBidi" w:eastAsiaTheme="majorEastAsia" w:hAnsiTheme="majorHAnsi"/>
+      <w:rFonts w:asciiTheme="majorHAnsi" w:cstheme="majorBidi" w:hAnsiTheme="majorHAnsi" w:eastAsia="黑体"/>
       <w:i/>
       <w:iCs/>
       <w:color w:themeColor="text1" w:themeTint="BF" w:val="404040"/>
@@ -4581,6 +4919,7 @@
       <w:spacing w:line="240" w:lineRule="auto"/>
     </w:pPr>
     <w:rPr>
+      <w:rFonts w:eastAsia="黑体"/>
       <w:b/>
       <w:bCs/>
       <w:color w:themeColor="accent1" w:val="4F81BD"/>
@@ -4595,6 +4934,7 @@
     <w:qFormat/>
     <w:rsid w:val="00FC693F"/>
     <w:rPr>
+      <w:rFonts w:eastAsia="黑体"/>
       <w:b/>
       <w:bCs/>
     </w:rPr>
@@ -4606,6 +4946,7 @@
     <w:qFormat/>
     <w:rsid w:val="00FC693F"/>
     <w:rPr>
+      <w:rFonts w:eastAsia="黑体"/>
       <w:i/>
       <w:iCs/>
     </w:rPr>
@@ -4626,6 +4967,7 @@
       <w:ind w:left="936" w:right="936"/>
     </w:pPr>
     <w:rPr>
+      <w:rFonts w:eastAsia="黑体"/>
       <w:b/>
       <w:bCs/>
       <w:i/>
@@ -4640,6 +4982,7 @@
     <w:uiPriority w:val="30"/>
     <w:rsid w:val="00FC693F"/>
     <w:rPr>
+      <w:rFonts w:eastAsia="黑体"/>
       <w:b/>
       <w:bCs/>
       <w:i/>
@@ -4654,6 +4997,7 @@
     <w:qFormat/>
     <w:rsid w:val="00FC693F"/>
     <w:rPr>
+      <w:rFonts w:eastAsia="黑体"/>
       <w:i/>
       <w:iCs/>
       <w:color w:themeColor="text1" w:themeTint="7F" w:val="808080"/>
@@ -4666,6 +5010,7 @@
     <w:qFormat/>
     <w:rsid w:val="00FC693F"/>
     <w:rPr>
+      <w:rFonts w:eastAsia="黑体"/>
       <w:b/>
       <w:bCs/>
       <w:i/>
@@ -4680,6 +5025,7 @@
     <w:qFormat/>
     <w:rsid w:val="00FC693F"/>
     <w:rPr>
+      <w:rFonts w:eastAsia="黑体"/>
       <w:smallCaps/>
       <w:color w:themeColor="accent2" w:val="C0504D"/>
       <w:u w:val="single"/>
@@ -4692,6 +5038,7 @@
     <w:qFormat/>
     <w:rsid w:val="00FC693F"/>
     <w:rPr>
+      <w:rFonts w:eastAsia="黑体"/>
       <w:b/>
       <w:bCs/>
       <w:smallCaps/>
@@ -4707,6 +5054,7 @@
     <w:qFormat/>
     <w:rsid w:val="00FC693F"/>
     <w:rPr>
+      <w:rFonts w:eastAsia="黑体"/>
       <w:b/>
       <w:bCs/>
       <w:smallCaps/>
@@ -4761,6 +5109,7 @@
       <w:spacing w:after="0" w:line="240" w:lineRule="auto"/>
     </w:pPr>
     <w:rPr>
+      <w:rFonts w:eastAsia="黑体"/>
       <w:color w:themeColor="text1" w:themeShade="BF" w:val="000000"/>
     </w:rPr>
     <w:tblPr>
@@ -4783,6 +5132,7 @@
         <w:spacing w:after="0" w:before="0" w:line="240" w:lineRule="auto"/>
       </w:pPr>
       <w:rPr>
+        <w:rFonts w:eastAsia="黑体"/>
         <w:b/>
         <w:bCs/>
       </w:rPr>
@@ -4803,6 +5153,7 @@
         <w:spacing w:after="0" w:before="0" w:line="240" w:lineRule="auto"/>
       </w:pPr>
       <w:rPr>
+        <w:rFonts w:eastAsia="黑体"/>
         <w:b/>
         <w:bCs/>
       </w:rPr>
@@ -4820,12 +5171,14 @@
     </w:tblStylePr>
     <w:tblStylePr w:type="firstCol">
       <w:rPr>
+        <w:rFonts w:eastAsia="黑体"/>
         <w:b/>
         <w:bCs/>
       </w:rPr>
     </w:tblStylePr>
     <w:tblStylePr w:type="lastCol">
       <w:rPr>
+        <w:rFonts w:eastAsia="黑体"/>
         <w:b/>
         <w:bCs/>
       </w:rPr>
@@ -4864,6 +5217,7 @@
       <w:spacing w:after="0" w:line="240" w:lineRule="auto"/>
     </w:pPr>
     <w:rPr>
+      <w:rFonts w:eastAsia="黑体"/>
       <w:color w:themeColor="accent1" w:themeShade="BF" w:val="365F91"/>
     </w:rPr>
     <w:tblPr>
@@ -4886,6 +5240,7 @@
         <w:spacing w:after="0" w:before="0" w:line="240" w:lineRule="auto"/>
       </w:pPr>
       <w:rPr>
+        <w:rFonts w:eastAsia="黑体"/>
         <w:b/>
         <w:bCs/>
       </w:rPr>
@@ -4906,6 +5261,7 @@
         <w:spacing w:after="0" w:before="0" w:line="240" w:lineRule="auto"/>
       </w:pPr>
       <w:rPr>
+        <w:rFonts w:eastAsia="黑体"/>
         <w:b/>
         <w:bCs/>
       </w:rPr>
@@ -4923,12 +5279,14 @@
     </w:tblStylePr>
     <w:tblStylePr w:type="firstCol">
       <w:rPr>
+        <w:rFonts w:eastAsia="黑体"/>
         <w:b/>
         <w:bCs/>
       </w:rPr>
     </w:tblStylePr>
     <w:tblStylePr w:type="lastCol">
       <w:rPr>
+        <w:rFonts w:eastAsia="黑体"/>
         <w:b/>
         <w:bCs/>
       </w:rPr>
@@ -4967,6 +5325,7 @@
       <w:spacing w:after="0" w:line="240" w:lineRule="auto"/>
     </w:pPr>
     <w:rPr>
+      <w:rFonts w:eastAsia="黑体"/>
       <w:color w:themeColor="accent2" w:themeShade="BF" w:val="943634"/>
     </w:rPr>
     <w:tblPr>
@@ -4989,6 +5348,7 @@
         <w:spacing w:after="0" w:before="0" w:line="240" w:lineRule="auto"/>
       </w:pPr>
       <w:rPr>
+        <w:rFonts w:eastAsia="黑体"/>
         <w:b/>
         <w:bCs/>
       </w:rPr>
@@ -5009,6 +5369,7 @@
         <w:spacing w:after="0" w:before="0" w:line="240" w:lineRule="auto"/>
       </w:pPr>
       <w:rPr>
+        <w:rFonts w:eastAsia="黑体"/>
         <w:b/>
         <w:bCs/>
       </w:rPr>
@@ -5026,12 +5387,14 @@
     </w:tblStylePr>
     <w:tblStylePr w:type="firstCol">
       <w:rPr>
+        <w:rFonts w:eastAsia="黑体"/>
         <w:b/>
         <w:bCs/>
       </w:rPr>
     </w:tblStylePr>
     <w:tblStylePr w:type="lastCol">
       <w:rPr>
+        <w:rFonts w:eastAsia="黑体"/>
         <w:b/>
         <w:bCs/>
       </w:rPr>
@@ -5070,6 +5433,7 @@
       <w:spacing w:after="0" w:line="240" w:lineRule="auto"/>
     </w:pPr>
     <w:rPr>
+      <w:rFonts w:eastAsia="黑体"/>
       <w:color w:themeColor="accent3" w:themeShade="BF" w:val="76923C"/>
     </w:rPr>
     <w:tblPr>
@@ -5092,6 +5456,7 @@
         <w:spacing w:after="0" w:before="0" w:line="240" w:lineRule="auto"/>
       </w:pPr>
       <w:rPr>
+        <w:rFonts w:eastAsia="黑体"/>
         <w:b/>
         <w:bCs/>
       </w:rPr>
@@ -5112,6 +5477,7 @@
         <w:spacing w:after="0" w:before="0" w:line="240" w:lineRule="auto"/>
       </w:pPr>
       <w:rPr>
+        <w:rFonts w:eastAsia="黑体"/>
         <w:b/>
         <w:bCs/>
       </w:rPr>
@@ -5129,12 +5495,14 @@
     </w:tblStylePr>
     <w:tblStylePr w:type="firstCol">
       <w:rPr>
+        <w:rFonts w:eastAsia="黑体"/>
         <w:b/>
         <w:bCs/>
       </w:rPr>
     </w:tblStylePr>
     <w:tblStylePr w:type="lastCol">
       <w:rPr>
+        <w:rFonts w:eastAsia="黑体"/>
         <w:b/>
         <w:bCs/>
       </w:rPr>
@@ -5173,6 +5541,7 @@
       <w:spacing w:after="0" w:line="240" w:lineRule="auto"/>
     </w:pPr>
     <w:rPr>
+      <w:rFonts w:eastAsia="黑体"/>
       <w:color w:themeColor="accent4" w:themeShade="BF" w:val="5F497A"/>
     </w:rPr>
     <w:tblPr>
@@ -5195,6 +5564,7 @@
         <w:spacing w:after="0" w:before="0" w:line="240" w:lineRule="auto"/>
       </w:pPr>
       <w:rPr>
+        <w:rFonts w:eastAsia="黑体"/>
         <w:b/>
         <w:bCs/>
       </w:rPr>
@@ -5215,6 +5585,7 @@
         <w:spacing w:after="0" w:before="0" w:line="240" w:lineRule="auto"/>
       </w:pPr>
       <w:rPr>
+        <w:rFonts w:eastAsia="黑体"/>
         <w:b/>
         <w:bCs/>
       </w:rPr>
@@ -5232,12 +5603,14 @@
     </w:tblStylePr>
     <w:tblStylePr w:type="firstCol">
       <w:rPr>
+        <w:rFonts w:eastAsia="黑体"/>
         <w:b/>
         <w:bCs/>
       </w:rPr>
     </w:tblStylePr>
     <w:tblStylePr w:type="lastCol">
       <w:rPr>
+        <w:rFonts w:eastAsia="黑体"/>
         <w:b/>
         <w:bCs/>
       </w:rPr>
@@ -5276,6 +5649,7 @@
       <w:spacing w:after="0" w:line="240" w:lineRule="auto"/>
     </w:pPr>
     <w:rPr>
+      <w:rFonts w:eastAsia="黑体"/>
       <w:color w:themeColor="accent5" w:themeShade="BF" w:val="31849B"/>
     </w:rPr>
     <w:tblPr>
@@ -5298,6 +5672,7 @@
         <w:spacing w:after="0" w:before="0" w:line="240" w:lineRule="auto"/>
       </w:pPr>
       <w:rPr>
+        <w:rFonts w:eastAsia="黑体"/>
         <w:b/>
         <w:bCs/>
       </w:rPr>
@@ -5318,6 +5693,7 @@
         <w:spacing w:after="0" w:before="0" w:line="240" w:lineRule="auto"/>
       </w:pPr>
       <w:rPr>
+        <w:rFonts w:eastAsia="黑体"/>
         <w:b/>
         <w:bCs/>
       </w:rPr>
@@ -5335,12 +5711,14 @@
     </w:tblStylePr>
     <w:tblStylePr w:type="firstCol">
       <w:rPr>
+        <w:rFonts w:eastAsia="黑体"/>
         <w:b/>
         <w:bCs/>
       </w:rPr>
     </w:tblStylePr>
     <w:tblStylePr w:type="lastCol">
       <w:rPr>
+        <w:rFonts w:eastAsia="黑体"/>
         <w:b/>
         <w:bCs/>
       </w:rPr>
@@ -5379,6 +5757,7 @@
       <w:spacing w:after="0" w:line="240" w:lineRule="auto"/>
     </w:pPr>
     <w:rPr>
+      <w:rFonts w:eastAsia="黑体"/>
       <w:color w:themeColor="accent6" w:themeShade="BF" w:val="E36C0A"/>
     </w:rPr>
     <w:tblPr>
@@ -5401,6 +5780,7 @@
         <w:spacing w:after="0" w:before="0" w:line="240" w:lineRule="auto"/>
       </w:pPr>
       <w:rPr>
+        <w:rFonts w:eastAsia="黑体"/>
         <w:b/>
         <w:bCs/>
       </w:rPr>
@@ -5421,6 +5801,7 @@
         <w:spacing w:after="0" w:before="0" w:line="240" w:lineRule="auto"/>
       </w:pPr>
       <w:rPr>
+        <w:rFonts w:eastAsia="黑体"/>
         <w:b/>
         <w:bCs/>
       </w:rPr>
@@ -5438,12 +5819,14 @@
     </w:tblStylePr>
     <w:tblStylePr w:type="firstCol">
       <w:rPr>
+        <w:rFonts w:eastAsia="黑体"/>
         <w:b/>
         <w:bCs/>
       </w:rPr>
     </w:tblStylePr>
     <w:tblStylePr w:type="lastCol">
       <w:rPr>
+        <w:rFonts w:eastAsia="黑体"/>
         <w:b/>
         <w:bCs/>
       </w:rPr>
@@ -5503,6 +5886,7 @@
         <w:spacing w:after="0" w:before="0" w:line="240" w:lineRule="auto"/>
       </w:pPr>
       <w:rPr>
+        <w:rFonts w:eastAsia="黑体"/>
         <w:b/>
         <w:bCs/>
         <w:color w:themeColor="background1" w:val="FFFFFF"/>
@@ -5517,6 +5901,7 @@
         <w:spacing w:after="0" w:before="0" w:line="240" w:lineRule="auto"/>
       </w:pPr>
       <w:rPr>
+        <w:rFonts w:eastAsia="黑体"/>
         <w:b/>
         <w:bCs/>
       </w:rPr>
@@ -5532,12 +5917,14 @@
     </w:tblStylePr>
     <w:tblStylePr w:type="firstCol">
       <w:rPr>
+        <w:rFonts w:eastAsia="黑体"/>
         <w:b/>
         <w:bCs/>
       </w:rPr>
     </w:tblStylePr>
     <w:tblStylePr w:type="lastCol">
       <w:rPr>
+        <w:rFonts w:eastAsia="黑体"/>
         <w:b/>
         <w:bCs/>
       </w:rPr>
@@ -5595,6 +5982,7 @@
         <w:spacing w:after="0" w:before="0" w:line="240" w:lineRule="auto"/>
       </w:pPr>
       <w:rPr>
+        <w:rFonts w:eastAsia="黑体"/>
         <w:b/>
         <w:bCs/>
         <w:color w:themeColor="background1" w:val="FFFFFF"/>
@@ -5609,6 +5997,7 @@
         <w:spacing w:after="0" w:before="0" w:line="240" w:lineRule="auto"/>
       </w:pPr>
       <w:rPr>
+        <w:rFonts w:eastAsia="黑体"/>
         <w:b/>
         <w:bCs/>
       </w:rPr>
@@ -5624,12 +6013,14 @@
     </w:tblStylePr>
     <w:tblStylePr w:type="firstCol">
       <w:rPr>
+        <w:rFonts w:eastAsia="黑体"/>
         <w:b/>
         <w:bCs/>
       </w:rPr>
     </w:tblStylePr>
     <w:tblStylePr w:type="lastCol">
       <w:rPr>
+        <w:rFonts w:eastAsia="黑体"/>
         <w:b/>
         <w:bCs/>
       </w:rPr>
@@ -5687,6 +6078,7 @@
         <w:spacing w:after="0" w:before="0" w:line="240" w:lineRule="auto"/>
       </w:pPr>
       <w:rPr>
+        <w:rFonts w:eastAsia="黑体"/>
         <w:b/>
         <w:bCs/>
         <w:color w:themeColor="background1" w:val="FFFFFF"/>
@@ -5701,6 +6093,7 @@
         <w:spacing w:after="0" w:before="0" w:line="240" w:lineRule="auto"/>
       </w:pPr>
       <w:rPr>
+        <w:rFonts w:eastAsia="黑体"/>
         <w:b/>
         <w:bCs/>
       </w:rPr>
@@ -5716,12 +6109,14 @@
     </w:tblStylePr>
     <w:tblStylePr w:type="firstCol">
       <w:rPr>
+        <w:rFonts w:eastAsia="黑体"/>
         <w:b/>
         <w:bCs/>
       </w:rPr>
     </w:tblStylePr>
     <w:tblStylePr w:type="lastCol">
       <w:rPr>
+        <w:rFonts w:eastAsia="黑体"/>
         <w:b/>
         <w:bCs/>
       </w:rPr>
@@ -5779,6 +6174,7 @@
         <w:spacing w:after="0" w:before="0" w:line="240" w:lineRule="auto"/>
       </w:pPr>
       <w:rPr>
+        <w:rFonts w:eastAsia="黑体"/>
         <w:b/>
         <w:bCs/>
         <w:color w:themeColor="background1" w:val="FFFFFF"/>
@@ -5793,6 +6189,7 @@
         <w:spacing w:after="0" w:before="0" w:line="240" w:lineRule="auto"/>
       </w:pPr>
       <w:rPr>
+        <w:rFonts w:eastAsia="黑体"/>
         <w:b/>
         <w:bCs/>
       </w:rPr>
@@ -5808,12 +6205,14 @@
     </w:tblStylePr>
     <w:tblStylePr w:type="firstCol">
       <w:rPr>
+        <w:rFonts w:eastAsia="黑体"/>
         <w:b/>
         <w:bCs/>
       </w:rPr>
     </w:tblStylePr>
     <w:tblStylePr w:type="lastCol">
       <w:rPr>
+        <w:rFonts w:eastAsia="黑体"/>
         <w:b/>
         <w:bCs/>
       </w:rPr>
@@ -5871,6 +6270,7 @@
         <w:spacing w:after="0" w:before="0" w:line="240" w:lineRule="auto"/>
       </w:pPr>
       <w:rPr>
+        <w:rFonts w:eastAsia="黑体"/>
         <w:b/>
         <w:bCs/>
         <w:color w:themeColor="background1" w:val="FFFFFF"/>
@@ -5885,6 +6285,7 @@
         <w:spacing w:after="0" w:before="0" w:line="240" w:lineRule="auto"/>
       </w:pPr>
       <w:rPr>
+        <w:rFonts w:eastAsia="黑体"/>
         <w:b/>
         <w:bCs/>
       </w:rPr>
@@ -5900,12 +6301,14 @@
     </w:tblStylePr>
     <w:tblStylePr w:type="firstCol">
       <w:rPr>
+        <w:rFonts w:eastAsia="黑体"/>
         <w:b/>
         <w:bCs/>
       </w:rPr>
     </w:tblStylePr>
     <w:tblStylePr w:type="lastCol">
       <w:rPr>
+        <w:rFonts w:eastAsia="黑体"/>
         <w:b/>
         <w:bCs/>
       </w:rPr>
@@ -5963,6 +6366,7 @@
         <w:spacing w:after="0" w:before="0" w:line="240" w:lineRule="auto"/>
       </w:pPr>
       <w:rPr>
+        <w:rFonts w:eastAsia="黑体"/>
         <w:b/>
         <w:bCs/>
         <w:color w:themeColor="background1" w:val="FFFFFF"/>
@@ -5977,6 +6381,7 @@
         <w:spacing w:after="0" w:before="0" w:line="240" w:lineRule="auto"/>
       </w:pPr>
       <w:rPr>
+        <w:rFonts w:eastAsia="黑体"/>
         <w:b/>
         <w:bCs/>
       </w:rPr>
@@ -5992,12 +6397,14 @@
     </w:tblStylePr>
     <w:tblStylePr w:type="firstCol">
       <w:rPr>
+        <w:rFonts w:eastAsia="黑体"/>
         <w:b/>
         <w:bCs/>
       </w:rPr>
     </w:tblStylePr>
     <w:tblStylePr w:type="lastCol">
       <w:rPr>
+        <w:rFonts w:eastAsia="黑体"/>
         <w:b/>
         <w:bCs/>
       </w:rPr>
@@ -6055,6 +6462,7 @@
         <w:spacing w:after="0" w:before="0" w:line="240" w:lineRule="auto"/>
       </w:pPr>
       <w:rPr>
+        <w:rFonts w:eastAsia="黑体"/>
         <w:b/>
         <w:bCs/>
         <w:color w:themeColor="background1" w:val="FFFFFF"/>
@@ -6069,6 +6477,7 @@
         <w:spacing w:after="0" w:before="0" w:line="240" w:lineRule="auto"/>
       </w:pPr>
       <w:rPr>
+        <w:rFonts w:eastAsia="黑体"/>
         <w:b/>
         <w:bCs/>
       </w:rPr>
@@ -6084,12 +6493,14 @@
     </w:tblStylePr>
     <w:tblStylePr w:type="firstCol">
       <w:rPr>
+        <w:rFonts w:eastAsia="黑体"/>
         <w:b/>
         <w:bCs/>
       </w:rPr>
     </w:tblStylePr>
     <w:tblStylePr w:type="lastCol">
       <w:rPr>
+        <w:rFonts w:eastAsia="黑体"/>
         <w:b/>
         <w:bCs/>
       </w:rPr>
@@ -6149,7 +6560,7 @@
         <w:spacing w:after="0" w:before="0" w:line="240" w:lineRule="auto"/>
       </w:pPr>
       <w:rPr>
-        <w:rFonts w:asciiTheme="majorHAnsi" w:cstheme="majorBidi" w:eastAsiaTheme="majorEastAsia" w:hAnsiTheme="majorHAnsi"/>
+        <w:rFonts w:asciiTheme="majorHAnsi" w:cstheme="majorBidi" w:hAnsiTheme="majorHAnsi" w:eastAsia="黑体"/>
         <w:b/>
         <w:bCs/>
       </w:rPr>
@@ -6170,7 +6581,7 @@
         <w:spacing w:after="0" w:before="0" w:line="240" w:lineRule="auto"/>
       </w:pPr>
       <w:rPr>
-        <w:rFonts w:asciiTheme="majorHAnsi" w:cstheme="majorBidi" w:eastAsiaTheme="majorEastAsia" w:hAnsiTheme="majorHAnsi"/>
+        <w:rFonts w:asciiTheme="majorHAnsi" w:cstheme="majorBidi" w:hAnsiTheme="majorHAnsi" w:eastAsia="黑体"/>
         <w:b/>
         <w:bCs/>
       </w:rPr>
@@ -6188,14 +6599,14 @@
     </w:tblStylePr>
     <w:tblStylePr w:type="firstCol">
       <w:rPr>
-        <w:rFonts w:asciiTheme="majorHAnsi" w:cstheme="majorBidi" w:eastAsiaTheme="majorEastAsia" w:hAnsiTheme="majorHAnsi"/>
+        <w:rFonts w:asciiTheme="majorHAnsi" w:cstheme="majorBidi" w:hAnsiTheme="majorHAnsi" w:eastAsia="黑体"/>
         <w:b/>
         <w:bCs/>
       </w:rPr>
     </w:tblStylePr>
     <w:tblStylePr w:type="lastCol">
       <w:rPr>
-        <w:rFonts w:asciiTheme="majorHAnsi" w:cstheme="majorBidi" w:eastAsiaTheme="majorEastAsia" w:hAnsiTheme="majorHAnsi"/>
+        <w:rFonts w:asciiTheme="majorHAnsi" w:cstheme="majorBidi" w:hAnsiTheme="majorHAnsi" w:eastAsia="黑体"/>
         <w:b/>
         <w:bCs/>
       </w:rPr>
@@ -6279,7 +6690,7 @@
         <w:spacing w:after="0" w:before="0" w:line="240" w:lineRule="auto"/>
       </w:pPr>
       <w:rPr>
-        <w:rFonts w:asciiTheme="majorHAnsi" w:cstheme="majorBidi" w:eastAsiaTheme="majorEastAsia" w:hAnsiTheme="majorHAnsi"/>
+        <w:rFonts w:asciiTheme="majorHAnsi" w:cstheme="majorBidi" w:hAnsiTheme="majorHAnsi" w:eastAsia="黑体"/>
         <w:b/>
         <w:bCs/>
       </w:rPr>
@@ -6300,7 +6711,7 @@
         <w:spacing w:after="0" w:before="0" w:line="240" w:lineRule="auto"/>
       </w:pPr>
       <w:rPr>
-        <w:rFonts w:asciiTheme="majorHAnsi" w:cstheme="majorBidi" w:eastAsiaTheme="majorEastAsia" w:hAnsiTheme="majorHAnsi"/>
+        <w:rFonts w:asciiTheme="majorHAnsi" w:cstheme="majorBidi" w:hAnsiTheme="majorHAnsi" w:eastAsia="黑体"/>
         <w:b/>
         <w:bCs/>
       </w:rPr>
@@ -6318,14 +6729,14 @@
     </w:tblStylePr>
     <w:tblStylePr w:type="firstCol">
       <w:rPr>
-        <w:rFonts w:asciiTheme="majorHAnsi" w:cstheme="majorBidi" w:eastAsiaTheme="majorEastAsia" w:hAnsiTheme="majorHAnsi"/>
+        <w:rFonts w:asciiTheme="majorHAnsi" w:cstheme="majorBidi" w:hAnsiTheme="majorHAnsi" w:eastAsia="黑体"/>
         <w:b/>
         <w:bCs/>
       </w:rPr>
     </w:tblStylePr>
     <w:tblStylePr w:type="lastCol">
       <w:rPr>
-        <w:rFonts w:asciiTheme="majorHAnsi" w:cstheme="majorBidi" w:eastAsiaTheme="majorEastAsia" w:hAnsiTheme="majorHAnsi"/>
+        <w:rFonts w:asciiTheme="majorHAnsi" w:cstheme="majorBidi" w:hAnsiTheme="majorHAnsi" w:eastAsia="黑体"/>
         <w:b/>
         <w:bCs/>
       </w:rPr>
@@ -6409,7 +6820,7 @@
         <w:spacing w:after="0" w:before="0" w:line="240" w:lineRule="auto"/>
       </w:pPr>
       <w:rPr>
-        <w:rFonts w:asciiTheme="majorHAnsi" w:cstheme="majorBidi" w:eastAsiaTheme="majorEastAsia" w:hAnsiTheme="majorHAnsi"/>
+        <w:rFonts w:asciiTheme="majorHAnsi" w:cstheme="majorBidi" w:hAnsiTheme="majorHAnsi" w:eastAsia="黑体"/>
         <w:b/>
         <w:bCs/>
       </w:rPr>
@@ -6430,7 +6841,7 @@
         <w:spacing w:after="0" w:before="0" w:line="240" w:lineRule="auto"/>
       </w:pPr>
       <w:rPr>
-        <w:rFonts w:asciiTheme="majorHAnsi" w:cstheme="majorBidi" w:eastAsiaTheme="majorEastAsia" w:hAnsiTheme="majorHAnsi"/>
+        <w:rFonts w:asciiTheme="majorHAnsi" w:cstheme="majorBidi" w:hAnsiTheme="majorHAnsi" w:eastAsia="黑体"/>
         <w:b/>
         <w:bCs/>
       </w:rPr>
@@ -6448,14 +6859,14 @@
     </w:tblStylePr>
     <w:tblStylePr w:type="firstCol">
       <w:rPr>
-        <w:rFonts w:asciiTheme="majorHAnsi" w:cstheme="majorBidi" w:eastAsiaTheme="majorEastAsia" w:hAnsiTheme="majorHAnsi"/>
+        <w:rFonts w:asciiTheme="majorHAnsi" w:cstheme="majorBidi" w:hAnsiTheme="majorHAnsi" w:eastAsia="黑体"/>
         <w:b/>
         <w:bCs/>
       </w:rPr>
     </w:tblStylePr>
     <w:tblStylePr w:type="lastCol">
       <w:rPr>
-        <w:rFonts w:asciiTheme="majorHAnsi" w:cstheme="majorBidi" w:eastAsiaTheme="majorEastAsia" w:hAnsiTheme="majorHAnsi"/>
+        <w:rFonts w:asciiTheme="majorHAnsi" w:cstheme="majorBidi" w:hAnsiTheme="majorHAnsi" w:eastAsia="黑体"/>
         <w:b/>
         <w:bCs/>
       </w:rPr>
@@ -6539,7 +6950,7 @@
         <w:spacing w:after="0" w:before="0" w:line="240" w:lineRule="auto"/>
       </w:pPr>
       <w:rPr>
-        <w:rFonts w:asciiTheme="majorHAnsi" w:cstheme="majorBidi" w:eastAsiaTheme="majorEastAsia" w:hAnsiTheme="majorHAnsi"/>
+        <w:rFonts w:asciiTheme="majorHAnsi" w:cstheme="majorBidi" w:hAnsiTheme="majorHAnsi" w:eastAsia="黑体"/>
         <w:b/>
         <w:bCs/>
       </w:rPr>
@@ -6560,7 +6971,7 @@
         <w:spacing w:after="0" w:before="0" w:line="240" w:lineRule="auto"/>
       </w:pPr>
       <w:rPr>
-        <w:rFonts w:asciiTheme="majorHAnsi" w:cstheme="majorBidi" w:eastAsiaTheme="majorEastAsia" w:hAnsiTheme="majorHAnsi"/>
+        <w:rFonts w:asciiTheme="majorHAnsi" w:cstheme="majorBidi" w:hAnsiTheme="majorHAnsi" w:eastAsia="黑体"/>
         <w:b/>
         <w:bCs/>
       </w:rPr>
@@ -6578,14 +6989,14 @@
     </w:tblStylePr>
     <w:tblStylePr w:type="firstCol">
       <w:rPr>
-        <w:rFonts w:asciiTheme="majorHAnsi" w:cstheme="majorBidi" w:eastAsiaTheme="majorEastAsia" w:hAnsiTheme="majorHAnsi"/>
+        <w:rFonts w:asciiTheme="majorHAnsi" w:cstheme="majorBidi" w:hAnsiTheme="majorHAnsi" w:eastAsia="黑体"/>
         <w:b/>
         <w:bCs/>
       </w:rPr>
     </w:tblStylePr>
     <w:tblStylePr w:type="lastCol">
       <w:rPr>
-        <w:rFonts w:asciiTheme="majorHAnsi" w:cstheme="majorBidi" w:eastAsiaTheme="majorEastAsia" w:hAnsiTheme="majorHAnsi"/>
+        <w:rFonts w:asciiTheme="majorHAnsi" w:cstheme="majorBidi" w:hAnsiTheme="majorHAnsi" w:eastAsia="黑体"/>
         <w:b/>
         <w:bCs/>
       </w:rPr>
@@ -6669,7 +7080,7 @@
         <w:spacing w:after="0" w:before="0" w:line="240" w:lineRule="auto"/>
       </w:pPr>
       <w:rPr>
-        <w:rFonts w:asciiTheme="majorHAnsi" w:cstheme="majorBidi" w:eastAsiaTheme="majorEastAsia" w:hAnsiTheme="majorHAnsi"/>
+        <w:rFonts w:asciiTheme="majorHAnsi" w:cstheme="majorBidi" w:hAnsiTheme="majorHAnsi" w:eastAsia="黑体"/>
         <w:b/>
         <w:bCs/>
       </w:rPr>
@@ -6690,7 +7101,7 @@
         <w:spacing w:after="0" w:before="0" w:line="240" w:lineRule="auto"/>
       </w:pPr>
       <w:rPr>
-        <w:rFonts w:asciiTheme="majorHAnsi" w:cstheme="majorBidi" w:eastAsiaTheme="majorEastAsia" w:hAnsiTheme="majorHAnsi"/>
+        <w:rFonts w:asciiTheme="majorHAnsi" w:cstheme="majorBidi" w:hAnsiTheme="majorHAnsi" w:eastAsia="黑体"/>
         <w:b/>
         <w:bCs/>
       </w:rPr>
@@ -6708,14 +7119,14 @@
     </w:tblStylePr>
     <w:tblStylePr w:type="firstCol">
       <w:rPr>
-        <w:rFonts w:asciiTheme="majorHAnsi" w:cstheme="majorBidi" w:eastAsiaTheme="majorEastAsia" w:hAnsiTheme="majorHAnsi"/>
+        <w:rFonts w:asciiTheme="majorHAnsi" w:cstheme="majorBidi" w:hAnsiTheme="majorHAnsi" w:eastAsia="黑体"/>
         <w:b/>
         <w:bCs/>
       </w:rPr>
     </w:tblStylePr>
     <w:tblStylePr w:type="lastCol">
       <w:rPr>
-        <w:rFonts w:asciiTheme="majorHAnsi" w:cstheme="majorBidi" w:eastAsiaTheme="majorEastAsia" w:hAnsiTheme="majorHAnsi"/>
+        <w:rFonts w:asciiTheme="majorHAnsi" w:cstheme="majorBidi" w:hAnsiTheme="majorHAnsi" w:eastAsia="黑体"/>
         <w:b/>
         <w:bCs/>
       </w:rPr>
@@ -6799,7 +7210,7 @@
         <w:spacing w:after="0" w:before="0" w:line="240" w:lineRule="auto"/>
       </w:pPr>
       <w:rPr>
-        <w:rFonts w:asciiTheme="majorHAnsi" w:cstheme="majorBidi" w:eastAsiaTheme="majorEastAsia" w:hAnsiTheme="majorHAnsi"/>
+        <w:rFonts w:asciiTheme="majorHAnsi" w:cstheme="majorBidi" w:hAnsiTheme="majorHAnsi" w:eastAsia="黑体"/>
         <w:b/>
         <w:bCs/>
       </w:rPr>
@@ -6820,7 +7231,7 @@
         <w:spacing w:after="0" w:before="0" w:line="240" w:lineRule="auto"/>
       </w:pPr>
       <w:rPr>
-        <w:rFonts w:asciiTheme="majorHAnsi" w:cstheme="majorBidi" w:eastAsiaTheme="majorEastAsia" w:hAnsiTheme="majorHAnsi"/>
+        <w:rFonts w:asciiTheme="majorHAnsi" w:cstheme="majorBidi" w:hAnsiTheme="majorHAnsi" w:eastAsia="黑体"/>
         <w:b/>
         <w:bCs/>
       </w:rPr>
@@ -6838,14 +7249,14 @@
     </w:tblStylePr>
     <w:tblStylePr w:type="firstCol">
       <w:rPr>
-        <w:rFonts w:asciiTheme="majorHAnsi" w:cstheme="majorBidi" w:eastAsiaTheme="majorEastAsia" w:hAnsiTheme="majorHAnsi"/>
+        <w:rFonts w:asciiTheme="majorHAnsi" w:cstheme="majorBidi" w:hAnsiTheme="majorHAnsi" w:eastAsia="黑体"/>
         <w:b/>
         <w:bCs/>
       </w:rPr>
     </w:tblStylePr>
     <w:tblStylePr w:type="lastCol">
       <w:rPr>
-        <w:rFonts w:asciiTheme="majorHAnsi" w:cstheme="majorBidi" w:eastAsiaTheme="majorEastAsia" w:hAnsiTheme="majorHAnsi"/>
+        <w:rFonts w:asciiTheme="majorHAnsi" w:cstheme="majorBidi" w:hAnsiTheme="majorHAnsi" w:eastAsia="黑体"/>
         <w:b/>
         <w:bCs/>
       </w:rPr>
@@ -6929,7 +7340,7 @@
         <w:spacing w:after="0" w:before="0" w:line="240" w:lineRule="auto"/>
       </w:pPr>
       <w:rPr>
-        <w:rFonts w:asciiTheme="majorHAnsi" w:cstheme="majorBidi" w:eastAsiaTheme="majorEastAsia" w:hAnsiTheme="majorHAnsi"/>
+        <w:rFonts w:asciiTheme="majorHAnsi" w:cstheme="majorBidi" w:hAnsiTheme="majorHAnsi" w:eastAsia="黑体"/>
         <w:b/>
         <w:bCs/>
       </w:rPr>
@@ -6950,7 +7361,7 @@
         <w:spacing w:after="0" w:before="0" w:line="240" w:lineRule="auto"/>
       </w:pPr>
       <w:rPr>
-        <w:rFonts w:asciiTheme="majorHAnsi" w:cstheme="majorBidi" w:eastAsiaTheme="majorEastAsia" w:hAnsiTheme="majorHAnsi"/>
+        <w:rFonts w:asciiTheme="majorHAnsi" w:cstheme="majorBidi" w:hAnsiTheme="majorHAnsi" w:eastAsia="黑体"/>
         <w:b/>
         <w:bCs/>
       </w:rPr>
@@ -6968,14 +7379,14 @@
     </w:tblStylePr>
     <w:tblStylePr w:type="firstCol">
       <w:rPr>
-        <w:rFonts w:asciiTheme="majorHAnsi" w:cstheme="majorBidi" w:eastAsiaTheme="majorEastAsia" w:hAnsiTheme="majorHAnsi"/>
+        <w:rFonts w:asciiTheme="majorHAnsi" w:cstheme="majorBidi" w:hAnsiTheme="majorHAnsi" w:eastAsia="黑体"/>
         <w:b/>
         <w:bCs/>
       </w:rPr>
     </w:tblStylePr>
     <w:tblStylePr w:type="lastCol">
       <w:rPr>
-        <w:rFonts w:asciiTheme="majorHAnsi" w:cstheme="majorBidi" w:eastAsiaTheme="majorEastAsia" w:hAnsiTheme="majorHAnsi"/>
+        <w:rFonts w:asciiTheme="majorHAnsi" w:cstheme="majorBidi" w:hAnsiTheme="majorHAnsi" w:eastAsia="黑体"/>
         <w:b/>
         <w:bCs/>
       </w:rPr>
@@ -7058,6 +7469,7 @@
         <w:spacing w:after="0" w:before="0" w:line="240" w:lineRule="auto"/>
       </w:pPr>
       <w:rPr>
+        <w:rFonts w:eastAsia="黑体"/>
         <w:b/>
         <w:bCs/>
         <w:color w:themeColor="background1" w:val="FFFFFF"/>
@@ -7080,6 +7492,7 @@
         <w:spacing w:after="0" w:before="0" w:line="240" w:lineRule="auto"/>
       </w:pPr>
       <w:rPr>
+        <w:rFonts w:eastAsia="黑体"/>
         <w:b/>
         <w:bCs/>
       </w:rPr>
@@ -7097,12 +7510,14 @@
     </w:tblStylePr>
     <w:tblStylePr w:type="firstCol">
       <w:rPr>
+        <w:rFonts w:eastAsia="黑体"/>
         <w:b/>
         <w:bCs/>
       </w:rPr>
     </w:tblStylePr>
     <w:tblStylePr w:type="lastCol">
       <w:rPr>
+        <w:rFonts w:eastAsia="黑体"/>
         <w:b/>
         <w:bCs/>
       </w:rPr>
@@ -7164,6 +7579,7 @@
         <w:spacing w:after="0" w:before="0" w:line="240" w:lineRule="auto"/>
       </w:pPr>
       <w:rPr>
+        <w:rFonts w:eastAsia="黑体"/>
         <w:b/>
         <w:bCs/>
         <w:color w:themeColor="background1" w:val="FFFFFF"/>
@@ -7186,6 +7602,7 @@
         <w:spacing w:after="0" w:before="0" w:line="240" w:lineRule="auto"/>
       </w:pPr>
       <w:rPr>
+        <w:rFonts w:eastAsia="黑体"/>
         <w:b/>
         <w:bCs/>
       </w:rPr>
@@ -7203,12 +7620,14 @@
     </w:tblStylePr>
     <w:tblStylePr w:type="firstCol">
       <w:rPr>
+        <w:rFonts w:eastAsia="黑体"/>
         <w:b/>
         <w:bCs/>
       </w:rPr>
     </w:tblStylePr>
     <w:tblStylePr w:type="lastCol">
       <w:rPr>
+        <w:rFonts w:eastAsia="黑体"/>
         <w:b/>
         <w:bCs/>
       </w:rPr>
@@ -7270,6 +7689,7 @@
         <w:spacing w:after="0" w:before="0" w:line="240" w:lineRule="auto"/>
       </w:pPr>
       <w:rPr>
+        <w:rFonts w:eastAsia="黑体"/>
         <w:b/>
         <w:bCs/>
         <w:color w:themeColor="background1" w:val="FFFFFF"/>
@@ -7292,6 +7712,7 @@
         <w:spacing w:after="0" w:before="0" w:line="240" w:lineRule="auto"/>
       </w:pPr>
       <w:rPr>
+        <w:rFonts w:eastAsia="黑体"/>
         <w:b/>
         <w:bCs/>
       </w:rPr>
@@ -7309,12 +7730,14 @@
     </w:tblStylePr>
     <w:tblStylePr w:type="firstCol">
       <w:rPr>
+        <w:rFonts w:eastAsia="黑体"/>
         <w:b/>
         <w:bCs/>
       </w:rPr>
     </w:tblStylePr>
     <w:tblStylePr w:type="lastCol">
       <w:rPr>
+        <w:rFonts w:eastAsia="黑体"/>
         <w:b/>
         <w:bCs/>
       </w:rPr>
@@ -7376,6 +7799,7 @@
         <w:spacing w:after="0" w:before="0" w:line="240" w:lineRule="auto"/>
       </w:pPr>
       <w:rPr>
+        <w:rFonts w:eastAsia="黑体"/>
         <w:b/>
         <w:bCs/>
         <w:color w:themeColor="background1" w:val="FFFFFF"/>
@@ -7398,6 +7822,7 @@
         <w:spacing w:after="0" w:before="0" w:line="240" w:lineRule="auto"/>
       </w:pPr>
       <w:rPr>
+        <w:rFonts w:eastAsia="黑体"/>
         <w:b/>
         <w:bCs/>
       </w:rPr>
@@ -7415,12 +7840,14 @@
     </w:tblStylePr>
     <w:tblStylePr w:type="firstCol">
       <w:rPr>
+        <w:rFonts w:eastAsia="黑体"/>
         <w:b/>
         <w:bCs/>
       </w:rPr>
     </w:tblStylePr>
     <w:tblStylePr w:type="lastCol">
       <w:rPr>
+        <w:rFonts w:eastAsia="黑体"/>
         <w:b/>
         <w:bCs/>
       </w:rPr>
@@ -7482,6 +7909,7 @@
         <w:spacing w:after="0" w:before="0" w:line="240" w:lineRule="auto"/>
       </w:pPr>
       <w:rPr>
+        <w:rFonts w:eastAsia="黑体"/>
         <w:b/>
         <w:bCs/>
         <w:color w:themeColor="background1" w:val="FFFFFF"/>
@@ -7504,6 +7932,7 @@
         <w:spacing w:after="0" w:before="0" w:line="240" w:lineRule="auto"/>
       </w:pPr>
       <w:rPr>
+        <w:rFonts w:eastAsia="黑体"/>
         <w:b/>
         <w:bCs/>
       </w:rPr>
@@ -7521,12 +7950,14 @@
     </w:tblStylePr>
     <w:tblStylePr w:type="firstCol">
       <w:rPr>
+        <w:rFonts w:eastAsia="黑体"/>
         <w:b/>
         <w:bCs/>
       </w:rPr>
     </w:tblStylePr>
     <w:tblStylePr w:type="lastCol">
       <w:rPr>
+        <w:rFonts w:eastAsia="黑体"/>
         <w:b/>
         <w:bCs/>
       </w:rPr>
@@ -7588,6 +8019,7 @@
         <w:spacing w:after="0" w:before="0" w:line="240" w:lineRule="auto"/>
       </w:pPr>
       <w:rPr>
+        <w:rFonts w:eastAsia="黑体"/>
         <w:b/>
         <w:bCs/>
         <w:color w:themeColor="background1" w:val="FFFFFF"/>
@@ -7610,6 +8042,7 @@
         <w:spacing w:after="0" w:before="0" w:line="240" w:lineRule="auto"/>
       </w:pPr>
       <w:rPr>
+        <w:rFonts w:eastAsia="黑体"/>
         <w:b/>
         <w:bCs/>
       </w:rPr>
@@ -7627,12 +8060,14 @@
     </w:tblStylePr>
     <w:tblStylePr w:type="firstCol">
       <w:rPr>
+        <w:rFonts w:eastAsia="黑体"/>
         <w:b/>
         <w:bCs/>
       </w:rPr>
     </w:tblStylePr>
     <w:tblStylePr w:type="lastCol">
       <w:rPr>
+        <w:rFonts w:eastAsia="黑体"/>
         <w:b/>
         <w:bCs/>
       </w:rPr>
@@ -7694,6 +8129,7 @@
         <w:spacing w:after="0" w:before="0" w:line="240" w:lineRule="auto"/>
       </w:pPr>
       <w:rPr>
+        <w:rFonts w:eastAsia="黑体"/>
         <w:b/>
         <w:bCs/>
         <w:color w:themeColor="background1" w:val="FFFFFF"/>
@@ -7716,6 +8152,7 @@
         <w:spacing w:after="0" w:before="0" w:line="240" w:lineRule="auto"/>
       </w:pPr>
       <w:rPr>
+        <w:rFonts w:eastAsia="黑体"/>
         <w:b/>
         <w:bCs/>
       </w:rPr>
@@ -7733,12 +8170,14 @@
     </w:tblStylePr>
     <w:tblStylePr w:type="firstCol">
       <w:rPr>
+        <w:rFonts w:eastAsia="黑体"/>
         <w:b/>
         <w:bCs/>
       </w:rPr>
     </w:tblStylePr>
     <w:tblStylePr w:type="lastCol">
       <w:rPr>
+        <w:rFonts w:eastAsia="黑体"/>
         <w:b/>
         <w:bCs/>
       </w:rPr>
@@ -7797,6 +8236,7 @@
         <w:spacing w:after="0" w:before="0" w:line="240" w:lineRule="auto"/>
       </w:pPr>
       <w:rPr>
+        <w:rFonts w:eastAsia="黑体"/>
         <w:b/>
         <w:bCs/>
         <w:color w:themeColor="background1" w:val="FFFFFF"/>
@@ -7819,6 +8259,7 @@
         <w:spacing w:after="0" w:before="0" w:line="240" w:lineRule="auto"/>
       </w:pPr>
       <w:rPr>
+        <w:rFonts w:eastAsia="黑体"/>
         <w:color w:val="auto"/>
       </w:rPr>
       <w:tblPr/>
@@ -7836,6 +8277,7 @@
     </w:tblStylePr>
     <w:tblStylePr w:type="firstCol">
       <w:rPr>
+        <w:rFonts w:eastAsia="黑体"/>
         <w:b/>
         <w:bCs/>
         <w:color w:themeColor="background1" w:val="FFFFFF"/>
@@ -7855,6 +8297,7 @@
     </w:tblStylePr>
     <w:tblStylePr w:type="lastCol">
       <w:rPr>
+        <w:rFonts w:eastAsia="黑体"/>
         <w:b/>
         <w:bCs/>
         <w:color w:themeColor="background1" w:val="FFFFFF"/>
@@ -7903,6 +8346,7 @@
     </w:tblStylePr>
     <w:tblStylePr w:type="nwCell">
       <w:rPr>
+        <w:rFonts w:eastAsia="黑体"/>
         <w:color w:themeColor="background1" w:val="FFFFFF"/>
       </w:rPr>
       <w:tblPr/>
@@ -7946,6 +8390,7 @@
         <w:spacing w:after="0" w:before="0" w:line="240" w:lineRule="auto"/>
       </w:pPr>
       <w:rPr>
+        <w:rFonts w:eastAsia="黑体"/>
         <w:b/>
         <w:bCs/>
         <w:color w:themeColor="background1" w:val="FFFFFF"/>
@@ -7968,6 +8413,7 @@
         <w:spacing w:after="0" w:before="0" w:line="240" w:lineRule="auto"/>
       </w:pPr>
       <w:rPr>
+        <w:rFonts w:eastAsia="黑体"/>
         <w:color w:val="auto"/>
       </w:rPr>
       <w:tblPr/>
@@ -7985,6 +8431,7 @@
     </w:tblStylePr>
     <w:tblStylePr w:type="firstCol">
       <w:rPr>
+        <w:rFonts w:eastAsia="黑体"/>
         <w:b/>
         <w:bCs/>
         <w:color w:themeColor="background1" w:val="FFFFFF"/>
@@ -8004,6 +8451,7 @@
     </w:tblStylePr>
     <w:tblStylePr w:type="lastCol">
       <w:rPr>
+        <w:rFonts w:eastAsia="黑体"/>
         <w:b/>
         <w:bCs/>
         <w:color w:themeColor="background1" w:val="FFFFFF"/>
@@ -8052,6 +8500,7 @@
     </w:tblStylePr>
     <w:tblStylePr w:type="nwCell">
       <w:rPr>
+        <w:rFonts w:eastAsia="黑体"/>
         <w:color w:themeColor="background1" w:val="FFFFFF"/>
       </w:rPr>
       <w:tblPr/>
@@ -8095,6 +8544,7 @@
         <w:spacing w:after="0" w:before="0" w:line="240" w:lineRule="auto"/>
       </w:pPr>
       <w:rPr>
+        <w:rFonts w:eastAsia="黑体"/>
         <w:b/>
         <w:bCs/>
         <w:color w:themeColor="background1" w:val="FFFFFF"/>
@@ -8117,6 +8567,7 @@
         <w:spacing w:after="0" w:before="0" w:line="240" w:lineRule="auto"/>
       </w:pPr>
       <w:rPr>
+        <w:rFonts w:eastAsia="黑体"/>
         <w:color w:val="auto"/>
       </w:rPr>
       <w:tblPr/>
@@ -8134,6 +8585,7 @@
     </w:tblStylePr>
     <w:tblStylePr w:type="firstCol">
       <w:rPr>
+        <w:rFonts w:eastAsia="黑体"/>
         <w:b/>
         <w:bCs/>
         <w:color w:themeColor="background1" w:val="FFFFFF"/>
@@ -8153,6 +8605,7 @@
     </w:tblStylePr>
     <w:tblStylePr w:type="lastCol">
       <w:rPr>
+        <w:rFonts w:eastAsia="黑体"/>
         <w:b/>
         <w:bCs/>
         <w:color w:themeColor="background1" w:val="FFFFFF"/>
@@ -8201,6 +8654,7 @@
     </w:tblStylePr>
     <w:tblStylePr w:type="nwCell">
       <w:rPr>
+        <w:rFonts w:eastAsia="黑体"/>
         <w:color w:themeColor="background1" w:val="FFFFFF"/>
       </w:rPr>
       <w:tblPr/>
@@ -8244,6 +8698,7 @@
         <w:spacing w:after="0" w:before="0" w:line="240" w:lineRule="auto"/>
       </w:pPr>
       <w:rPr>
+        <w:rFonts w:eastAsia="黑体"/>
         <w:b/>
         <w:bCs/>
         <w:color w:themeColor="background1" w:val="FFFFFF"/>
@@ -8266,6 +8721,7 @@
         <w:spacing w:after="0" w:before="0" w:line="240" w:lineRule="auto"/>
       </w:pPr>
       <w:rPr>
+        <w:rFonts w:eastAsia="黑体"/>
         <w:color w:val="auto"/>
       </w:rPr>
       <w:tblPr/>
@@ -8283,6 +8739,7 @@
     </w:tblStylePr>
     <w:tblStylePr w:type="firstCol">
       <w:rPr>
+        <w:rFonts w:eastAsia="黑体"/>
         <w:b/>
         <w:bCs/>
         <w:color w:themeColor="background1" w:val="FFFFFF"/>
@@ -8302,6 +8759,7 @@
     </w:tblStylePr>
     <w:tblStylePr w:type="lastCol">
       <w:rPr>
+        <w:rFonts w:eastAsia="黑体"/>
         <w:b/>
         <w:bCs/>
         <w:color w:themeColor="background1" w:val="FFFFFF"/>
@@ -8350,6 +8808,7 @@
     </w:tblStylePr>
     <w:tblStylePr w:type="nwCell">
       <w:rPr>
+        <w:rFonts w:eastAsia="黑体"/>
         <w:color w:themeColor="background1" w:val="FFFFFF"/>
       </w:rPr>
       <w:tblPr/>
@@ -8393,6 +8852,7 @@
         <w:spacing w:after="0" w:before="0" w:line="240" w:lineRule="auto"/>
       </w:pPr>
       <w:rPr>
+        <w:rFonts w:eastAsia="黑体"/>
         <w:b/>
         <w:bCs/>
         <w:color w:themeColor="background1" w:val="FFFFFF"/>
@@ -8415,6 +8875,7 @@
         <w:spacing w:after="0" w:before="0" w:line="240" w:lineRule="auto"/>
       </w:pPr>
       <w:rPr>
+        <w:rFonts w:eastAsia="黑体"/>
         <w:color w:val="auto"/>
       </w:rPr>
       <w:tblPr/>
@@ -8432,6 +8893,7 @@
     </w:tblStylePr>
     <w:tblStylePr w:type="firstCol">
       <w:rPr>
+        <w:rFonts w:eastAsia="黑体"/>
         <w:b/>
         <w:bCs/>
         <w:color w:themeColor="background1" w:val="FFFFFF"/>
@@ -8451,6 +8913,7 @@
     </w:tblStylePr>
     <w:tblStylePr w:type="lastCol">
       <w:rPr>
+        <w:rFonts w:eastAsia="黑体"/>
         <w:b/>
         <w:bCs/>
         <w:color w:themeColor="background1" w:val="FFFFFF"/>
@@ -8499,6 +8962,7 @@
     </w:tblStylePr>
     <w:tblStylePr w:type="nwCell">
       <w:rPr>
+        <w:rFonts w:eastAsia="黑体"/>
         <w:color w:themeColor="background1" w:val="FFFFFF"/>
       </w:rPr>
       <w:tblPr/>
@@ -8542,6 +9006,7 @@
         <w:spacing w:after="0" w:before="0" w:line="240" w:lineRule="auto"/>
       </w:pPr>
       <w:rPr>
+        <w:rFonts w:eastAsia="黑体"/>
         <w:b/>
         <w:bCs/>
         <w:color w:themeColor="background1" w:val="FFFFFF"/>
@@ -8564,6 +9029,7 @@
         <w:spacing w:after="0" w:before="0" w:line="240" w:lineRule="auto"/>
       </w:pPr>
       <w:rPr>
+        <w:rFonts w:eastAsia="黑体"/>
         <w:color w:val="auto"/>
       </w:rPr>
       <w:tblPr/>
@@ -8581,6 +9047,7 @@
     </w:tblStylePr>
     <w:tblStylePr w:type="firstCol">
       <w:rPr>
+        <w:rFonts w:eastAsia="黑体"/>
         <w:b/>
         <w:bCs/>
         <w:color w:themeColor="background1" w:val="FFFFFF"/>
@@ -8600,6 +9067,7 @@
     </w:tblStylePr>
     <w:tblStylePr w:type="lastCol">
       <w:rPr>
+        <w:rFonts w:eastAsia="黑体"/>
         <w:b/>
         <w:bCs/>
         <w:color w:themeColor="background1" w:val="FFFFFF"/>
@@ -8648,6 +9116,7 @@
     </w:tblStylePr>
     <w:tblStylePr w:type="nwCell">
       <w:rPr>
+        <w:rFonts w:eastAsia="黑体"/>
         <w:color w:themeColor="background1" w:val="FFFFFF"/>
       </w:rPr>
       <w:tblPr/>
@@ -8691,6 +9160,7 @@
         <w:spacing w:after="0" w:before="0" w:line="240" w:lineRule="auto"/>
       </w:pPr>
       <w:rPr>
+        <w:rFonts w:eastAsia="黑体"/>
         <w:b/>
         <w:bCs/>
         <w:color w:themeColor="background1" w:val="FFFFFF"/>
@@ -8713,6 +9183,7 @@
         <w:spacing w:after="0" w:before="0" w:line="240" w:lineRule="auto"/>
       </w:pPr>
       <w:rPr>
+        <w:rFonts w:eastAsia="黑体"/>
         <w:color w:val="auto"/>
       </w:rPr>
       <w:tblPr/>
@@ -8730,6 +9201,7 @@
     </w:tblStylePr>
     <w:tblStylePr w:type="firstCol">
       <w:rPr>
+        <w:rFonts w:eastAsia="黑体"/>
         <w:b/>
         <w:bCs/>
         <w:color w:themeColor="background1" w:val="FFFFFF"/>
@@ -8749,6 +9221,7 @@
     </w:tblStylePr>
     <w:tblStylePr w:type="lastCol">
       <w:rPr>
+        <w:rFonts w:eastAsia="黑体"/>
         <w:b/>
         <w:bCs/>
         <w:color w:themeColor="background1" w:val="FFFFFF"/>
@@ -8797,6 +9270,7 @@
     </w:tblStylePr>
     <w:tblStylePr w:type="nwCell">
       <w:rPr>
+        <w:rFonts w:eastAsia="黑体"/>
         <w:color w:themeColor="background1" w:val="FFFFFF"/>
       </w:rPr>
       <w:tblPr/>
@@ -8821,6 +9295,7 @@
       <w:spacing w:after="0" w:line="240" w:lineRule="auto"/>
     </w:pPr>
     <w:rPr>
+      <w:rFonts w:eastAsia="黑体"/>
       <w:color w:themeColor="text1" w:val="000000"/>
     </w:rPr>
     <w:tblPr>
@@ -8840,7 +9315,7 @@
     </w:tblPr>
     <w:tblStylePr w:type="firstRow">
       <w:rPr>
-        <w:rFonts w:asciiTheme="majorHAnsi" w:cstheme="majorBidi" w:eastAsiaTheme="majorEastAsia" w:hAnsiTheme="majorHAnsi"/>
+        <w:rFonts w:asciiTheme="majorHAnsi" w:cstheme="majorBidi" w:hAnsiTheme="majorHAnsi" w:eastAsia="黑体"/>
       </w:rPr>
       <w:tblPr/>
       <w:tcPr>
@@ -8852,6 +9327,7 @@
     </w:tblStylePr>
     <w:tblStylePr w:type="lastRow">
       <w:rPr>
+        <w:rFonts w:eastAsia="黑体"/>
         <w:b/>
         <w:bCs/>
         <w:color w:themeColor="text2" w:val="1F497D"/>
@@ -8866,12 +9342,14 @@
     </w:tblStylePr>
     <w:tblStylePr w:type="firstCol">
       <w:rPr>
+        <w:rFonts w:eastAsia="黑体"/>
         <w:b/>
         <w:bCs/>
       </w:rPr>
     </w:tblStylePr>
     <w:tblStylePr w:type="lastCol">
       <w:rPr>
+        <w:rFonts w:eastAsia="黑体"/>
         <w:b/>
         <w:bCs/>
       </w:rPr>
@@ -8905,6 +9383,7 @@
       <w:spacing w:after="0" w:line="240" w:lineRule="auto"/>
     </w:pPr>
     <w:rPr>
+      <w:rFonts w:eastAsia="黑体"/>
       <w:color w:themeColor="text1" w:val="000000"/>
     </w:rPr>
     <w:tblPr>
@@ -8924,7 +9403,7 @@
     </w:tblPr>
     <w:tblStylePr w:type="firstRow">
       <w:rPr>
-        <w:rFonts w:asciiTheme="majorHAnsi" w:cstheme="majorBidi" w:eastAsiaTheme="majorEastAsia" w:hAnsiTheme="majorHAnsi"/>
+        <w:rFonts w:asciiTheme="majorHAnsi" w:cstheme="majorBidi" w:hAnsiTheme="majorHAnsi" w:eastAsia="黑体"/>
       </w:rPr>
       <w:tblPr/>
       <w:tcPr>
@@ -8936,6 +9415,7 @@
     </w:tblStylePr>
     <w:tblStylePr w:type="lastRow">
       <w:rPr>
+        <w:rFonts w:eastAsia="黑体"/>
         <w:b/>
         <w:bCs/>
         <w:color w:themeColor="text2" w:val="1F497D"/>
@@ -8950,12 +9430,14 @@
     </w:tblStylePr>
     <w:tblStylePr w:type="firstCol">
       <w:rPr>
+        <w:rFonts w:eastAsia="黑体"/>
         <w:b/>
         <w:bCs/>
       </w:rPr>
     </w:tblStylePr>
     <w:tblStylePr w:type="lastCol">
       <w:rPr>
+        <w:rFonts w:eastAsia="黑体"/>
         <w:b/>
         <w:bCs/>
       </w:rPr>
@@ -8989,6 +9471,7 @@
       <w:spacing w:after="0" w:line="240" w:lineRule="auto"/>
     </w:pPr>
     <w:rPr>
+      <w:rFonts w:eastAsia="黑体"/>
       <w:color w:themeColor="text1" w:val="000000"/>
     </w:rPr>
     <w:tblPr>
@@ -9008,7 +9491,7 @@
     </w:tblPr>
     <w:tblStylePr w:type="firstRow">
       <w:rPr>
-        <w:rFonts w:asciiTheme="majorHAnsi" w:cstheme="majorBidi" w:eastAsiaTheme="majorEastAsia" w:hAnsiTheme="majorHAnsi"/>
+        <w:rFonts w:asciiTheme="majorHAnsi" w:cstheme="majorBidi" w:hAnsiTheme="majorHAnsi" w:eastAsia="黑体"/>
       </w:rPr>
       <w:tblPr/>
       <w:tcPr>
@@ -9020,6 +9503,7 @@
     </w:tblStylePr>
     <w:tblStylePr w:type="lastRow">
       <w:rPr>
+        <w:rFonts w:eastAsia="黑体"/>
         <w:b/>
         <w:bCs/>
         <w:color w:themeColor="text2" w:val="1F497D"/>
@@ -9034,12 +9518,14 @@
     </w:tblStylePr>
     <w:tblStylePr w:type="firstCol">
       <w:rPr>
+        <w:rFonts w:eastAsia="黑体"/>
         <w:b/>
         <w:bCs/>
       </w:rPr>
     </w:tblStylePr>
     <w:tblStylePr w:type="lastCol">
       <w:rPr>
+        <w:rFonts w:eastAsia="黑体"/>
         <w:b/>
         <w:bCs/>
       </w:rPr>
@@ -9073,6 +9559,7 @@
       <w:spacing w:after="0" w:line="240" w:lineRule="auto"/>
     </w:pPr>
     <w:rPr>
+      <w:rFonts w:eastAsia="黑体"/>
       <w:color w:themeColor="text1" w:val="000000"/>
     </w:rPr>
     <w:tblPr>
@@ -9092,7 +9579,7 @@
     </w:tblPr>
     <w:tblStylePr w:type="firstRow">
       <w:rPr>
-        <w:rFonts w:asciiTheme="majorHAnsi" w:cstheme="majorBidi" w:eastAsiaTheme="majorEastAsia" w:hAnsiTheme="majorHAnsi"/>
+        <w:rFonts w:asciiTheme="majorHAnsi" w:cstheme="majorBidi" w:hAnsiTheme="majorHAnsi" w:eastAsia="黑体"/>
       </w:rPr>
       <w:tblPr/>
       <w:tcPr>
@@ -9104,6 +9591,7 @@
     </w:tblStylePr>
     <w:tblStylePr w:type="lastRow">
       <w:rPr>
+        <w:rFonts w:eastAsia="黑体"/>
         <w:b/>
         <w:bCs/>
         <w:color w:themeColor="text2" w:val="1F497D"/>
@@ -9118,12 +9606,14 @@
     </w:tblStylePr>
     <w:tblStylePr w:type="firstCol">
       <w:rPr>
+        <w:rFonts w:eastAsia="黑体"/>
         <w:b/>
         <w:bCs/>
       </w:rPr>
     </w:tblStylePr>
     <w:tblStylePr w:type="lastCol">
       <w:rPr>
+        <w:rFonts w:eastAsia="黑体"/>
         <w:b/>
         <w:bCs/>
       </w:rPr>
@@ -9157,6 +9647,7 @@
       <w:spacing w:after="0" w:line="240" w:lineRule="auto"/>
     </w:pPr>
     <w:rPr>
+      <w:rFonts w:eastAsia="黑体"/>
       <w:color w:themeColor="text1" w:val="000000"/>
     </w:rPr>
     <w:tblPr>
@@ -9176,7 +9667,7 @@
     </w:tblPr>
     <w:tblStylePr w:type="firstRow">
       <w:rPr>
-        <w:rFonts w:asciiTheme="majorHAnsi" w:cstheme="majorBidi" w:eastAsiaTheme="majorEastAsia" w:hAnsiTheme="majorHAnsi"/>
+        <w:rFonts w:asciiTheme="majorHAnsi" w:cstheme="majorBidi" w:hAnsiTheme="majorHAnsi" w:eastAsia="黑体"/>
       </w:rPr>
       <w:tblPr/>
       <w:tcPr>
@@ -9188,6 +9679,7 @@
     </w:tblStylePr>
     <w:tblStylePr w:type="lastRow">
       <w:rPr>
+        <w:rFonts w:eastAsia="黑体"/>
         <w:b/>
         <w:bCs/>
         <w:color w:themeColor="text2" w:val="1F497D"/>
@@ -9202,12 +9694,14 @@
     </w:tblStylePr>
     <w:tblStylePr w:type="firstCol">
       <w:rPr>
+        <w:rFonts w:eastAsia="黑体"/>
         <w:b/>
         <w:bCs/>
       </w:rPr>
     </w:tblStylePr>
     <w:tblStylePr w:type="lastCol">
       <w:rPr>
+        <w:rFonts w:eastAsia="黑体"/>
         <w:b/>
         <w:bCs/>
       </w:rPr>
@@ -9241,6 +9735,7 @@
       <w:spacing w:after="0" w:line="240" w:lineRule="auto"/>
     </w:pPr>
     <w:rPr>
+      <w:rFonts w:eastAsia="黑体"/>
       <w:color w:themeColor="text1" w:val="000000"/>
     </w:rPr>
     <w:tblPr>
@@ -9260,7 +9755,7 @@
     </w:tblPr>
     <w:tblStylePr w:type="firstRow">
       <w:rPr>
-        <w:rFonts w:asciiTheme="majorHAnsi" w:cstheme="majorBidi" w:eastAsiaTheme="majorEastAsia" w:hAnsiTheme="majorHAnsi"/>
+        <w:rFonts w:asciiTheme="majorHAnsi" w:cstheme="majorBidi" w:hAnsiTheme="majorHAnsi" w:eastAsia="黑体"/>
       </w:rPr>
       <w:tblPr/>
       <w:tcPr>
@@ -9272,6 +9767,7 @@
     </w:tblStylePr>
     <w:tblStylePr w:type="lastRow">
       <w:rPr>
+        <w:rFonts w:eastAsia="黑体"/>
         <w:b/>
         <w:bCs/>
         <w:color w:themeColor="text2" w:val="1F497D"/>
@@ -9286,12 +9782,14 @@
     </w:tblStylePr>
     <w:tblStylePr w:type="firstCol">
       <w:rPr>
+        <w:rFonts w:eastAsia="黑体"/>
         <w:b/>
         <w:bCs/>
       </w:rPr>
     </w:tblStylePr>
     <w:tblStylePr w:type="lastCol">
       <w:rPr>
+        <w:rFonts w:eastAsia="黑体"/>
         <w:b/>
         <w:bCs/>
       </w:rPr>
@@ -9325,6 +9823,7 @@
       <w:spacing w:after="0" w:line="240" w:lineRule="auto"/>
     </w:pPr>
     <w:rPr>
+      <w:rFonts w:eastAsia="黑体"/>
       <w:color w:themeColor="text1" w:val="000000"/>
     </w:rPr>
     <w:tblPr>
@@ -9344,7 +9843,7 @@
     </w:tblPr>
     <w:tblStylePr w:type="firstRow">
       <w:rPr>
-        <w:rFonts w:asciiTheme="majorHAnsi" w:cstheme="majorBidi" w:eastAsiaTheme="majorEastAsia" w:hAnsiTheme="majorHAnsi"/>
+        <w:rFonts w:asciiTheme="majorHAnsi" w:cstheme="majorBidi" w:hAnsiTheme="majorHAnsi" w:eastAsia="黑体"/>
       </w:rPr>
       <w:tblPr/>
       <w:tcPr>
@@ -9356,6 +9855,7 @@
     </w:tblStylePr>
     <w:tblStylePr w:type="lastRow">
       <w:rPr>
+        <w:rFonts w:eastAsia="黑体"/>
         <w:b/>
         <w:bCs/>
         <w:color w:themeColor="text2" w:val="1F497D"/>
@@ -9370,12 +9870,14 @@
     </w:tblStylePr>
     <w:tblStylePr w:type="firstCol">
       <w:rPr>
+        <w:rFonts w:eastAsia="黑体"/>
         <w:b/>
         <w:bCs/>
       </w:rPr>
     </w:tblStylePr>
     <w:tblStylePr w:type="lastCol">
       <w:rPr>
+        <w:rFonts w:eastAsia="黑体"/>
         <w:b/>
         <w:bCs/>
       </w:rPr>
@@ -9409,7 +9911,7 @@
       <w:spacing w:after="0" w:line="240" w:lineRule="auto"/>
     </w:pPr>
     <w:rPr>
-      <w:rFonts w:asciiTheme="majorHAnsi" w:cstheme="majorBidi" w:eastAsiaTheme="majorEastAsia" w:hAnsiTheme="majorHAnsi"/>
+      <w:rFonts w:asciiTheme="majorHAnsi" w:cstheme="majorBidi" w:hAnsiTheme="majorHAnsi" w:eastAsia="黑体"/>
       <w:color w:themeColor="text1" w:val="000000"/>
     </w:rPr>
     <w:tblPr>
@@ -9431,6 +9933,7 @@
     </w:tblPr>
     <w:tblStylePr w:type="firstRow">
       <w:rPr>
+        <w:rFonts w:eastAsia="黑体"/>
         <w:sz w:val="24"/>
         <w:szCs w:val="24"/>
       </w:rPr>
@@ -9537,7 +10040,7 @@
       <w:spacing w:after="0" w:line="240" w:lineRule="auto"/>
     </w:pPr>
     <w:rPr>
-      <w:rFonts w:asciiTheme="majorHAnsi" w:cstheme="majorBidi" w:eastAsiaTheme="majorEastAsia" w:hAnsiTheme="majorHAnsi"/>
+      <w:rFonts w:asciiTheme="majorHAnsi" w:cstheme="majorBidi" w:hAnsiTheme="majorHAnsi" w:eastAsia="黑体"/>
       <w:color w:themeColor="text1" w:val="000000"/>
     </w:rPr>
     <w:tblPr>
@@ -9559,6 +10062,7 @@
     </w:tblPr>
     <w:tblStylePr w:type="firstRow">
       <w:rPr>
+        <w:rFonts w:eastAsia="黑体"/>
         <w:sz w:val="24"/>
         <w:szCs w:val="24"/>
       </w:rPr>
@@ -9665,7 +10169,7 @@
       <w:spacing w:after="0" w:line="240" w:lineRule="auto"/>
     </w:pPr>
     <w:rPr>
-      <w:rFonts w:asciiTheme="majorHAnsi" w:cstheme="majorBidi" w:eastAsiaTheme="majorEastAsia" w:hAnsiTheme="majorHAnsi"/>
+      <w:rFonts w:asciiTheme="majorHAnsi" w:cstheme="majorBidi" w:hAnsiTheme="majorHAnsi" w:eastAsia="黑体"/>
       <w:color w:themeColor="text1" w:val="000000"/>
     </w:rPr>
     <w:tblPr>
@@ -9687,6 +10191,7 @@
     </w:tblPr>
     <w:tblStylePr w:type="firstRow">
       <w:rPr>
+        <w:rFonts w:eastAsia="黑体"/>
         <w:sz w:val="24"/>
         <w:szCs w:val="24"/>
       </w:rPr>
@@ -9793,7 +10298,7 @@
       <w:spacing w:after="0" w:line="240" w:lineRule="auto"/>
     </w:pPr>
     <w:rPr>
-      <w:rFonts w:asciiTheme="majorHAnsi" w:cstheme="majorBidi" w:eastAsiaTheme="majorEastAsia" w:hAnsiTheme="majorHAnsi"/>
+      <w:rFonts w:asciiTheme="majorHAnsi" w:cstheme="majorBidi" w:hAnsiTheme="majorHAnsi" w:eastAsia="黑体"/>
       <w:color w:themeColor="text1" w:val="000000"/>
     </w:rPr>
     <w:tblPr>
@@ -9815,6 +10320,7 @@
     </w:tblPr>
     <w:tblStylePr w:type="firstRow">
       <w:rPr>
+        <w:rFonts w:eastAsia="黑体"/>
         <w:sz w:val="24"/>
         <w:szCs w:val="24"/>
       </w:rPr>
@@ -9921,7 +10427,7 @@
       <w:spacing w:after="0" w:line="240" w:lineRule="auto"/>
     </w:pPr>
     <w:rPr>
-      <w:rFonts w:asciiTheme="majorHAnsi" w:cstheme="majorBidi" w:eastAsiaTheme="majorEastAsia" w:hAnsiTheme="majorHAnsi"/>
+      <w:rFonts w:asciiTheme="majorHAnsi" w:cstheme="majorBidi" w:hAnsiTheme="majorHAnsi" w:eastAsia="黑体"/>
       <w:color w:themeColor="text1" w:val="000000"/>
     </w:rPr>
     <w:tblPr>
@@ -9943,6 +10449,7 @@
     </w:tblPr>
     <w:tblStylePr w:type="firstRow">
       <w:rPr>
+        <w:rFonts w:eastAsia="黑体"/>
         <w:sz w:val="24"/>
         <w:szCs w:val="24"/>
       </w:rPr>
@@ -10049,7 +10556,7 @@
       <w:spacing w:after="0" w:line="240" w:lineRule="auto"/>
     </w:pPr>
     <w:rPr>
-      <w:rFonts w:asciiTheme="majorHAnsi" w:cstheme="majorBidi" w:eastAsiaTheme="majorEastAsia" w:hAnsiTheme="majorHAnsi"/>
+      <w:rFonts w:asciiTheme="majorHAnsi" w:cstheme="majorBidi" w:hAnsiTheme="majorHAnsi" w:eastAsia="黑体"/>
       <w:color w:themeColor="text1" w:val="000000"/>
     </w:rPr>
     <w:tblPr>
@@ -10071,6 +10578,7 @@
     </w:tblPr>
     <w:tblStylePr w:type="firstRow">
       <w:rPr>
+        <w:rFonts w:eastAsia="黑体"/>
         <w:sz w:val="24"/>
         <w:szCs w:val="24"/>
       </w:rPr>
@@ -10177,7 +10685,7 @@
       <w:spacing w:after="0" w:line="240" w:lineRule="auto"/>
     </w:pPr>
     <w:rPr>
-      <w:rFonts w:asciiTheme="majorHAnsi" w:cstheme="majorBidi" w:eastAsiaTheme="majorEastAsia" w:hAnsiTheme="majorHAnsi"/>
+      <w:rFonts w:asciiTheme="majorHAnsi" w:cstheme="majorBidi" w:hAnsiTheme="majorHAnsi" w:eastAsia="黑体"/>
       <w:color w:themeColor="text1" w:val="000000"/>
     </w:rPr>
     <w:tblPr>
@@ -10199,6 +10707,7 @@
     </w:tblPr>
     <w:tblStylePr w:type="firstRow">
       <w:rPr>
+        <w:rFonts w:eastAsia="黑体"/>
         <w:sz w:val="24"/>
         <w:szCs w:val="24"/>
       </w:rPr>
@@ -10328,12 +10837,14 @@
     </w:tcPr>
     <w:tblStylePr w:type="firstRow">
       <w:rPr>
+        <w:rFonts w:eastAsia="黑体"/>
         <w:b/>
         <w:bCs/>
       </w:rPr>
     </w:tblStylePr>
     <w:tblStylePr w:type="lastRow">
       <w:rPr>
+        <w:rFonts w:eastAsia="黑体"/>
         <w:b/>
         <w:bCs/>
       </w:rPr>
@@ -10346,12 +10857,14 @@
     </w:tblStylePr>
     <w:tblStylePr w:type="firstCol">
       <w:rPr>
+        <w:rFonts w:eastAsia="黑体"/>
         <w:b/>
         <w:bCs/>
       </w:rPr>
     </w:tblStylePr>
     <w:tblStylePr w:type="lastCol">
       <w:rPr>
+        <w:rFonts w:eastAsia="黑体"/>
         <w:b/>
         <w:bCs/>
       </w:rPr>
@@ -10401,12 +10914,14 @@
     </w:tcPr>
     <w:tblStylePr w:type="firstRow">
       <w:rPr>
+        <w:rFonts w:eastAsia="黑体"/>
         <w:b/>
         <w:bCs/>
       </w:rPr>
     </w:tblStylePr>
     <w:tblStylePr w:type="lastRow">
       <w:rPr>
+        <w:rFonts w:eastAsia="黑体"/>
         <w:b/>
         <w:bCs/>
       </w:rPr>
@@ -10419,12 +10934,14 @@
     </w:tblStylePr>
     <w:tblStylePr w:type="firstCol">
       <w:rPr>
+        <w:rFonts w:eastAsia="黑体"/>
         <w:b/>
         <w:bCs/>
       </w:rPr>
     </w:tblStylePr>
     <w:tblStylePr w:type="lastCol">
       <w:rPr>
+        <w:rFonts w:eastAsia="黑体"/>
         <w:b/>
         <w:bCs/>
       </w:rPr>
@@ -10474,12 +10991,14 @@
     </w:tcPr>
     <w:tblStylePr w:type="firstRow">
       <w:rPr>
+        <w:rFonts w:eastAsia="黑体"/>
         <w:b/>
         <w:bCs/>
       </w:rPr>
     </w:tblStylePr>
     <w:tblStylePr w:type="lastRow">
       <w:rPr>
+        <w:rFonts w:eastAsia="黑体"/>
         <w:b/>
         <w:bCs/>
       </w:rPr>
@@ -10492,12 +11011,14 @@
     </w:tblStylePr>
     <w:tblStylePr w:type="firstCol">
       <w:rPr>
+        <w:rFonts w:eastAsia="黑体"/>
         <w:b/>
         <w:bCs/>
       </w:rPr>
     </w:tblStylePr>
     <w:tblStylePr w:type="lastCol">
       <w:rPr>
+        <w:rFonts w:eastAsia="黑体"/>
         <w:b/>
         <w:bCs/>
       </w:rPr>
@@ -10547,12 +11068,14 @@
     </w:tcPr>
     <w:tblStylePr w:type="firstRow">
       <w:rPr>
+        <w:rFonts w:eastAsia="黑体"/>
         <w:b/>
         <w:bCs/>
       </w:rPr>
     </w:tblStylePr>
     <w:tblStylePr w:type="lastRow">
       <w:rPr>
+        <w:rFonts w:eastAsia="黑体"/>
         <w:b/>
         <w:bCs/>
       </w:rPr>
@@ -10565,12 +11088,14 @@
     </w:tblStylePr>
     <w:tblStylePr w:type="firstCol">
       <w:rPr>
+        <w:rFonts w:eastAsia="黑体"/>
         <w:b/>
         <w:bCs/>
       </w:rPr>
     </w:tblStylePr>
     <w:tblStylePr w:type="lastCol">
       <w:rPr>
+        <w:rFonts w:eastAsia="黑体"/>
         <w:b/>
         <w:bCs/>
       </w:rPr>
@@ -10620,12 +11145,14 @@
     </w:tcPr>
     <w:tblStylePr w:type="firstRow">
       <w:rPr>
+        <w:rFonts w:eastAsia="黑体"/>
         <w:b/>
         <w:bCs/>
       </w:rPr>
     </w:tblStylePr>
     <w:tblStylePr w:type="lastRow">
       <w:rPr>
+        <w:rFonts w:eastAsia="黑体"/>
         <w:b/>
         <w:bCs/>
       </w:rPr>
@@ -10638,12 +11165,14 @@
     </w:tblStylePr>
     <w:tblStylePr w:type="firstCol">
       <w:rPr>
+        <w:rFonts w:eastAsia="黑体"/>
         <w:b/>
         <w:bCs/>
       </w:rPr>
     </w:tblStylePr>
     <w:tblStylePr w:type="lastCol">
       <w:rPr>
+        <w:rFonts w:eastAsia="黑体"/>
         <w:b/>
         <w:bCs/>
       </w:rPr>
@@ -10693,12 +11222,14 @@
     </w:tcPr>
     <w:tblStylePr w:type="firstRow">
       <w:rPr>
+        <w:rFonts w:eastAsia="黑体"/>
         <w:b/>
         <w:bCs/>
       </w:rPr>
     </w:tblStylePr>
     <w:tblStylePr w:type="lastRow">
       <w:rPr>
+        <w:rFonts w:eastAsia="黑体"/>
         <w:b/>
         <w:bCs/>
       </w:rPr>
@@ -10711,12 +11242,14 @@
     </w:tblStylePr>
     <w:tblStylePr w:type="firstCol">
       <w:rPr>
+        <w:rFonts w:eastAsia="黑体"/>
         <w:b/>
         <w:bCs/>
       </w:rPr>
     </w:tblStylePr>
     <w:tblStylePr w:type="lastCol">
       <w:rPr>
+        <w:rFonts w:eastAsia="黑体"/>
         <w:b/>
         <w:bCs/>
       </w:rPr>
@@ -10766,12 +11299,14 @@
     </w:tcPr>
     <w:tblStylePr w:type="firstRow">
       <w:rPr>
+        <w:rFonts w:eastAsia="黑体"/>
         <w:b/>
         <w:bCs/>
       </w:rPr>
     </w:tblStylePr>
     <w:tblStylePr w:type="lastRow">
       <w:rPr>
+        <w:rFonts w:eastAsia="黑体"/>
         <w:b/>
         <w:bCs/>
       </w:rPr>
@@ -10784,12 +11319,14 @@
     </w:tblStylePr>
     <w:tblStylePr w:type="firstCol">
       <w:rPr>
+        <w:rFonts w:eastAsia="黑体"/>
         <w:b/>
         <w:bCs/>
       </w:rPr>
     </w:tblStylePr>
     <w:tblStylePr w:type="lastCol">
       <w:rPr>
+        <w:rFonts w:eastAsia="黑体"/>
         <w:b/>
         <w:bCs/>
       </w:rPr>
@@ -10816,7 +11353,7 @@
       <w:spacing w:after="0" w:line="240" w:lineRule="auto"/>
     </w:pPr>
     <w:rPr>
-      <w:rFonts w:asciiTheme="majorHAnsi" w:cstheme="majorBidi" w:eastAsiaTheme="majorEastAsia" w:hAnsiTheme="majorHAnsi"/>
+      <w:rFonts w:asciiTheme="majorHAnsi" w:cstheme="majorBidi" w:hAnsiTheme="majorHAnsi" w:eastAsia="黑体"/>
       <w:color w:themeColor="text1" w:val="000000"/>
     </w:rPr>
     <w:tblPr>
@@ -10843,6 +11380,7 @@
     </w:tcPr>
     <w:tblStylePr w:type="firstRow">
       <w:rPr>
+        <w:rFonts w:eastAsia="黑体"/>
         <w:b/>
         <w:bCs/>
         <w:color w:themeColor="text1" w:val="000000"/>
@@ -10854,6 +11392,7 @@
     </w:tblStylePr>
     <w:tblStylePr w:type="lastRow">
       <w:rPr>
+        <w:rFonts w:eastAsia="黑体"/>
         <w:b/>
         <w:bCs/>
         <w:color w:themeColor="text1" w:val="000000"/>
@@ -10873,6 +11412,7 @@
     </w:tblStylePr>
     <w:tblStylePr w:type="firstCol">
       <w:rPr>
+        <w:rFonts w:eastAsia="黑体"/>
         <w:b/>
         <w:bCs/>
         <w:color w:themeColor="text1" w:val="000000"/>
@@ -10892,6 +11432,7 @@
     </w:tblStylePr>
     <w:tblStylePr w:type="lastCol">
       <w:rPr>
+        <w:rFonts w:eastAsia="黑体"/>
         <w:b w:val="0"/>
         <w:bCs w:val="0"/>
         <w:color w:themeColor="text1" w:val="000000"/>
@@ -10941,7 +11482,7 @@
       <w:spacing w:after="0" w:line="240" w:lineRule="auto"/>
     </w:pPr>
     <w:rPr>
-      <w:rFonts w:asciiTheme="majorHAnsi" w:cstheme="majorBidi" w:eastAsiaTheme="majorEastAsia" w:hAnsiTheme="majorHAnsi"/>
+      <w:rFonts w:asciiTheme="majorHAnsi" w:cstheme="majorBidi" w:hAnsiTheme="majorHAnsi" w:eastAsia="黑体"/>
       <w:color w:themeColor="text1" w:val="000000"/>
     </w:rPr>
     <w:tblPr>
@@ -10968,6 +11509,7 @@
     </w:tcPr>
     <w:tblStylePr w:type="firstRow">
       <w:rPr>
+        <w:rFonts w:eastAsia="黑体"/>
         <w:b/>
         <w:bCs/>
         <w:color w:themeColor="text1" w:val="000000"/>
@@ -10979,6 +11521,7 @@
     </w:tblStylePr>
     <w:tblStylePr w:type="lastRow">
       <w:rPr>
+        <w:rFonts w:eastAsia="黑体"/>
         <w:b/>
         <w:bCs/>
         <w:color w:themeColor="text1" w:val="000000"/>
@@ -10998,6 +11541,7 @@
     </w:tblStylePr>
     <w:tblStylePr w:type="firstCol">
       <w:rPr>
+        <w:rFonts w:eastAsia="黑体"/>
         <w:b/>
         <w:bCs/>
         <w:color w:themeColor="text1" w:val="000000"/>
@@ -11017,6 +11561,7 @@
     </w:tblStylePr>
     <w:tblStylePr w:type="lastCol">
       <w:rPr>
+        <w:rFonts w:eastAsia="黑体"/>
         <w:b w:val="0"/>
         <w:bCs w:val="0"/>
         <w:color w:themeColor="text1" w:val="000000"/>
@@ -11066,7 +11611,7 @@
       <w:spacing w:after="0" w:line="240" w:lineRule="auto"/>
     </w:pPr>
     <w:rPr>
-      <w:rFonts w:asciiTheme="majorHAnsi" w:cstheme="majorBidi" w:eastAsiaTheme="majorEastAsia" w:hAnsiTheme="majorHAnsi"/>
+      <w:rFonts w:asciiTheme="majorHAnsi" w:cstheme="majorBidi" w:hAnsiTheme="majorHAnsi" w:eastAsia="黑体"/>
       <w:color w:themeColor="text1" w:val="000000"/>
     </w:rPr>
     <w:tblPr>
@@ -11093,6 +11638,7 @@
     </w:tcPr>
     <w:tblStylePr w:type="firstRow">
       <w:rPr>
+        <w:rFonts w:eastAsia="黑体"/>
         <w:b/>
         <w:bCs/>
         <w:color w:themeColor="text1" w:val="000000"/>
@@ -11104,6 +11650,7 @@
     </w:tblStylePr>
     <w:tblStylePr w:type="lastRow">
       <w:rPr>
+        <w:rFonts w:eastAsia="黑体"/>
         <w:b/>
         <w:bCs/>
         <w:color w:themeColor="text1" w:val="000000"/>
@@ -11123,6 +11670,7 @@
     </w:tblStylePr>
     <w:tblStylePr w:type="firstCol">
       <w:rPr>
+        <w:rFonts w:eastAsia="黑体"/>
         <w:b/>
         <w:bCs/>
         <w:color w:themeColor="text1" w:val="000000"/>
@@ -11142,6 +11690,7 @@
     </w:tblStylePr>
     <w:tblStylePr w:type="lastCol">
       <w:rPr>
+        <w:rFonts w:eastAsia="黑体"/>
         <w:b w:val="0"/>
         <w:bCs w:val="0"/>
         <w:color w:themeColor="text1" w:val="000000"/>
@@ -11191,7 +11740,7 @@
       <w:spacing w:after="0" w:line="240" w:lineRule="auto"/>
     </w:pPr>
     <w:rPr>
-      <w:rFonts w:asciiTheme="majorHAnsi" w:cstheme="majorBidi" w:eastAsiaTheme="majorEastAsia" w:hAnsiTheme="majorHAnsi"/>
+      <w:rFonts w:asciiTheme="majorHAnsi" w:cstheme="majorBidi" w:hAnsiTheme="majorHAnsi" w:eastAsia="黑体"/>
       <w:color w:themeColor="text1" w:val="000000"/>
     </w:rPr>
     <w:tblPr>
@@ -11218,6 +11767,7 @@
     </w:tcPr>
     <w:tblStylePr w:type="firstRow">
       <w:rPr>
+        <w:rFonts w:eastAsia="黑体"/>
         <w:b/>
         <w:bCs/>
         <w:color w:themeColor="text1" w:val="000000"/>
@@ -11229,6 +11779,7 @@
     </w:tblStylePr>
     <w:tblStylePr w:type="lastRow">
       <w:rPr>
+        <w:rFonts w:eastAsia="黑体"/>
         <w:b/>
         <w:bCs/>
         <w:color w:themeColor="text1" w:val="000000"/>
@@ -11248,6 +11799,7 @@
     </w:tblStylePr>
     <w:tblStylePr w:type="firstCol">
       <w:rPr>
+        <w:rFonts w:eastAsia="黑体"/>
         <w:b/>
         <w:bCs/>
         <w:color w:themeColor="text1" w:val="000000"/>
@@ -11267,6 +11819,7 @@
     </w:tblStylePr>
     <w:tblStylePr w:type="lastCol">
       <w:rPr>
+        <w:rFonts w:eastAsia="黑体"/>
         <w:b w:val="0"/>
         <w:bCs w:val="0"/>
         <w:color w:themeColor="text1" w:val="000000"/>
@@ -11316,7 +11869,7 @@
       <w:spacing w:after="0" w:line="240" w:lineRule="auto"/>
     </w:pPr>
     <w:rPr>
-      <w:rFonts w:asciiTheme="majorHAnsi" w:cstheme="majorBidi" w:eastAsiaTheme="majorEastAsia" w:hAnsiTheme="majorHAnsi"/>
+      <w:rFonts w:asciiTheme="majorHAnsi" w:cstheme="majorBidi" w:hAnsiTheme="majorHAnsi" w:eastAsia="黑体"/>
       <w:color w:themeColor="text1" w:val="000000"/>
     </w:rPr>
     <w:tblPr>
@@ -11343,6 +11896,7 @@
     </w:tcPr>
     <w:tblStylePr w:type="firstRow">
       <w:rPr>
+        <w:rFonts w:eastAsia="黑体"/>
         <w:b/>
         <w:bCs/>
         <w:color w:themeColor="text1" w:val="000000"/>
@@ -11354,6 +11908,7 @@
     </w:tblStylePr>
     <w:tblStylePr w:type="lastRow">
       <w:rPr>
+        <w:rFonts w:eastAsia="黑体"/>
         <w:b/>
         <w:bCs/>
         <w:color w:themeColor="text1" w:val="000000"/>
@@ -11373,6 +11928,7 @@
     </w:tblStylePr>
     <w:tblStylePr w:type="firstCol">
       <w:rPr>
+        <w:rFonts w:eastAsia="黑体"/>
         <w:b/>
         <w:bCs/>
         <w:color w:themeColor="text1" w:val="000000"/>
@@ -11392,6 +11948,7 @@
     </w:tblStylePr>
     <w:tblStylePr w:type="lastCol">
       <w:rPr>
+        <w:rFonts w:eastAsia="黑体"/>
         <w:b w:val="0"/>
         <w:bCs w:val="0"/>
         <w:color w:themeColor="text1" w:val="000000"/>
@@ -11441,7 +11998,7 @@
       <w:spacing w:after="0" w:line="240" w:lineRule="auto"/>
     </w:pPr>
     <w:rPr>
-      <w:rFonts w:asciiTheme="majorHAnsi" w:cstheme="majorBidi" w:eastAsiaTheme="majorEastAsia" w:hAnsiTheme="majorHAnsi"/>
+      <w:rFonts w:asciiTheme="majorHAnsi" w:cstheme="majorBidi" w:hAnsiTheme="majorHAnsi" w:eastAsia="黑体"/>
       <w:color w:themeColor="text1" w:val="000000"/>
     </w:rPr>
     <w:tblPr>
@@ -11468,6 +12025,7 @@
     </w:tcPr>
     <w:tblStylePr w:type="firstRow">
       <w:rPr>
+        <w:rFonts w:eastAsia="黑体"/>
         <w:b/>
         <w:bCs/>
         <w:color w:themeColor="text1" w:val="000000"/>
@@ -11479,6 +12037,7 @@
     </w:tblStylePr>
     <w:tblStylePr w:type="lastRow">
       <w:rPr>
+        <w:rFonts w:eastAsia="黑体"/>
         <w:b/>
         <w:bCs/>
         <w:color w:themeColor="text1" w:val="000000"/>
@@ -11498,6 +12057,7 @@
     </w:tblStylePr>
     <w:tblStylePr w:type="firstCol">
       <w:rPr>
+        <w:rFonts w:eastAsia="黑体"/>
         <w:b/>
         <w:bCs/>
         <w:color w:themeColor="text1" w:val="000000"/>
@@ -11517,6 +12077,7 @@
     </w:tblStylePr>
     <w:tblStylePr w:type="lastCol">
       <w:rPr>
+        <w:rFonts w:eastAsia="黑体"/>
         <w:b w:val="0"/>
         <w:bCs w:val="0"/>
         <w:color w:themeColor="text1" w:val="000000"/>
@@ -11566,7 +12127,7 @@
       <w:spacing w:after="0" w:line="240" w:lineRule="auto"/>
     </w:pPr>
     <w:rPr>
-      <w:rFonts w:asciiTheme="majorHAnsi" w:cstheme="majorBidi" w:eastAsiaTheme="majorEastAsia" w:hAnsiTheme="majorHAnsi"/>
+      <w:rFonts w:asciiTheme="majorHAnsi" w:cstheme="majorBidi" w:hAnsiTheme="majorHAnsi" w:eastAsia="黑体"/>
       <w:color w:themeColor="text1" w:val="000000"/>
     </w:rPr>
     <w:tblPr>
@@ -11593,6 +12154,7 @@
     </w:tcPr>
     <w:tblStylePr w:type="firstRow">
       <w:rPr>
+        <w:rFonts w:eastAsia="黑体"/>
         <w:b/>
         <w:bCs/>
         <w:color w:themeColor="text1" w:val="000000"/>
@@ -11604,6 +12166,7 @@
     </w:tblStylePr>
     <w:tblStylePr w:type="lastRow">
       <w:rPr>
+        <w:rFonts w:eastAsia="黑体"/>
         <w:b/>
         <w:bCs/>
         <w:color w:themeColor="text1" w:val="000000"/>
@@ -11623,6 +12186,7 @@
     </w:tblStylePr>
     <w:tblStylePr w:type="firstCol">
       <w:rPr>
+        <w:rFonts w:eastAsia="黑体"/>
         <w:b/>
         <w:bCs/>
         <w:color w:themeColor="text1" w:val="000000"/>
@@ -11642,6 +12206,7 @@
     </w:tblStylePr>
     <w:tblStylePr w:type="lastCol">
       <w:rPr>
+        <w:rFonts w:eastAsia="黑体"/>
         <w:b w:val="0"/>
         <w:bCs w:val="0"/>
         <w:color w:themeColor="text1" w:val="000000"/>
@@ -11714,6 +12279,7 @@
     </w:tcPr>
     <w:tblStylePr w:type="firstRow">
       <w:rPr>
+        <w:rFonts w:eastAsia="黑体"/>
         <w:b/>
         <w:bCs/>
         <w:i w:val="0"/>
@@ -11735,6 +12301,7 @@
     </w:tblStylePr>
     <w:tblStylePr w:type="lastRow">
       <w:rPr>
+        <w:rFonts w:eastAsia="黑体"/>
         <w:b/>
         <w:bCs/>
         <w:i w:val="0"/>
@@ -11756,6 +12323,7 @@
     </w:tblStylePr>
     <w:tblStylePr w:type="firstCol">
       <w:rPr>
+        <w:rFonts w:eastAsia="黑体"/>
         <w:b/>
         <w:bCs/>
         <w:i w:val="0"/>
@@ -11775,6 +12343,7 @@
     </w:tblStylePr>
     <w:tblStylePr w:type="lastCol">
       <w:rPr>
+        <w:rFonts w:eastAsia="黑体"/>
         <w:b/>
         <w:bCs/>
         <w:i w:val="0"/>
@@ -11855,6 +12424,7 @@
     </w:tcPr>
     <w:tblStylePr w:type="firstRow">
       <w:rPr>
+        <w:rFonts w:eastAsia="黑体"/>
         <w:b/>
         <w:bCs/>
         <w:i w:val="0"/>
@@ -11876,6 +12446,7 @@
     </w:tblStylePr>
     <w:tblStylePr w:type="lastRow">
       <w:rPr>
+        <w:rFonts w:eastAsia="黑体"/>
         <w:b/>
         <w:bCs/>
         <w:i w:val="0"/>
@@ -11897,6 +12468,7 @@
     </w:tblStylePr>
     <w:tblStylePr w:type="firstCol">
       <w:rPr>
+        <w:rFonts w:eastAsia="黑体"/>
         <w:b/>
         <w:bCs/>
         <w:i w:val="0"/>
@@ -11916,6 +12488,7 @@
     </w:tblStylePr>
     <w:tblStylePr w:type="lastCol">
       <w:rPr>
+        <w:rFonts w:eastAsia="黑体"/>
         <w:b/>
         <w:bCs/>
         <w:i w:val="0"/>
@@ -11996,6 +12569,7 @@
     </w:tcPr>
     <w:tblStylePr w:type="firstRow">
       <w:rPr>
+        <w:rFonts w:eastAsia="黑体"/>
         <w:b/>
         <w:bCs/>
         <w:i w:val="0"/>
@@ -12017,6 +12591,7 @@
     </w:tblStylePr>
     <w:tblStylePr w:type="lastRow">
       <w:rPr>
+        <w:rFonts w:eastAsia="黑体"/>
         <w:b/>
         <w:bCs/>
         <w:i w:val="0"/>
@@ -12038,6 +12613,7 @@
     </w:tblStylePr>
     <w:tblStylePr w:type="firstCol">
       <w:rPr>
+        <w:rFonts w:eastAsia="黑体"/>
         <w:b/>
         <w:bCs/>
         <w:i w:val="0"/>
@@ -12057,6 +12633,7 @@
     </w:tblStylePr>
     <w:tblStylePr w:type="lastCol">
       <w:rPr>
+        <w:rFonts w:eastAsia="黑体"/>
         <w:b/>
         <w:bCs/>
         <w:i w:val="0"/>
@@ -12137,6 +12714,7 @@
     </w:tcPr>
     <w:tblStylePr w:type="firstRow">
       <w:rPr>
+        <w:rFonts w:eastAsia="黑体"/>
         <w:b/>
         <w:bCs/>
         <w:i w:val="0"/>
@@ -12158,6 +12736,7 @@
     </w:tblStylePr>
     <w:tblStylePr w:type="lastRow">
       <w:rPr>
+        <w:rFonts w:eastAsia="黑体"/>
         <w:b/>
         <w:bCs/>
         <w:i w:val="0"/>
@@ -12179,6 +12758,7 @@
     </w:tblStylePr>
     <w:tblStylePr w:type="firstCol">
       <w:rPr>
+        <w:rFonts w:eastAsia="黑体"/>
         <w:b/>
         <w:bCs/>
         <w:i w:val="0"/>
@@ -12198,6 +12778,7 @@
     </w:tblStylePr>
     <w:tblStylePr w:type="lastCol">
       <w:rPr>
+        <w:rFonts w:eastAsia="黑体"/>
         <w:b/>
         <w:bCs/>
         <w:i w:val="0"/>
@@ -12278,6 +12859,7 @@
     </w:tcPr>
     <w:tblStylePr w:type="firstRow">
       <w:rPr>
+        <w:rFonts w:eastAsia="黑体"/>
         <w:b/>
         <w:bCs/>
         <w:i w:val="0"/>
@@ -12299,6 +12881,7 @@
     </w:tblStylePr>
     <w:tblStylePr w:type="lastRow">
       <w:rPr>
+        <w:rFonts w:eastAsia="黑体"/>
         <w:b/>
         <w:bCs/>
         <w:i w:val="0"/>
@@ -12320,6 +12903,7 @@
     </w:tblStylePr>
     <w:tblStylePr w:type="firstCol">
       <w:rPr>
+        <w:rFonts w:eastAsia="黑体"/>
         <w:b/>
         <w:bCs/>
         <w:i w:val="0"/>
@@ -12339,6 +12923,7 @@
     </w:tblStylePr>
     <w:tblStylePr w:type="lastCol">
       <w:rPr>
+        <w:rFonts w:eastAsia="黑体"/>
         <w:b/>
         <w:bCs/>
         <w:i w:val="0"/>
@@ -12419,6 +13004,7 @@
     </w:tcPr>
     <w:tblStylePr w:type="firstRow">
       <w:rPr>
+        <w:rFonts w:eastAsia="黑体"/>
         <w:b/>
         <w:bCs/>
         <w:i w:val="0"/>
@@ -12440,6 +13026,7 @@
     </w:tblStylePr>
     <w:tblStylePr w:type="lastRow">
       <w:rPr>
+        <w:rFonts w:eastAsia="黑体"/>
         <w:b/>
         <w:bCs/>
         <w:i w:val="0"/>
@@ -12461,6 +13048,7 @@
     </w:tblStylePr>
     <w:tblStylePr w:type="firstCol">
       <w:rPr>
+        <w:rFonts w:eastAsia="黑体"/>
         <w:b/>
         <w:bCs/>
         <w:i w:val="0"/>
@@ -12480,6 +13068,7 @@
     </w:tblStylePr>
     <w:tblStylePr w:type="lastCol">
       <w:rPr>
+        <w:rFonts w:eastAsia="黑体"/>
         <w:b/>
         <w:bCs/>
         <w:i w:val="0"/>
@@ -12560,6 +13149,7 @@
     </w:tcPr>
     <w:tblStylePr w:type="firstRow">
       <w:rPr>
+        <w:rFonts w:eastAsia="黑体"/>
         <w:b/>
         <w:bCs/>
         <w:i w:val="0"/>
@@ -12581,6 +13171,7 @@
     </w:tblStylePr>
     <w:tblStylePr w:type="lastRow">
       <w:rPr>
+        <w:rFonts w:eastAsia="黑体"/>
         <w:b/>
         <w:bCs/>
         <w:i w:val="0"/>
@@ -12602,6 +13193,7 @@
     </w:tblStylePr>
     <w:tblStylePr w:type="firstCol">
       <w:rPr>
+        <w:rFonts w:eastAsia="黑体"/>
         <w:b/>
         <w:bCs/>
         <w:i w:val="0"/>
@@ -12621,6 +13213,7 @@
     </w:tblStylePr>
     <w:tblStylePr w:type="lastCol">
       <w:rPr>
+        <w:rFonts w:eastAsia="黑体"/>
         <w:b/>
         <w:bCs/>
         <w:i w:val="0"/>
@@ -12678,6 +13271,7 @@
       <w:spacing w:after="0" w:line="240" w:lineRule="auto"/>
     </w:pPr>
     <w:rPr>
+      <w:rFonts w:eastAsia="黑体"/>
       <w:color w:themeColor="background1" w:val="FFFFFF"/>
     </w:rPr>
     <w:tblPr>
@@ -12696,6 +13290,7 @@
     </w:tcPr>
     <w:tblStylePr w:type="firstRow">
       <w:rPr>
+        <w:rFonts w:eastAsia="黑体"/>
         <w:b/>
         <w:bCs/>
       </w:rPr>
@@ -12792,6 +13387,7 @@
       <w:spacing w:after="0" w:line="240" w:lineRule="auto"/>
     </w:pPr>
     <w:rPr>
+      <w:rFonts w:eastAsia="黑体"/>
       <w:color w:themeColor="background1" w:val="FFFFFF"/>
     </w:rPr>
     <w:tblPr>
@@ -12810,6 +13406,7 @@
     </w:tcPr>
     <w:tblStylePr w:type="firstRow">
       <w:rPr>
+        <w:rFonts w:eastAsia="黑体"/>
         <w:b/>
         <w:bCs/>
       </w:rPr>
@@ -12906,6 +13503,7 @@
       <w:spacing w:after="0" w:line="240" w:lineRule="auto"/>
     </w:pPr>
     <w:rPr>
+      <w:rFonts w:eastAsia="黑体"/>
       <w:color w:themeColor="background1" w:val="FFFFFF"/>
     </w:rPr>
     <w:tblPr>
@@ -12924,6 +13522,7 @@
     </w:tcPr>
     <w:tblStylePr w:type="firstRow">
       <w:rPr>
+        <w:rFonts w:eastAsia="黑体"/>
         <w:b/>
         <w:bCs/>
       </w:rPr>
@@ -13020,6 +13619,7 @@
       <w:spacing w:after="0" w:line="240" w:lineRule="auto"/>
     </w:pPr>
     <w:rPr>
+      <w:rFonts w:eastAsia="黑体"/>
       <w:color w:themeColor="background1" w:val="FFFFFF"/>
     </w:rPr>
     <w:tblPr>
@@ -13038,6 +13638,7 @@
     </w:tcPr>
     <w:tblStylePr w:type="firstRow">
       <w:rPr>
+        <w:rFonts w:eastAsia="黑体"/>
         <w:b/>
         <w:bCs/>
       </w:rPr>
@@ -13134,6 +13735,7 @@
       <w:spacing w:after="0" w:line="240" w:lineRule="auto"/>
     </w:pPr>
     <w:rPr>
+      <w:rFonts w:eastAsia="黑体"/>
       <w:color w:themeColor="background1" w:val="FFFFFF"/>
     </w:rPr>
     <w:tblPr>
@@ -13152,6 +13754,7 @@
     </w:tcPr>
     <w:tblStylePr w:type="firstRow">
       <w:rPr>
+        <w:rFonts w:eastAsia="黑体"/>
         <w:b/>
         <w:bCs/>
       </w:rPr>
@@ -13248,6 +13851,7 @@
       <w:spacing w:after="0" w:line="240" w:lineRule="auto"/>
     </w:pPr>
     <w:rPr>
+      <w:rFonts w:eastAsia="黑体"/>
       <w:color w:themeColor="background1" w:val="FFFFFF"/>
     </w:rPr>
     <w:tblPr>
@@ -13266,6 +13870,7 @@
     </w:tcPr>
     <w:tblStylePr w:type="firstRow">
       <w:rPr>
+        <w:rFonts w:eastAsia="黑体"/>
         <w:b/>
         <w:bCs/>
       </w:rPr>
@@ -13362,6 +13967,7 @@
       <w:spacing w:after="0" w:line="240" w:lineRule="auto"/>
     </w:pPr>
     <w:rPr>
+      <w:rFonts w:eastAsia="黑体"/>
       <w:color w:themeColor="background1" w:val="FFFFFF"/>
     </w:rPr>
     <w:tblPr>
@@ -13380,6 +13986,7 @@
     </w:tcPr>
     <w:tblStylePr w:type="firstRow">
       <w:rPr>
+        <w:rFonts w:eastAsia="黑体"/>
         <w:b/>
         <w:bCs/>
       </w:rPr>
@@ -13476,6 +14083,7 @@
       <w:spacing w:after="0" w:line="240" w:lineRule="auto"/>
     </w:pPr>
     <w:rPr>
+      <w:rFonts w:eastAsia="黑体"/>
       <w:color w:themeColor="text1" w:val="000000"/>
     </w:rPr>
     <w:tblPr>
@@ -13502,6 +14110,7 @@
     </w:tcPr>
     <w:tblStylePr w:type="firstRow">
       <w:rPr>
+        <w:rFonts w:eastAsia="黑体"/>
         <w:b/>
         <w:bCs/>
       </w:rPr>
@@ -13520,6 +14129,7 @@
     </w:tblStylePr>
     <w:tblStylePr w:type="lastRow">
       <w:rPr>
+        <w:rFonts w:eastAsia="黑体"/>
         <w:b/>
         <w:bCs/>
         <w:color w:themeColor="background1" w:val="FFFFFF"/>
@@ -13534,6 +14144,7 @@
     </w:tblStylePr>
     <w:tblStylePr w:type="firstCol">
       <w:rPr>
+        <w:rFonts w:eastAsia="黑体"/>
         <w:color w:themeColor="background1" w:val="FFFFFF"/>
       </w:rPr>
       <w:tblPr/>
@@ -13551,6 +14162,7 @@
     </w:tblStylePr>
     <w:tblStylePr w:type="lastCol">
       <w:rPr>
+        <w:rFonts w:eastAsia="黑体"/>
         <w:color w:themeColor="background1" w:val="FFFFFF"/>
       </w:rPr>
       <w:tblPr/>
@@ -13580,11 +14192,13 @@
     </w:tblStylePr>
     <w:tblStylePr w:type="neCell">
       <w:rPr>
+        <w:rFonts w:eastAsia="黑体"/>
         <w:color w:themeColor="text1" w:val="000000"/>
       </w:rPr>
     </w:tblStylePr>
     <w:tblStylePr w:type="nwCell">
       <w:rPr>
+        <w:rFonts w:eastAsia="黑体"/>
         <w:color w:themeColor="text1" w:val="000000"/>
       </w:rPr>
     </w:tblStylePr>
@@ -13598,6 +14212,7 @@
       <w:spacing w:after="0" w:line="240" w:lineRule="auto"/>
     </w:pPr>
     <w:rPr>
+      <w:rFonts w:eastAsia="黑体"/>
       <w:color w:themeColor="text1" w:val="000000"/>
     </w:rPr>
     <w:tblPr>
@@ -13624,6 +14239,7 @@
     </w:tcPr>
     <w:tblStylePr w:type="firstRow">
       <w:rPr>
+        <w:rFonts w:eastAsia="黑体"/>
         <w:b/>
         <w:bCs/>
       </w:rPr>
@@ -13642,6 +14258,7 @@
     </w:tblStylePr>
     <w:tblStylePr w:type="lastRow">
       <w:rPr>
+        <w:rFonts w:eastAsia="黑体"/>
         <w:b/>
         <w:bCs/>
         <w:color w:themeColor="background1" w:val="FFFFFF"/>
@@ -13656,6 +14273,7 @@
     </w:tblStylePr>
     <w:tblStylePr w:type="firstCol">
       <w:rPr>
+        <w:rFonts w:eastAsia="黑体"/>
         <w:color w:themeColor="background1" w:val="FFFFFF"/>
       </w:rPr>
       <w:tblPr/>
@@ -13673,6 +14291,7 @@
     </w:tblStylePr>
     <w:tblStylePr w:type="lastCol">
       <w:rPr>
+        <w:rFonts w:eastAsia="黑体"/>
         <w:color w:themeColor="background1" w:val="FFFFFF"/>
       </w:rPr>
       <w:tblPr/>
@@ -13702,11 +14321,13 @@
     </w:tblStylePr>
     <w:tblStylePr w:type="neCell">
       <w:rPr>
+        <w:rFonts w:eastAsia="黑体"/>
         <w:color w:themeColor="text1" w:val="000000"/>
       </w:rPr>
     </w:tblStylePr>
     <w:tblStylePr w:type="nwCell">
       <w:rPr>
+        <w:rFonts w:eastAsia="黑体"/>
         <w:color w:themeColor="text1" w:val="000000"/>
       </w:rPr>
     </w:tblStylePr>
@@ -13720,6 +14341,7 @@
       <w:spacing w:after="0" w:line="240" w:lineRule="auto"/>
     </w:pPr>
     <w:rPr>
+      <w:rFonts w:eastAsia="黑体"/>
       <w:color w:themeColor="text1" w:val="000000"/>
     </w:rPr>
     <w:tblPr>
@@ -13746,6 +14368,7 @@
     </w:tcPr>
     <w:tblStylePr w:type="firstRow">
       <w:rPr>
+        <w:rFonts w:eastAsia="黑体"/>
         <w:b/>
         <w:bCs/>
       </w:rPr>
@@ -13764,6 +14387,7 @@
     </w:tblStylePr>
     <w:tblStylePr w:type="lastRow">
       <w:rPr>
+        <w:rFonts w:eastAsia="黑体"/>
         <w:b/>
         <w:bCs/>
         <w:color w:themeColor="background1" w:val="FFFFFF"/>
@@ -13778,6 +14402,7 @@
     </w:tblStylePr>
     <w:tblStylePr w:type="firstCol">
       <w:rPr>
+        <w:rFonts w:eastAsia="黑体"/>
         <w:color w:themeColor="background1" w:val="FFFFFF"/>
       </w:rPr>
       <w:tblPr/>
@@ -13795,6 +14420,7 @@
     </w:tblStylePr>
     <w:tblStylePr w:type="lastCol">
       <w:rPr>
+        <w:rFonts w:eastAsia="黑体"/>
         <w:color w:themeColor="background1" w:val="FFFFFF"/>
       </w:rPr>
       <w:tblPr/>
@@ -13824,11 +14450,13 @@
     </w:tblStylePr>
     <w:tblStylePr w:type="neCell">
       <w:rPr>
+        <w:rFonts w:eastAsia="黑体"/>
         <w:color w:themeColor="text1" w:val="000000"/>
       </w:rPr>
     </w:tblStylePr>
     <w:tblStylePr w:type="nwCell">
       <w:rPr>
+        <w:rFonts w:eastAsia="黑体"/>
         <w:color w:themeColor="text1" w:val="000000"/>
       </w:rPr>
     </w:tblStylePr>
@@ -13842,6 +14470,7 @@
       <w:spacing w:after="0" w:line="240" w:lineRule="auto"/>
     </w:pPr>
     <w:rPr>
+      <w:rFonts w:eastAsia="黑体"/>
       <w:color w:themeColor="text1" w:val="000000"/>
     </w:rPr>
     <w:tblPr>
@@ -13868,6 +14497,7 @@
     </w:tcPr>
     <w:tblStylePr w:type="firstRow">
       <w:rPr>
+        <w:rFonts w:eastAsia="黑体"/>
         <w:b/>
         <w:bCs/>
       </w:rPr>
@@ -13886,6 +14516,7 @@
     </w:tblStylePr>
     <w:tblStylePr w:type="lastRow">
       <w:rPr>
+        <w:rFonts w:eastAsia="黑体"/>
         <w:b/>
         <w:bCs/>
         <w:color w:themeColor="background1" w:val="FFFFFF"/>
@@ -13900,6 +14531,7 @@
     </w:tblStylePr>
     <w:tblStylePr w:type="firstCol">
       <w:rPr>
+        <w:rFonts w:eastAsia="黑体"/>
         <w:color w:themeColor="background1" w:val="FFFFFF"/>
       </w:rPr>
       <w:tblPr/>
@@ -13917,6 +14549,7 @@
     </w:tblStylePr>
     <w:tblStylePr w:type="lastCol">
       <w:rPr>
+        <w:rFonts w:eastAsia="黑体"/>
         <w:color w:themeColor="background1" w:val="FFFFFF"/>
       </w:rPr>
       <w:tblPr/>
@@ -13954,6 +14587,7 @@
       <w:spacing w:after="0" w:line="240" w:lineRule="auto"/>
     </w:pPr>
     <w:rPr>
+      <w:rFonts w:eastAsia="黑体"/>
       <w:color w:themeColor="text1" w:val="000000"/>
     </w:rPr>
     <w:tblPr>
@@ -13980,6 +14614,7 @@
     </w:tcPr>
     <w:tblStylePr w:type="firstRow">
       <w:rPr>
+        <w:rFonts w:eastAsia="黑体"/>
         <w:b/>
         <w:bCs/>
       </w:rPr>
@@ -13998,6 +14633,7 @@
     </w:tblStylePr>
     <w:tblStylePr w:type="lastRow">
       <w:rPr>
+        <w:rFonts w:eastAsia="黑体"/>
         <w:b/>
         <w:bCs/>
         <w:color w:themeColor="background1" w:val="FFFFFF"/>
@@ -14012,6 +14648,7 @@
     </w:tblStylePr>
     <w:tblStylePr w:type="firstCol">
       <w:rPr>
+        <w:rFonts w:eastAsia="黑体"/>
         <w:color w:themeColor="background1" w:val="FFFFFF"/>
       </w:rPr>
       <w:tblPr/>
@@ -14029,6 +14666,7 @@
     </w:tblStylePr>
     <w:tblStylePr w:type="lastCol">
       <w:rPr>
+        <w:rFonts w:eastAsia="黑体"/>
         <w:color w:themeColor="background1" w:val="FFFFFF"/>
       </w:rPr>
       <w:tblPr/>
@@ -14058,11 +14696,13 @@
     </w:tblStylePr>
     <w:tblStylePr w:type="neCell">
       <w:rPr>
+        <w:rFonts w:eastAsia="黑体"/>
         <w:color w:themeColor="text1" w:val="000000"/>
       </w:rPr>
     </w:tblStylePr>
     <w:tblStylePr w:type="nwCell">
       <w:rPr>
+        <w:rFonts w:eastAsia="黑体"/>
         <w:color w:themeColor="text1" w:val="000000"/>
       </w:rPr>
     </w:tblStylePr>
@@ -14076,6 +14716,7 @@
       <w:spacing w:after="0" w:line="240" w:lineRule="auto"/>
     </w:pPr>
     <w:rPr>
+      <w:rFonts w:eastAsia="黑体"/>
       <w:color w:themeColor="text1" w:val="000000"/>
     </w:rPr>
     <w:tblPr>
@@ -14102,6 +14743,7 @@
     </w:tcPr>
     <w:tblStylePr w:type="firstRow">
       <w:rPr>
+        <w:rFonts w:eastAsia="黑体"/>
         <w:b/>
         <w:bCs/>
       </w:rPr>
@@ -14120,6 +14762,7 @@
     </w:tblStylePr>
     <w:tblStylePr w:type="lastRow">
       <w:rPr>
+        <w:rFonts w:eastAsia="黑体"/>
         <w:b/>
         <w:bCs/>
         <w:color w:themeColor="background1" w:val="FFFFFF"/>
@@ -14134,6 +14777,7 @@
     </w:tblStylePr>
     <w:tblStylePr w:type="firstCol">
       <w:rPr>
+        <w:rFonts w:eastAsia="黑体"/>
         <w:color w:themeColor="background1" w:val="FFFFFF"/>
       </w:rPr>
       <w:tblPr/>
@@ -14151,6 +14795,7 @@
     </w:tblStylePr>
     <w:tblStylePr w:type="lastCol">
       <w:rPr>
+        <w:rFonts w:eastAsia="黑体"/>
         <w:color w:themeColor="background1" w:val="FFFFFF"/>
       </w:rPr>
       <w:tblPr/>
@@ -14180,11 +14825,13 @@
     </w:tblStylePr>
     <w:tblStylePr w:type="neCell">
       <w:rPr>
+        <w:rFonts w:eastAsia="黑体"/>
         <w:color w:themeColor="text1" w:val="000000"/>
       </w:rPr>
     </w:tblStylePr>
     <w:tblStylePr w:type="nwCell">
       <w:rPr>
+        <w:rFonts w:eastAsia="黑体"/>
         <w:color w:themeColor="text1" w:val="000000"/>
       </w:rPr>
     </w:tblStylePr>
@@ -14198,6 +14845,7 @@
       <w:spacing w:after="0" w:line="240" w:lineRule="auto"/>
     </w:pPr>
     <w:rPr>
+      <w:rFonts w:eastAsia="黑体"/>
       <w:color w:themeColor="text1" w:val="000000"/>
     </w:rPr>
     <w:tblPr>
@@ -14224,6 +14872,7 @@
     </w:tcPr>
     <w:tblStylePr w:type="firstRow">
       <w:rPr>
+        <w:rFonts w:eastAsia="黑体"/>
         <w:b/>
         <w:bCs/>
       </w:rPr>
@@ -14242,6 +14891,7 @@
     </w:tblStylePr>
     <w:tblStylePr w:type="lastRow">
       <w:rPr>
+        <w:rFonts w:eastAsia="黑体"/>
         <w:b/>
         <w:bCs/>
         <w:color w:themeColor="background1" w:val="FFFFFF"/>
@@ -14256,6 +14906,7 @@
     </w:tblStylePr>
     <w:tblStylePr w:type="firstCol">
       <w:rPr>
+        <w:rFonts w:eastAsia="黑体"/>
         <w:color w:themeColor="background1" w:val="FFFFFF"/>
       </w:rPr>
       <w:tblPr/>
@@ -14273,6 +14924,7 @@
     </w:tblStylePr>
     <w:tblStylePr w:type="lastCol">
       <w:rPr>
+        <w:rFonts w:eastAsia="黑体"/>
         <w:color w:themeColor="background1" w:val="FFFFFF"/>
       </w:rPr>
       <w:tblPr/>
@@ -14302,11 +14954,13 @@
     </w:tblStylePr>
     <w:tblStylePr w:type="neCell">
       <w:rPr>
+        <w:rFonts w:eastAsia="黑体"/>
         <w:color w:themeColor="text1" w:val="000000"/>
       </w:rPr>
     </w:tblStylePr>
     <w:tblStylePr w:type="nwCell">
       <w:rPr>
+        <w:rFonts w:eastAsia="黑体"/>
         <w:color w:themeColor="text1" w:val="000000"/>
       </w:rPr>
     </w:tblStylePr>
@@ -14320,6 +14974,7 @@
       <w:spacing w:after="0" w:line="240" w:lineRule="auto"/>
     </w:pPr>
     <w:rPr>
+      <w:rFonts w:eastAsia="黑体"/>
       <w:color w:themeColor="text1" w:val="000000"/>
     </w:rPr>
     <w:tblPr>
@@ -14338,6 +14993,7 @@
     </w:tcPr>
     <w:tblStylePr w:type="firstRow">
       <w:rPr>
+        <w:rFonts w:eastAsia="黑体"/>
         <w:b/>
         <w:bCs/>
         <w:color w:themeColor="background1" w:val="FFFFFF"/>
@@ -14352,6 +15008,7 @@
     </w:tblStylePr>
     <w:tblStylePr w:type="lastRow">
       <w:rPr>
+        <w:rFonts w:eastAsia="黑体"/>
         <w:b/>
         <w:bCs/>
         <w:color w:themeColor="accent2" w:themeShade="CC" w:val="9E3A38"/>
@@ -14366,12 +15023,14 @@
     </w:tblStylePr>
     <w:tblStylePr w:type="firstCol">
       <w:rPr>
+        <w:rFonts w:eastAsia="黑体"/>
         <w:b/>
         <w:bCs/>
       </w:rPr>
     </w:tblStylePr>
     <w:tblStylePr w:type="lastCol">
       <w:rPr>
+        <w:rFonts w:eastAsia="黑体"/>
         <w:b/>
         <w:bCs/>
       </w:rPr>
@@ -14406,6 +15065,7 @@
       <w:spacing w:after="0" w:line="240" w:lineRule="auto"/>
     </w:pPr>
     <w:rPr>
+      <w:rFonts w:eastAsia="黑体"/>
       <w:color w:themeColor="text1" w:val="000000"/>
     </w:rPr>
     <w:tblPr>
@@ -14424,6 +15084,7 @@
     </w:tcPr>
     <w:tblStylePr w:type="firstRow">
       <w:rPr>
+        <w:rFonts w:eastAsia="黑体"/>
         <w:b/>
         <w:bCs/>
         <w:color w:themeColor="background1" w:val="FFFFFF"/>
@@ -14438,6 +15099,7 @@
     </w:tblStylePr>
     <w:tblStylePr w:type="lastRow">
       <w:rPr>
+        <w:rFonts w:eastAsia="黑体"/>
         <w:b/>
         <w:bCs/>
         <w:color w:themeColor="accent2" w:themeShade="CC" w:val="9E3A38"/>
@@ -14452,12 +15114,14 @@
     </w:tblStylePr>
     <w:tblStylePr w:type="firstCol">
       <w:rPr>
+        <w:rFonts w:eastAsia="黑体"/>
         <w:b/>
         <w:bCs/>
       </w:rPr>
     </w:tblStylePr>
     <w:tblStylePr w:type="lastCol">
       <w:rPr>
+        <w:rFonts w:eastAsia="黑体"/>
         <w:b/>
         <w:bCs/>
       </w:rPr>
@@ -14492,6 +15156,7 @@
       <w:spacing w:after="0" w:line="240" w:lineRule="auto"/>
     </w:pPr>
     <w:rPr>
+      <w:rFonts w:eastAsia="黑体"/>
       <w:color w:themeColor="text1" w:val="000000"/>
     </w:rPr>
     <w:tblPr>
@@ -14510,6 +15175,7 @@
     </w:tcPr>
     <w:tblStylePr w:type="firstRow">
       <w:rPr>
+        <w:rFonts w:eastAsia="黑体"/>
         <w:b/>
         <w:bCs/>
         <w:color w:themeColor="background1" w:val="FFFFFF"/>
@@ -14524,6 +15190,7 @@
     </w:tblStylePr>
     <w:tblStylePr w:type="lastRow">
       <w:rPr>
+        <w:rFonts w:eastAsia="黑体"/>
         <w:b/>
         <w:bCs/>
         <w:color w:themeColor="accent2" w:themeShade="CC" w:val="9E3A38"/>
@@ -14538,12 +15205,14 @@
     </w:tblStylePr>
     <w:tblStylePr w:type="firstCol">
       <w:rPr>
+        <w:rFonts w:eastAsia="黑体"/>
         <w:b/>
         <w:bCs/>
       </w:rPr>
     </w:tblStylePr>
     <w:tblStylePr w:type="lastCol">
       <w:rPr>
+        <w:rFonts w:eastAsia="黑体"/>
         <w:b/>
         <w:bCs/>
       </w:rPr>
@@ -14578,6 +15247,7 @@
       <w:spacing w:after="0" w:line="240" w:lineRule="auto"/>
     </w:pPr>
     <w:rPr>
+      <w:rFonts w:eastAsia="黑体"/>
       <w:color w:themeColor="text1" w:val="000000"/>
     </w:rPr>
     <w:tblPr>
@@ -14596,6 +15266,7 @@
     </w:tcPr>
     <w:tblStylePr w:type="firstRow">
       <w:rPr>
+        <w:rFonts w:eastAsia="黑体"/>
         <w:b/>
         <w:bCs/>
         <w:color w:themeColor="background1" w:val="FFFFFF"/>
@@ -14610,6 +15281,7 @@
     </w:tblStylePr>
     <w:tblStylePr w:type="lastRow">
       <w:rPr>
+        <w:rFonts w:eastAsia="黑体"/>
         <w:b/>
         <w:bCs/>
         <w:color w:themeColor="accent4" w:themeShade="CC" w:val="664E82"/>
@@ -14624,12 +15296,14 @@
     </w:tblStylePr>
     <w:tblStylePr w:type="firstCol">
       <w:rPr>
+        <w:rFonts w:eastAsia="黑体"/>
         <w:b/>
         <w:bCs/>
       </w:rPr>
     </w:tblStylePr>
     <w:tblStylePr w:type="lastCol">
       <w:rPr>
+        <w:rFonts w:eastAsia="黑体"/>
         <w:b/>
         <w:bCs/>
       </w:rPr>
@@ -14664,6 +15338,7 @@
       <w:spacing w:after="0" w:line="240" w:lineRule="auto"/>
     </w:pPr>
     <w:rPr>
+      <w:rFonts w:eastAsia="黑体"/>
       <w:color w:themeColor="text1" w:val="000000"/>
     </w:rPr>
     <w:tblPr>
@@ -14682,6 +15357,7 @@
     </w:tcPr>
     <w:tblStylePr w:type="firstRow">
       <w:rPr>
+        <w:rFonts w:eastAsia="黑体"/>
         <w:b/>
         <w:bCs/>
         <w:color w:themeColor="background1" w:val="FFFFFF"/>
@@ -14696,6 +15372,7 @@
     </w:tblStylePr>
     <w:tblStylePr w:type="lastRow">
       <w:rPr>
+        <w:rFonts w:eastAsia="黑体"/>
         <w:b/>
         <w:bCs/>
         <w:color w:themeColor="accent3" w:themeShade="CC" w:val="7E9C40"/>
@@ -14710,12 +15387,14 @@
     </w:tblStylePr>
     <w:tblStylePr w:type="firstCol">
       <w:rPr>
+        <w:rFonts w:eastAsia="黑体"/>
         <w:b/>
         <w:bCs/>
       </w:rPr>
     </w:tblStylePr>
     <w:tblStylePr w:type="lastCol">
       <w:rPr>
+        <w:rFonts w:eastAsia="黑体"/>
         <w:b/>
         <w:bCs/>
       </w:rPr>
@@ -14750,6 +15429,7 @@
       <w:spacing w:after="0" w:line="240" w:lineRule="auto"/>
     </w:pPr>
     <w:rPr>
+      <w:rFonts w:eastAsia="黑体"/>
       <w:color w:themeColor="text1" w:val="000000"/>
     </w:rPr>
     <w:tblPr>
@@ -14768,6 +15448,7 @@
     </w:tcPr>
     <w:tblStylePr w:type="firstRow">
       <w:rPr>
+        <w:rFonts w:eastAsia="黑体"/>
         <w:b/>
         <w:bCs/>
         <w:color w:themeColor="background1" w:val="FFFFFF"/>
@@ -14782,6 +15463,7 @@
     </w:tblStylePr>
     <w:tblStylePr w:type="lastRow">
       <w:rPr>
+        <w:rFonts w:eastAsia="黑体"/>
         <w:b/>
         <w:bCs/>
         <w:color w:themeColor="accent6" w:themeShade="CC" w:val="F2730A"/>
@@ -14796,12 +15478,14 @@
     </w:tblStylePr>
     <w:tblStylePr w:type="firstCol">
       <w:rPr>
+        <w:rFonts w:eastAsia="黑体"/>
         <w:b/>
         <w:bCs/>
       </w:rPr>
     </w:tblStylePr>
     <w:tblStylePr w:type="lastCol">
       <w:rPr>
+        <w:rFonts w:eastAsia="黑体"/>
         <w:b/>
         <w:bCs/>
       </w:rPr>
@@ -14836,6 +15520,7 @@
       <w:spacing w:after="0" w:line="240" w:lineRule="auto"/>
     </w:pPr>
     <w:rPr>
+      <w:rFonts w:eastAsia="黑体"/>
       <w:color w:themeColor="text1" w:val="000000"/>
     </w:rPr>
     <w:tblPr>
@@ -14854,6 +15539,7 @@
     </w:tcPr>
     <w:tblStylePr w:type="firstRow">
       <w:rPr>
+        <w:rFonts w:eastAsia="黑体"/>
         <w:b/>
         <w:bCs/>
         <w:color w:themeColor="background1" w:val="FFFFFF"/>
@@ -14868,6 +15554,7 @@
     </w:tblStylePr>
     <w:tblStylePr w:type="lastRow">
       <w:rPr>
+        <w:rFonts w:eastAsia="黑体"/>
         <w:b/>
         <w:bCs/>
         <w:color w:themeColor="accent5" w:themeShade="CC" w:val="348DA5"/>
@@ -14882,12 +15569,14 @@
     </w:tblStylePr>
     <w:tblStylePr w:type="firstCol">
       <w:rPr>
+        <w:rFonts w:eastAsia="黑体"/>
         <w:b/>
         <w:bCs/>
       </w:rPr>
     </w:tblStylePr>
     <w:tblStylePr w:type="lastCol">
       <w:rPr>
+        <w:rFonts w:eastAsia="黑体"/>
         <w:b/>
         <w:bCs/>
       </w:rPr>
@@ -14922,6 +15611,7 @@
       <w:spacing w:after="0" w:line="240" w:lineRule="auto"/>
     </w:pPr>
     <w:rPr>
+      <w:rFonts w:eastAsia="黑体"/>
       <w:color w:themeColor="text1" w:val="000000"/>
     </w:rPr>
     <w:tblPr>
@@ -14943,6 +15633,7 @@
     </w:tcPr>
     <w:tblStylePr w:type="firstRow">
       <w:rPr>
+        <w:rFonts w:eastAsia="黑体"/>
         <w:b/>
         <w:bCs/>
       </w:rPr>
@@ -14953,6 +15644,7 @@
     </w:tblStylePr>
     <w:tblStylePr w:type="lastRow">
       <w:rPr>
+        <w:rFonts w:eastAsia="黑体"/>
         <w:b/>
         <w:bCs/>
         <w:color w:themeColor="text1" w:val="000000"/>
@@ -14964,6 +15656,7 @@
     </w:tblStylePr>
     <w:tblStylePr w:type="firstCol">
       <w:rPr>
+        <w:rFonts w:eastAsia="黑体"/>
         <w:color w:themeColor="background1" w:val="FFFFFF"/>
       </w:rPr>
       <w:tblPr/>
@@ -14973,6 +15666,7 @@
     </w:tblStylePr>
     <w:tblStylePr w:type="lastCol">
       <w:rPr>
+        <w:rFonts w:eastAsia="黑体"/>
         <w:color w:themeColor="background1" w:val="FFFFFF"/>
       </w:rPr>
       <w:tblPr/>
@@ -15002,6 +15696,7 @@
       <w:spacing w:after="0" w:line="240" w:lineRule="auto"/>
     </w:pPr>
     <w:rPr>
+      <w:rFonts w:eastAsia="黑体"/>
       <w:color w:themeColor="text1" w:val="000000"/>
     </w:rPr>
     <w:tblPr>
@@ -15023,6 +15718,7 @@
     </w:tcPr>
     <w:tblStylePr w:type="firstRow">
       <w:rPr>
+        <w:rFonts w:eastAsia="黑体"/>
         <w:b/>
         <w:bCs/>
       </w:rPr>
@@ -15033,6 +15729,7 @@
     </w:tblStylePr>
     <w:tblStylePr w:type="lastRow">
       <w:rPr>
+        <w:rFonts w:eastAsia="黑体"/>
         <w:b/>
         <w:bCs/>
         <w:color w:themeColor="text1" w:val="000000"/>
@@ -15044,6 +15741,7 @@
     </w:tblStylePr>
     <w:tblStylePr w:type="firstCol">
       <w:rPr>
+        <w:rFonts w:eastAsia="黑体"/>
         <w:color w:themeColor="background1" w:val="FFFFFF"/>
       </w:rPr>
       <w:tblPr/>
@@ -15053,6 +15751,7 @@
     </w:tblStylePr>
     <w:tblStylePr w:type="lastCol">
       <w:rPr>
+        <w:rFonts w:eastAsia="黑体"/>
         <w:color w:themeColor="background1" w:val="FFFFFF"/>
       </w:rPr>
       <w:tblPr/>
@@ -15082,6 +15781,7 @@
       <w:spacing w:after="0" w:line="240" w:lineRule="auto"/>
     </w:pPr>
     <w:rPr>
+      <w:rFonts w:eastAsia="黑体"/>
       <w:color w:themeColor="text1" w:val="000000"/>
     </w:rPr>
     <w:tblPr>
@@ -15103,6 +15803,7 @@
     </w:tcPr>
     <w:tblStylePr w:type="firstRow">
       <w:rPr>
+        <w:rFonts w:eastAsia="黑体"/>
         <w:b/>
         <w:bCs/>
       </w:rPr>
@@ -15113,6 +15814,7 @@
     </w:tblStylePr>
     <w:tblStylePr w:type="lastRow">
       <w:rPr>
+        <w:rFonts w:eastAsia="黑体"/>
         <w:b/>
         <w:bCs/>
         <w:color w:themeColor="text1" w:val="000000"/>
@@ -15124,6 +15826,7 @@
     </w:tblStylePr>
     <w:tblStylePr w:type="firstCol">
       <w:rPr>
+        <w:rFonts w:eastAsia="黑体"/>
         <w:color w:themeColor="background1" w:val="FFFFFF"/>
       </w:rPr>
       <w:tblPr/>
@@ -15133,6 +15836,7 @@
     </w:tblStylePr>
     <w:tblStylePr w:type="lastCol">
       <w:rPr>
+        <w:rFonts w:eastAsia="黑体"/>
         <w:color w:themeColor="background1" w:val="FFFFFF"/>
       </w:rPr>
       <w:tblPr/>
@@ -15162,6 +15866,7 @@
       <w:spacing w:after="0" w:line="240" w:lineRule="auto"/>
     </w:pPr>
     <w:rPr>
+      <w:rFonts w:eastAsia="黑体"/>
       <w:color w:themeColor="text1" w:val="000000"/>
     </w:rPr>
     <w:tblPr>
@@ -15183,6 +15888,7 @@
     </w:tcPr>
     <w:tblStylePr w:type="firstRow">
       <w:rPr>
+        <w:rFonts w:eastAsia="黑体"/>
         <w:b/>
         <w:bCs/>
       </w:rPr>
@@ -15193,6 +15899,7 @@
     </w:tblStylePr>
     <w:tblStylePr w:type="lastRow">
       <w:rPr>
+        <w:rFonts w:eastAsia="黑体"/>
         <w:b/>
         <w:bCs/>
         <w:color w:themeColor="text1" w:val="000000"/>
@@ -15204,6 +15911,7 @@
     </w:tblStylePr>
     <w:tblStylePr w:type="firstCol">
       <w:rPr>
+        <w:rFonts w:eastAsia="黑体"/>
         <w:color w:themeColor="background1" w:val="FFFFFF"/>
       </w:rPr>
       <w:tblPr/>
@@ -15213,6 +15921,7 @@
     </w:tblStylePr>
     <w:tblStylePr w:type="lastCol">
       <w:rPr>
+        <w:rFonts w:eastAsia="黑体"/>
         <w:color w:themeColor="background1" w:val="FFFFFF"/>
       </w:rPr>
       <w:tblPr/>
@@ -15242,6 +15951,7 @@
       <w:spacing w:after="0" w:line="240" w:lineRule="auto"/>
     </w:pPr>
     <w:rPr>
+      <w:rFonts w:eastAsia="黑体"/>
       <w:color w:themeColor="text1" w:val="000000"/>
     </w:rPr>
     <w:tblPr>
@@ -15263,6 +15973,7 @@
     </w:tcPr>
     <w:tblStylePr w:type="firstRow">
       <w:rPr>
+        <w:rFonts w:eastAsia="黑体"/>
         <w:b/>
         <w:bCs/>
       </w:rPr>
@@ -15273,6 +15984,7 @@
     </w:tblStylePr>
     <w:tblStylePr w:type="lastRow">
       <w:rPr>
+        <w:rFonts w:eastAsia="黑体"/>
         <w:b/>
         <w:bCs/>
         <w:color w:themeColor="text1" w:val="000000"/>
@@ -15284,6 +15996,7 @@
     </w:tblStylePr>
     <w:tblStylePr w:type="firstCol">
       <w:rPr>
+        <w:rFonts w:eastAsia="黑体"/>
         <w:color w:themeColor="background1" w:val="FFFFFF"/>
       </w:rPr>
       <w:tblPr/>
@@ -15293,6 +16006,7 @@
     </w:tblStylePr>
     <w:tblStylePr w:type="lastCol">
       <w:rPr>
+        <w:rFonts w:eastAsia="黑体"/>
         <w:color w:themeColor="background1" w:val="FFFFFF"/>
       </w:rPr>
       <w:tblPr/>
@@ -15322,6 +16036,7 @@
       <w:spacing w:after="0" w:line="240" w:lineRule="auto"/>
     </w:pPr>
     <w:rPr>
+      <w:rFonts w:eastAsia="黑体"/>
       <w:color w:themeColor="text1" w:val="000000"/>
     </w:rPr>
     <w:tblPr>
@@ -15343,6 +16058,7 @@
     </w:tcPr>
     <w:tblStylePr w:type="firstRow">
       <w:rPr>
+        <w:rFonts w:eastAsia="黑体"/>
         <w:b/>
         <w:bCs/>
       </w:rPr>
@@ -15353,6 +16069,7 @@
     </w:tblStylePr>
     <w:tblStylePr w:type="lastRow">
       <w:rPr>
+        <w:rFonts w:eastAsia="黑体"/>
         <w:b/>
         <w:bCs/>
         <w:color w:themeColor="text1" w:val="000000"/>
@@ -15364,6 +16081,7 @@
     </w:tblStylePr>
     <w:tblStylePr w:type="firstCol">
       <w:rPr>
+        <w:rFonts w:eastAsia="黑体"/>
         <w:color w:themeColor="background1" w:val="FFFFFF"/>
       </w:rPr>
       <w:tblPr/>
@@ -15373,6 +16091,7 @@
     </w:tblStylePr>
     <w:tblStylePr w:type="lastCol">
       <w:rPr>
+        <w:rFonts w:eastAsia="黑体"/>
         <w:color w:themeColor="background1" w:val="FFFFFF"/>
       </w:rPr>
       <w:tblPr/>
@@ -15402,6 +16121,7 @@
       <w:spacing w:after="0" w:line="240" w:lineRule="auto"/>
     </w:pPr>
     <w:rPr>
+      <w:rFonts w:eastAsia="黑体"/>
       <w:color w:themeColor="text1" w:val="000000"/>
     </w:rPr>
     <w:tblPr>
@@ -15423,6 +16143,7 @@
     </w:tcPr>
     <w:tblStylePr w:type="firstRow">
       <w:rPr>
+        <w:rFonts w:eastAsia="黑体"/>
         <w:b/>
         <w:bCs/>
       </w:rPr>
@@ -15433,6 +16154,7 @@
     </w:tblStylePr>
     <w:tblStylePr w:type="lastRow">
       <w:rPr>
+        <w:rFonts w:eastAsia="黑体"/>
         <w:b/>
         <w:bCs/>
         <w:color w:themeColor="text1" w:val="000000"/>
@@ -15444,6 +16166,7 @@
     </w:tblStylePr>
     <w:tblStylePr w:type="firstCol">
       <w:rPr>
+        <w:rFonts w:eastAsia="黑体"/>
         <w:color w:themeColor="background1" w:val="FFFFFF"/>
       </w:rPr>
       <w:tblPr/>
@@ -15453,6 +16176,7 @@
     </w:tblStylePr>
     <w:tblStylePr w:type="lastCol">
       <w:rPr>
+        <w:rFonts w:eastAsia="黑体"/>
         <w:color w:themeColor="background1" w:val="FFFFFF"/>
       </w:rPr>
       <w:tblPr/>
@@ -15485,6 +16209,7 @@
     <w:name w:val="KeywordTok"/>
     <w:basedOn w:val="VerbatimChar"/>
     <w:rPr>
+      <w:rFonts w:eastAsia="黑体"/>
       <w:b/>
       <w:color w:val="007020"/>
     </w:rPr>
@@ -15493,6 +16218,7 @@
     <w:name w:val="DataTypeTok"/>
     <w:basedOn w:val="VerbatimChar"/>
     <w:rPr>
+      <w:rFonts w:eastAsia="黑体"/>
       <w:color w:val="902000"/>
     </w:rPr>
   </w:style>
@@ -15500,6 +16226,7 @@
     <w:name w:val="DecValTok"/>
     <w:basedOn w:val="VerbatimChar"/>
     <w:rPr>
+      <w:rFonts w:eastAsia="黑体"/>
       <w:color w:val="40a070"/>
     </w:rPr>
   </w:style>
@@ -15507,6 +16234,7 @@
     <w:name w:val="BaseNTok"/>
     <w:basedOn w:val="VerbatimChar"/>
     <w:rPr>
+      <w:rFonts w:eastAsia="黑体"/>
       <w:color w:val="40a070"/>
     </w:rPr>
   </w:style>
@@ -15514,6 +16242,7 @@
     <w:name w:val="FloatTok"/>
     <w:basedOn w:val="VerbatimChar"/>
     <w:rPr>
+      <w:rFonts w:eastAsia="黑体"/>
       <w:color w:val="40a070"/>
     </w:rPr>
   </w:style>
@@ -15521,6 +16250,7 @@
     <w:name w:val="ConstantTok"/>
     <w:basedOn w:val="VerbatimChar"/>
     <w:rPr>
+      <w:rFonts w:eastAsia="黑体"/>
       <w:color w:val="880000"/>
     </w:rPr>
   </w:style>
@@ -15528,6 +16258,7 @@
     <w:name w:val="CharTok"/>
     <w:basedOn w:val="VerbatimChar"/>
     <w:rPr>
+      <w:rFonts w:eastAsia="黑体"/>
       <w:color w:val="4070a0"/>
     </w:rPr>
   </w:style>
@@ -15535,6 +16266,7 @@
     <w:name w:val="SpecialCharTok"/>
     <w:basedOn w:val="VerbatimChar"/>
     <w:rPr>
+      <w:rFonts w:eastAsia="黑体"/>
       <w:color w:val="4070a0"/>
     </w:rPr>
   </w:style>
@@ -15542,6 +16274,7 @@
     <w:name w:val="StringTok"/>
     <w:basedOn w:val="VerbatimChar"/>
     <w:rPr>
+      <w:rFonts w:eastAsia="黑体"/>
       <w:color w:val="4070a0"/>
     </w:rPr>
   </w:style>
@@ -15549,6 +16282,7 @@
     <w:name w:val="VerbatimStringTok"/>
     <w:basedOn w:val="VerbatimChar"/>
     <w:rPr>
+      <w:rFonts w:eastAsia="黑体"/>
       <w:color w:val="4070a0"/>
     </w:rPr>
   </w:style>
@@ -15556,6 +16290,7 @@
     <w:name w:val="SpecialStringTok"/>
     <w:basedOn w:val="VerbatimChar"/>
     <w:rPr>
+      <w:rFonts w:eastAsia="黑体"/>
       <w:color w:val="bb6688"/>
     </w:rPr>
   </w:style>
@@ -15563,6 +16298,7 @@
     <w:name w:val="ImportTok"/>
     <w:basedOn w:val="VerbatimChar"/>
     <w:rPr>
+      <w:rFonts w:eastAsia="黑体"/>
       <w:b/>
       <w:color w:val="008000"/>
     </w:rPr>
@@ -15571,6 +16307,7 @@
     <w:name w:val="CommentTok"/>
     <w:basedOn w:val="VerbatimChar"/>
     <w:rPr>
+      <w:rFonts w:eastAsia="黑体"/>
       <w:i/>
       <w:color w:val="60a0b0"/>
     </w:rPr>
@@ -15579,6 +16316,7 @@
     <w:name w:val="DocumentationTok"/>
     <w:basedOn w:val="VerbatimChar"/>
     <w:rPr>
+      <w:rFonts w:eastAsia="黑体"/>
       <w:i/>
       <w:color w:val="ba2121"/>
     </w:rPr>
@@ -15587,6 +16325,7 @@
     <w:name w:val="AnnotationTok"/>
     <w:basedOn w:val="VerbatimChar"/>
     <w:rPr>
+      <w:rFonts w:eastAsia="黑体"/>
       <w:b/>
       <w:i/>
       <w:color w:val="60a0b0"/>
@@ -15596,6 +16335,7 @@
     <w:name w:val="CommentVarTok"/>
     <w:basedOn w:val="VerbatimChar"/>
     <w:rPr>
+      <w:rFonts w:eastAsia="黑体"/>
       <w:b/>
       <w:i/>
       <w:color w:val="60a0b0"/>
@@ -15605,6 +16345,7 @@
     <w:name w:val="OtherTok"/>
     <w:basedOn w:val="VerbatimChar"/>
     <w:rPr>
+      <w:rFonts w:eastAsia="黑体"/>
       <w:color w:val="007020"/>
     </w:rPr>
   </w:style>
@@ -15612,6 +16353,7 @@
     <w:name w:val="FunctionTok"/>
     <w:basedOn w:val="VerbatimChar"/>
     <w:rPr>
+      <w:rFonts w:eastAsia="黑体"/>
       <w:color w:val="06287e"/>
     </w:rPr>
   </w:style>
@@ -15619,6 +16361,7 @@
     <w:name w:val="VariableTok"/>
     <w:basedOn w:val="VerbatimChar"/>
     <w:rPr>
+      <w:rFonts w:eastAsia="黑体"/>
       <w:color w:val="19177c"/>
     </w:rPr>
   </w:style>
@@ -15626,6 +16369,7 @@
     <w:name w:val="ControlFlowTok"/>
     <w:basedOn w:val="VerbatimChar"/>
     <w:rPr>
+      <w:rFonts w:eastAsia="黑体"/>
       <w:b/>
       <w:color w:val="007020"/>
     </w:rPr>
@@ -15634,6 +16378,7 @@
     <w:name w:val="OperatorTok"/>
     <w:basedOn w:val="VerbatimChar"/>
     <w:rPr>
+      <w:rFonts w:eastAsia="黑体"/>
       <w:color w:val="666666"/>
     </w:rPr>
   </w:style>
@@ -15641,18 +16386,22 @@
     <w:name w:val="BuiltInTok"/>
     <w:basedOn w:val="VerbatimChar"/>
     <w:rPr>
+      <w:rFonts w:eastAsia="黑体"/>
       <w:color w:val="008000"/>
     </w:rPr>
   </w:style>
   <w:style w:type="character" w:customStyle="1" w:styleId="ExtensionTok">
     <w:name w:val="ExtensionTok"/>
     <w:basedOn w:val="VerbatimChar"/>
-    <w:rPr/>
+    <w:rPr>
+      <w:rFonts w:eastAsia="黑体"/>
+    </w:rPr>
   </w:style>
   <w:style w:type="character" w:customStyle="1" w:styleId="PreprocessorTok">
     <w:name w:val="PreprocessorTok"/>
     <w:basedOn w:val="VerbatimChar"/>
     <w:rPr>
+      <w:rFonts w:eastAsia="黑体"/>
       <w:color w:val="bc7a00"/>
     </w:rPr>
   </w:style>
@@ -15660,18 +16409,22 @@
     <w:name w:val="AttributeTok"/>
     <w:basedOn w:val="VerbatimChar"/>
     <w:rPr>
+      <w:rFonts w:eastAsia="黑体"/>
       <w:color w:val="7d9029"/>
     </w:rPr>
   </w:style>
   <w:style w:type="character" w:customStyle="1" w:styleId="RegionMarkerTok">
     <w:name w:val="RegionMarkerTok"/>
     <w:basedOn w:val="VerbatimChar"/>
-    <w:rPr/>
+    <w:rPr>
+      <w:rFonts w:eastAsia="黑体"/>
+    </w:rPr>
   </w:style>
   <w:style w:type="character" w:customStyle="1" w:styleId="InformationTok">
     <w:name w:val="InformationTok"/>
     <w:basedOn w:val="VerbatimChar"/>
     <w:rPr>
+      <w:rFonts w:eastAsia="黑体"/>
       <w:b/>
       <w:i/>
       <w:color w:val="60a0b0"/>
@@ -15681,6 +16434,7 @@
     <w:name w:val="WarningTok"/>
     <w:basedOn w:val="VerbatimChar"/>
     <w:rPr>
+      <w:rFonts w:eastAsia="黑体"/>
       <w:b/>
       <w:i/>
       <w:color w:val="60a0b0"/>
@@ -15690,6 +16444,7 @@
     <w:name w:val="AlertTok"/>
     <w:basedOn w:val="VerbatimChar"/>
     <w:rPr>
+      <w:rFonts w:eastAsia="黑体"/>
       <w:b/>
       <w:color w:val="ff0000"/>
     </w:rPr>
@@ -15698,6 +16453,7 @@
     <w:name w:val="ErrorTok"/>
     <w:basedOn w:val="VerbatimChar"/>
     <w:rPr>
+      <w:rFonts w:eastAsia="黑体"/>
       <w:b/>
       <w:color w:val="ff0000"/>
     </w:rPr>
@@ -15705,7 +16461,9 @@
   <w:style w:type="character" w:customStyle="1" w:styleId="NormalTok">
     <w:name w:val="NormalTok"/>
     <w:basedOn w:val="VerbatimChar"/>
-    <w:rPr/>
+    <w:rPr>
+      <w:rFonts w:eastAsia="黑体"/>
+    </w:rPr>
   </w:style>
 </w:styles>
 </file>
@@ -15754,12 +16512,12 @@
     <a:fontScheme name="Office">
       <a:majorFont>
         <a:latin typeface="Calibri"/>
-        <a:ea typeface=""/>
+        <a:ea typeface="黑体"/>
         <a:cs typeface=""/>
         <a:font script="Jpan" typeface="ＭＳ ゴシック"/>
         <a:font script="Hang" typeface="맑은 고딕"/>
-        <a:font script="Hans" typeface="宋体"/>
-        <a:font script="Hant" typeface="新細明體"/>
+        <a:font script="Hans" typeface="黑体"/>
+        <a:font script="Hant" typeface="黑体"/>
         <a:font script="Arab" typeface="Times New Roman"/>
         <a:font script="Hebr" typeface="Times New Roman"/>
         <a:font script="Thai" typeface="Angsana New"/>
@@ -15789,12 +16547,12 @@
       </a:majorFont>
       <a:minorFont>
         <a:latin typeface="Cambria"/>
-        <a:ea typeface=""/>
+        <a:ea typeface="黑体"/>
         <a:cs typeface=""/>
         <a:font script="Jpan" typeface="ＭＳ 明朝"/>
         <a:font script="Hang" typeface="맑은 고딕"/>
-        <a:font script="Hans" typeface="宋体"/>
-        <a:font script="Hant" typeface="新細明體"/>
+        <a:font script="Hans" typeface="黑体"/>
+        <a:font script="Hant" typeface="黑体"/>
         <a:font script="Arab" typeface="Arial"/>
         <a:font script="Hebr" typeface="Arial"/>
         <a:font script="Thai" typeface="Cordia New"/>

--- a/08-传感器电路/11-声音传感器电路/声音检测电路/声音检测电路.docx
+++ b/08-传感器电路/11-声音传感器电路/声音检测电路/声音检测电路.docx
@@ -3441,7 +3441,7 @@
           <w:color w:val="555555"/>
           <w:sz w:val="21"/>
         </w:rPr>
-        <w:t>材料收集者：杜文杰，WX手机：19519196569，QQ:3478827729</w:t>
+        <w:t>材料收集者：杜文杰，微信/手机：19519196569，QQ:3478827729</w:t>
       </w:r>
     </w:p>
     <w:sectPr>
